--- a/docs/BAOAB/Understanding_CfC+BAOAB_PyTorch_code.docx
+++ b/docs/BAOAB/Understanding_CfC+BAOAB_PyTorch_code.docx
@@ -60,7 +60,790 @@
       </w:r>
     </w:p>
     <w:p/>
+    <w:p>
+      <w:r>
+        <w:t xml:space="preserve">Cell 6b-2 </w:t>
+      </w:r>
+      <w:r>
+        <w:t xml:space="preserve">in notebook </w:t>
+      </w:r>
+      <w:r>
+        <w:t>scaleup/colab_fock_cfc_baoab_aniso_gaussian_openwebtext_d384.ipynb</w:t>
+      </w:r>
+      <w:r>
+        <w:t>:</w:t>
+      </w:r>
+    </w:p>
     <w:p/>
+    <w:p>
+      <w:r>
+        <w:t># == Cell 6b-2: sigma_max(B_k)^2 diagnostic -- for bracketing PRECISION_LR_MAX ==</w:t>
+      </w:r>
+    </w:p>
+    <w:p>
+      <w:r>
+        <w:t>#</w:t>
+      </w:r>
+    </w:p>
+    <w:p>
+      <w:r>
+        <w:t># stiffness_report (Cell 6b) reports omega*dt from k_diag, the DIAGONAL</w:t>
+      </w:r>
+    </w:p>
+    <w:p>
+      <w:r>
+        <w:t># harmonic model -- exactly what baoab_cfc already integrates exactly, so</w:t>
+      </w:r>
+    </w:p>
+    <w:p>
+      <w:r>
+        <w:t># it is immune to unbounded B_k growth by construction (SS24, companion</w:t>
+      </w:r>
+    </w:p>
+    <w:p>
+      <w:r>
+        <w:t># note).  The channel that is NOT immune is the anisotropic low-rank</w:t>
+      </w:r>
+    </w:p>
+    <w:p>
+      <w:r>
+        <w:t># correction B_k B_k^T, which baoab_cfc still demotes to an explicit kick</w:t>
+      </w:r>
+    </w:p>
+    <w:p>
+      <w:r>
+        <w:t># (SS28.2/SS28.6) and which PRECISION_LR_MAX (SS29.3) / baoab_cfc_lowrank</w:t>
+      </w:r>
+    </w:p>
+    <w:p>
+      <w:r>
+        <w:t># (SS29.2) exist to fix.  This cell measures that raw quantity directly --</w:t>
+      </w:r>
+    </w:p>
+    <w:p>
+      <w:r>
+        <w:t># sigma_max(B_k)^2, per well, per xi-channel, per layer, BEFORE it is</w:t>
+      </w:r>
+    </w:p>
+    <w:p>
+      <w:r>
+        <w:t># mixed with a_k or gated by the Gaussian bump g_k -- so a</w:t>
+      </w:r>
+    </w:p>
+    <w:p>
+      <w:r>
+        <w:t># PRECISION_LR_MAX budget can be bracketed (SS31.4) between this</w:t>
+      </w:r>
+    </w:p>
+    <w:p>
+      <w:r>
+        <w:t># checkpoint's distribution and a spike-regime checkpoint's, instead of</w:t>
+      </w:r>
+    </w:p>
+    <w:p>
+      <w:r>
+        <w:t># guessed.  Mirrors the sigma_lr_* percentiles added to SCAF's</w:t>
+      </w:r>
+    </w:p>
+    <w:p>
+      <w:r>
+        <w:t># StiffnessProbe (semsimula-scaf, SS31.3).</w:t>
+      </w:r>
+    </w:p>
+    <w:p>
+      <w:r>
+        <w:t>#</w:t>
+      </w:r>
+    </w:p>
+    <w:p>
+      <w:r>
+        <w:t># Usage: load the checkpoint of interest into `model` (the existing</w:t>
+      </w:r>
+    </w:p>
+    <w:p>
+      <w:r>
+        <w:t># reload/checkpoint-loading cell already does this), then re-run this</w:t>
+      </w:r>
+    </w:p>
+    <w:p>
+      <w:r>
+        <w:t># cell.  Comparing a healthy checkpoint (e.g. this run's step-27,000 best)</w:t>
+      </w:r>
+    </w:p>
+    <w:p>
+      <w:r>
+        <w:t># against a spike-regime one (the `_prereload` snapshots saved at the</w:t>
+      </w:r>
+    </w:p>
+    <w:p>
+      <w:r>
+        <w:t># hard-trigger steps) is the SS31.2 bracketing protocol.</w:t>
+      </w:r>
+    </w:p>
+    <w:p/>
+    <w:p>
+      <w:r>
+        <w:t>import torch</w:t>
+      </w:r>
+    </w:p>
+    <w:p>
+      <w:r>
+        <w:t>_bd = torch.load(CKPT_DIR / f'{CKPT_PREFIX}_best.pt', map_location=DEVICE, weights_only=False)</w:t>
+      </w:r>
+    </w:p>
+    <w:p>
+      <w:r>
+        <w:t>model.load_state_dict(_bd['model_state_dict'], strict=False)</w:t>
+      </w:r>
+    </w:p>
+    <w:p>
+      <w:r>
+        <w:t>print(f"loaded step={_bd.get('step')}  PPL={_bd.get('val_ppl')}")</w:t>
+      </w:r>
+    </w:p>
+    <w:p>
+      <w:r>
+        <w:t>del _bd</w:t>
+      </w:r>
+    </w:p>
+    <w:p/>
+    <w:p>
+      <w:r>
+        <w:t>def sigma_lr_report(mdl, x):</w:t>
+      </w:r>
+    </w:p>
+    <w:p>
+      <w:r>
+        <w:t xml:space="preserve">    """Distribution of the raw sigma_max(B_k)^2 over layers, wells and</w:t>
+      </w:r>
+    </w:p>
+    <w:p>
+      <w:r>
+        <w:lastRenderedPageBreak/>
+        <w:t xml:space="preserve">    xi-channels -- the quantity PRECISION_LR_MAX caps directly. Deliberately</w:t>
+      </w:r>
+    </w:p>
+    <w:p>
+      <w:r>
+        <w:t xml:space="preserve">    NOT combined with a_k or g_k (unlike stiffness_report's omega*dt):</w:t>
+      </w:r>
+    </w:p>
+    <w:p>
+      <w:r>
+        <w:t xml:space="preserve">    bracketing a PRECISION_LR_MAX budget needs the raw per-well spectral</w:t>
+      </w:r>
+    </w:p>
+    <w:p>
+      <w:r>
+        <w:t xml:space="preserve">    norm, not a quantity already mixed with the bump weight or the</w:t>
+      </w:r>
+    </w:p>
+    <w:p>
+      <w:r>
+        <w:t xml:space="preserve">    diagonal precision.</w:t>
+      </w:r>
+    </w:p>
+    <w:p>
+      <w:r>
+        <w:t xml:space="preserve">    """</w:t>
+      </w:r>
+    </w:p>
+    <w:p>
+      <w:r>
+        <w:t xml:space="preserve">    if not hasattr(mdl.V_theta, 'context_components'):</w:t>
+      </w:r>
+    </w:p>
+    <w:p>
+      <w:r>
+        <w:t xml:space="preserve">        raise RuntimeError('V_theta has no context_components(); need the '</w:t>
+      </w:r>
+    </w:p>
+    <w:p>
+      <w:r>
+        <w:t xml:space="preserve">                           'anisotropic Gaussian family.')</w:t>
+      </w:r>
+    </w:p>
+    <w:p/>
+    <w:p>
+      <w:r>
+        <w:t xml:space="preserve">    seen = []</w:t>
+      </w:r>
+    </w:p>
+    <w:p>
+      <w:r>
+        <w:t xml:space="preserve">    _orig = mdl.V_theta.context_components</w:t>
+      </w:r>
+    </w:p>
+    <w:p/>
+    <w:p>
+      <w:r>
+        <w:t xml:space="preserve">    def _recording(xis):</w:t>
+      </w:r>
+    </w:p>
+    <w:p>
+      <w:r>
+        <w:t xml:space="preserve">        comps = _orig(xis)</w:t>
+      </w:r>
+    </w:p>
+    <w:p>
+      <w:r>
+        <w:t xml:space="preserve">        # comps: list of (mu, a, w, B) tuples, one per xi-channel (see</w:t>
+      </w:r>
+    </w:p>
+    <w:p>
+      <w:r>
+        <w:t xml:space="preserve">        # AnisotropicMultiContextGaussianVTheta.context_components).</w:t>
+      </w:r>
+    </w:p>
+    <w:p>
+      <w:r>
+        <w:t xml:space="preserve">        for (_mu, _a, _w, B) in comps:</w:t>
+      </w:r>
+    </w:p>
+    <w:p>
+      <w:r>
+        <w:t xml:space="preserve">            if B.shape[-1] == 0:</w:t>
+      </w:r>
+    </w:p>
+    <w:p>
+      <w:r>
+        <w:t xml:space="preserve">                continue</w:t>
+      </w:r>
+    </w:p>
+    <w:p>
+      <w:r>
+        <w:t xml:space="preserve">            # sigma_max(B_k)^2 = (largest singular value of B_k)^2, taken</w:t>
+      </w:r>
+    </w:p>
+    <w:p>
+      <w:r>
+        <w:t xml:space="preserve">            # from the SVD of B_k directly rather than eigvalsh(B_k^T B_k):</w:t>
+      </w:r>
+    </w:p>
+    <w:p>
+      <w:r>
+        <w:t xml:space="preserve">            # forming the Gram squares the condition number and can make</w:t>
+      </w:r>
+    </w:p>
+    <w:p>
+      <w:r>
+        <w:t xml:space="preserve">            # the symmetric-eigen driver fail to converge on degenerate</w:t>
+      </w:r>
+    </w:p>
+    <w:p>
+      <w:r>
+        <w:t xml:space="preserve">            # wells (same failure mode fixed in cfc_baoab.lowrank_modes).</w:t>
+      </w:r>
+    </w:p>
+    <w:p>
+      <w:r>
+        <w:t xml:space="preserve">            sigma_max_sq = torch.linalg.svdvals(B)[..., 0] ** 2  # (..., K)</w:t>
+      </w:r>
+    </w:p>
+    <w:p>
+      <w:r>
+        <w:t xml:space="preserve">            seen.append(sigma_max_sq.detach().float().flatten().cpu())</w:t>
+      </w:r>
+    </w:p>
+    <w:p>
+      <w:r>
+        <w:t xml:space="preserve">        return comps</w:t>
+      </w:r>
+    </w:p>
+    <w:p/>
+    <w:p>
+      <w:r>
+        <w:t xml:space="preserve">    mdl.V_theta.context_components = _recording</w:t>
+      </w:r>
+    </w:p>
+    <w:p>
+      <w:r>
+        <w:t xml:space="preserve">    try:</w:t>
+      </w:r>
+    </w:p>
+    <w:p>
+      <w:r>
+        <w:t xml:space="preserve">        was_training = mdl.training</w:t>
+      </w:r>
+    </w:p>
+    <w:p>
+      <w:r>
+        <w:t xml:space="preserve">        mdl.eval()</w:t>
+      </w:r>
+    </w:p>
+    <w:p>
+      <w:r>
+        <w:t xml:space="preserve">        with torch.enable_grad():</w:t>
+      </w:r>
+    </w:p>
+    <w:p>
+      <w:r>
+        <w:t xml:space="preserve">            mdl(x)</w:t>
+      </w:r>
+    </w:p>
+    <w:p>
+      <w:r>
+        <w:t xml:space="preserve">    finally:</w:t>
+      </w:r>
+    </w:p>
+    <w:p>
+      <w:r>
+        <w:t xml:space="preserve">        mdl.V_theta.context_components = _orig</w:t>
+      </w:r>
+    </w:p>
+    <w:p>
+      <w:r>
+        <w:t xml:space="preserve">        if was_training:</w:t>
+      </w:r>
+    </w:p>
+    <w:p>
+      <w:r>
+        <w:t xml:space="preserve">            mdl.train()</w:t>
+      </w:r>
+    </w:p>
+    <w:p/>
+    <w:p>
+      <w:r>
+        <w:t xml:space="preserve">    if not seen:</w:t>
+      </w:r>
+    </w:p>
+    <w:p>
+      <w:r>
+        <w:t xml:space="preserve">        return {'n_samples': 0}</w:t>
+      </w:r>
+    </w:p>
+    <w:p>
+      <w:r>
+        <w:t xml:space="preserve">    s = torch.cat(seen)</w:t>
+      </w:r>
+    </w:p>
+    <w:p>
+      <w:r>
+        <w:t xml:space="preserve">    n_total = int(s.numel())</w:t>
+      </w:r>
+    </w:p>
+    <w:p>
+      <w:r>
+        <w:t xml:space="preserve">    s_max = float(s.max())</w:t>
+      </w:r>
+    </w:p>
+    <w:p>
+      <w:r>
+        <w:t xml:space="preserve">    if n_total &gt; 4_000_000:</w:t>
+      </w:r>
+    </w:p>
+    <w:p>
+      <w:r>
+        <w:t xml:space="preserve">        idx = torch.randint(0, n_total, (4_000_000,))</w:t>
+      </w:r>
+    </w:p>
+    <w:p>
+      <w:r>
+        <w:t xml:space="preserve">        s_q = s[idx]</w:t>
+      </w:r>
+    </w:p>
+    <w:p>
+      <w:r>
+        <w:lastRenderedPageBreak/>
+        <w:t xml:space="preserve">    else:</w:t>
+      </w:r>
+    </w:p>
+    <w:p>
+      <w:r>
+        <w:t xml:space="preserve">        s_q = s</w:t>
+      </w:r>
+    </w:p>
+    <w:p>
+      <w:r>
+        <w:t xml:space="preserve">    q = torch.tensor([0.5, 0.9, 0.99, 0.999])</w:t>
+      </w:r>
+    </w:p>
+    <w:p>
+      <w:r>
+        <w:t xml:space="preserve">    qs = torch.quantile(s_q.double(), q.double()).float()</w:t>
+      </w:r>
+    </w:p>
+    <w:p>
+      <w:r>
+        <w:t xml:space="preserve">    qs = torch.cat([qs, torch.tensor([s_max])])</w:t>
+      </w:r>
+    </w:p>
+    <w:p>
+      <w:r>
+        <w:t xml:space="preserve">    return {</w:t>
+      </w:r>
+    </w:p>
+    <w:p>
+      <w:r>
+        <w:t xml:space="preserve">        'n_samples': n_total,</w:t>
+      </w:r>
+    </w:p>
+    <w:p>
+      <w:r>
+        <w:t xml:space="preserve">        'p50': float(qs[0]), 'p90': float(qs[1]), 'p99': float(qs[2]),</w:t>
+      </w:r>
+    </w:p>
+    <w:p>
+      <w:r>
+        <w:t xml:space="preserve">        'p999': float(qs[3]), 'max': float(qs[4]),</w:t>
+      </w:r>
+    </w:p>
+    <w:p>
+      <w:r>
+        <w:t xml:space="preserve">    }</w:t>
+      </w:r>
+    </w:p>
+    <w:p/>
+    <w:p/>
+    <w:p>
+      <w:r>
+        <w:t>_rng_slr = np.random.default_rng(0)</w:t>
+      </w:r>
+    </w:p>
+    <w:p>
+      <w:r>
+        <w:t>_xb_slr, _ = get_batch(train_ids, min(BATCH_SIZE, 4), BLOCK_SIZE, _rng_slr)</w:t>
+      </w:r>
+    </w:p>
+    <w:p>
+      <w:r>
+        <w:t>_rep_slr = sigma_lr_report(model, torch.from_numpy(_xb_slr).to(DEVICE))</w:t>
+      </w:r>
+    </w:p>
+    <w:p/>
+    <w:p>
+      <w:r>
+        <w:t>if _rep_slr['n_samples'] == 0:</w:t>
+      </w:r>
+    </w:p>
+    <w:p>
+      <w:r>
+        <w:t xml:space="preserve">    print('sigma_lr_report: no low-rank wells found (rank=0 or no '</w:t>
+      </w:r>
+    </w:p>
+    <w:p>
+      <w:r>
+        <w:t xml:space="preserve">          'context_components on this V_theta).')</w:t>
+      </w:r>
+    </w:p>
+    <w:p>
+      <w:r>
+        <w:t>else:</w:t>
+      </w:r>
+    </w:p>
+    <w:p>
+      <w:r>
+        <w:t xml:space="preserve">    print(f'sigma_max(B_k)^2 over {_rep_slr["n_samples"]:,} '</w:t>
+      </w:r>
+    </w:p>
+    <w:p>
+      <w:r>
+        <w:t xml:space="preserve">          f'(layer, xi-channel, well) samples:')</w:t>
+      </w:r>
+    </w:p>
+    <w:p>
+      <w:r>
+        <w:t xml:space="preserve">    print(f'  p50 {_rep_slr["p50"]:.3f}   p90 {_rep_slr["p90"]:.3f}   '</w:t>
+      </w:r>
+    </w:p>
+    <w:p>
+      <w:r>
+        <w:t xml:space="preserve">          f'p99 {_rep_slr["p99"]:.3f}   p99.9 {_rep_slr["p999"]:.3f}   '</w:t>
+      </w:r>
+    </w:p>
+    <w:p>
+      <w:r>
+        <w:t xml:space="preserve">          f'max {_rep_slr["max"]:.3f}')</w:t>
+      </w:r>
+    </w:p>
+    <w:p>
+      <w:r>
+        <w:t xml:space="preserve">    print('  =&gt; record this alongside the checkpoint step; compare a '</w:t>
+      </w:r>
+    </w:p>
+    <w:p>
+      <w:r>
+        <w:t xml:space="preserve">          'healthy checkpoint against a `_prereload` (spike-regime) '</w:t>
+      </w:r>
+    </w:p>
+    <w:p>
+      <w:r>
+        <w:t xml:space="preserve">          'snapshot to bracket PRECISION_LR_MAX per companion-note SS31.4 '</w:t>
+      </w:r>
+    </w:p>
+    <w:p>
+      <w:r>
+        <w:t xml:space="preserve">          '(set it above the healthy p95-p99, below the spike-regime '</w:t>
+      </w:r>
+    </w:p>
+    <w:p>
+      <w:r>
+        <w:t xml:space="preserve">          'p99/max, then bias slightly upward since the Frobenius cap is '</w:t>
+      </w:r>
+    </w:p>
+    <w:p>
+      <w:r>
+        <w:t xml:space="preserve">          'conservative by up to a factor ANISO_RANK).')</w:t>
+      </w:r>
+    </w:p>
+    <w:p/>
+    <w:p>
+      <w:r>
+        <w:t>I am seeing the following error of Cell 6b-2 with step 27000</w:t>
+      </w:r>
+      <w:r>
+        <w:t xml:space="preserve"> in notebook </w:t>
+      </w:r>
+      <w:r>
+        <w:t>scaleup/colab_fock_cfc_baoab_aniso_gaussian_openwebtext_d384.ipynb</w:t>
+      </w:r>
+      <w:r>
+        <w:t>:</w:t>
+      </w:r>
+    </w:p>
+    <w:p/>
+    <w:p>
+      <w:r>
+        <w:rPr>
+          <w:noProof/>
+        </w:rPr>
+        <w:lastRenderedPageBreak/>
+        <w:drawing>
+          <wp:inline distT="0" distB="0" distL="0" distR="0" wp14:anchorId="1EFF2683" wp14:editId="70EA0A78">
+            <wp:extent cx="5943600" cy="2781300"/>
+            <wp:effectExtent l="0" t="0" r="0" b="0"/>
+            <wp:docPr id="1452392185" name="Picture 1" descr="A screenshot of a computer&#10;&#10;AI-generated content may be incorrect."/>
+            <wp:cNvGraphicFramePr>
+              <a:graphicFrameLocks xmlns:a="http://schemas.openxmlformats.org/drawingml/2006/main" noChangeAspect="1"/>
+            </wp:cNvGraphicFramePr>
+            <a:graphic xmlns:a="http://schemas.openxmlformats.org/drawingml/2006/main">
+              <a:graphicData uri="http://schemas.openxmlformats.org/drawingml/2006/picture">
+                <pic:pic xmlns:pic="http://schemas.openxmlformats.org/drawingml/2006/picture">
+                  <pic:nvPicPr>
+                    <pic:cNvPr id="1452392185" name="Picture 1" descr="A screenshot of a computer&#10;&#10;AI-generated content may be incorrect."/>
+                    <pic:cNvPicPr/>
+                  </pic:nvPicPr>
+                  <pic:blipFill>
+                    <a:blip r:embed="rId4" cstate="print">
+                      <a:extLst>
+                        <a:ext uri="{28A0092B-C50C-407E-A947-70E740481C1C}">
+                          <a14:useLocalDpi xmlns:a14="http://schemas.microsoft.com/office/drawing/2010/main" val="0"/>
+                        </a:ext>
+                      </a:extLst>
+                    </a:blip>
+                    <a:stretch>
+                      <a:fillRect/>
+                    </a:stretch>
+                  </pic:blipFill>
+                  <pic:spPr>
+                    <a:xfrm>
+                      <a:off x="0" y="0"/>
+                      <a:ext cx="5943600" cy="2781300"/>
+                    </a:xfrm>
+                    <a:prstGeom prst="rect">
+                      <a:avLst/>
+                    </a:prstGeom>
+                  </pic:spPr>
+                </pic:pic>
+              </a:graphicData>
+            </a:graphic>
+          </wp:inline>
+        </w:drawing>
+      </w:r>
+      <w:r>
+        <w:rPr>
+          <w:noProof/>
+        </w:rPr>
+        <w:drawing>
+          <wp:inline distT="0" distB="0" distL="0" distR="0" wp14:anchorId="419F7F51" wp14:editId="1F1482C9">
+            <wp:extent cx="5943600" cy="4790440"/>
+            <wp:effectExtent l="0" t="0" r="0" b="0"/>
+            <wp:docPr id="1533586456" name="Picture 2"/>
+            <wp:cNvGraphicFramePr>
+              <a:graphicFrameLocks xmlns:a="http://schemas.openxmlformats.org/drawingml/2006/main" noChangeAspect="1"/>
+            </wp:cNvGraphicFramePr>
+            <a:graphic xmlns:a="http://schemas.openxmlformats.org/drawingml/2006/main">
+              <a:graphicData uri="http://schemas.openxmlformats.org/drawingml/2006/picture">
+                <pic:pic xmlns:pic="http://schemas.openxmlformats.org/drawingml/2006/picture">
+                  <pic:nvPicPr>
+                    <pic:cNvPr id="1533586456" name="Picture 2"/>
+                    <pic:cNvPicPr/>
+                  </pic:nvPicPr>
+                  <pic:blipFill>
+                    <a:blip r:embed="rId5" cstate="print">
+                      <a:extLst>
+                        <a:ext uri="{28A0092B-C50C-407E-A947-70E740481C1C}">
+                          <a14:useLocalDpi xmlns:a14="http://schemas.microsoft.com/office/drawing/2010/main" val="0"/>
+                        </a:ext>
+                      </a:extLst>
+                    </a:blip>
+                    <a:stretch>
+                      <a:fillRect/>
+                    </a:stretch>
+                  </pic:blipFill>
+                  <pic:spPr>
+                    <a:xfrm>
+                      <a:off x="0" y="0"/>
+                      <a:ext cx="5943600" cy="4790440"/>
+                    </a:xfrm>
+                    <a:prstGeom prst="rect">
+                      <a:avLst/>
+                    </a:prstGeom>
+                  </pic:spPr>
+                </pic:pic>
+              </a:graphicData>
+            </a:graphic>
+          </wp:inline>
+        </w:drawing>
+      </w:r>
+    </w:p>
+    <w:p/>
+    <w:p>
+      <w:r>
+        <w:rPr>
+          <w:noProof/>
+        </w:rPr>
+        <w:lastRenderedPageBreak/>
+        <w:drawing>
+          <wp:inline distT="0" distB="0" distL="0" distR="0" wp14:anchorId="783CDBFD" wp14:editId="5A6CE831">
+            <wp:extent cx="5943600" cy="3996690"/>
+            <wp:effectExtent l="0" t="0" r="0" b="3810"/>
+            <wp:docPr id="1376514794" name="Picture 3"/>
+            <wp:cNvGraphicFramePr>
+              <a:graphicFrameLocks xmlns:a="http://schemas.openxmlformats.org/drawingml/2006/main" noChangeAspect="1"/>
+            </wp:cNvGraphicFramePr>
+            <a:graphic xmlns:a="http://schemas.openxmlformats.org/drawingml/2006/main">
+              <a:graphicData uri="http://schemas.openxmlformats.org/drawingml/2006/picture">
+                <pic:pic xmlns:pic="http://schemas.openxmlformats.org/drawingml/2006/picture">
+                  <pic:nvPicPr>
+                    <pic:cNvPr id="1376514794" name="Picture 1376514794"/>
+                    <pic:cNvPicPr/>
+                  </pic:nvPicPr>
+                  <pic:blipFill>
+                    <a:blip r:embed="rId6" cstate="print">
+                      <a:extLst>
+                        <a:ext uri="{28A0092B-C50C-407E-A947-70E740481C1C}">
+                          <a14:useLocalDpi xmlns:a14="http://schemas.microsoft.com/office/drawing/2010/main" val="0"/>
+                        </a:ext>
+                      </a:extLst>
+                    </a:blip>
+                    <a:stretch>
+                      <a:fillRect/>
+                    </a:stretch>
+                  </pic:blipFill>
+                  <pic:spPr>
+                    <a:xfrm>
+                      <a:off x="0" y="0"/>
+                      <a:ext cx="5943600" cy="3996690"/>
+                    </a:xfrm>
+                    <a:prstGeom prst="rect">
+                      <a:avLst/>
+                    </a:prstGeom>
+                  </pic:spPr>
+                </pic:pic>
+              </a:graphicData>
+            </a:graphic>
+          </wp:inline>
+        </w:drawing>
+      </w:r>
+    </w:p>
+    <w:p/>
+    <w:p/>
+    <w:p>
+      <w:r>
+        <w:rPr>
+          <w:noProof/>
+        </w:rPr>
+        <w:lastRenderedPageBreak/>
+        <w:drawing>
+          <wp:inline distT="0" distB="0" distL="0" distR="0" wp14:anchorId="0DFA7424" wp14:editId="1943D5C7">
+            <wp:extent cx="5943600" cy="4555490"/>
+            <wp:effectExtent l="0" t="0" r="0" b="3810"/>
+            <wp:docPr id="1171841166" name="Picture 4" descr="A screenshot of a computer program&#10;&#10;AI-generated content may be incorrect."/>
+            <wp:cNvGraphicFramePr>
+              <a:graphicFrameLocks xmlns:a="http://schemas.openxmlformats.org/drawingml/2006/main" noChangeAspect="1"/>
+            </wp:cNvGraphicFramePr>
+            <a:graphic xmlns:a="http://schemas.openxmlformats.org/drawingml/2006/main">
+              <a:graphicData uri="http://schemas.openxmlformats.org/drawingml/2006/picture">
+                <pic:pic xmlns:pic="http://schemas.openxmlformats.org/drawingml/2006/picture">
+                  <pic:nvPicPr>
+                    <pic:cNvPr id="1171841166" name="Picture 4" descr="A screenshot of a computer program&#10;&#10;AI-generated content may be incorrect."/>
+                    <pic:cNvPicPr/>
+                  </pic:nvPicPr>
+                  <pic:blipFill>
+                    <a:blip r:embed="rId7" cstate="print">
+                      <a:extLst>
+                        <a:ext uri="{28A0092B-C50C-407E-A947-70E740481C1C}">
+                          <a14:useLocalDpi xmlns:a14="http://schemas.microsoft.com/office/drawing/2010/main" val="0"/>
+                        </a:ext>
+                      </a:extLst>
+                    </a:blip>
+                    <a:stretch>
+                      <a:fillRect/>
+                    </a:stretch>
+                  </pic:blipFill>
+                  <pic:spPr>
+                    <a:xfrm>
+                      <a:off x="0" y="0"/>
+                      <a:ext cx="5943600" cy="4555490"/>
+                    </a:xfrm>
+                    <a:prstGeom prst="rect">
+                      <a:avLst/>
+                    </a:prstGeom>
+                  </pic:spPr>
+                </pic:pic>
+              </a:graphicData>
+            </a:graphic>
+          </wp:inline>
+        </w:drawing>
+      </w:r>
+      <w:r>
+        <w:rPr>
+          <w:noProof/>
+        </w:rPr>
+        <w:drawing>
+          <wp:inline distT="0" distB="0" distL="0" distR="0" wp14:anchorId="7C26A9B8" wp14:editId="4123E638">
+            <wp:extent cx="5943600" cy="1936115"/>
+            <wp:effectExtent l="0" t="0" r="0" b="0"/>
+            <wp:docPr id="1727907666" name="Picture 5" descr="A black and white text on a black background&#10;&#10;AI-generated content may be incorrect."/>
+            <wp:cNvGraphicFramePr>
+              <a:graphicFrameLocks xmlns:a="http://schemas.openxmlformats.org/drawingml/2006/main" noChangeAspect="1"/>
+            </wp:cNvGraphicFramePr>
+            <a:graphic xmlns:a="http://schemas.openxmlformats.org/drawingml/2006/main">
+              <a:graphicData uri="http://schemas.openxmlformats.org/drawingml/2006/picture">
+                <pic:pic xmlns:pic="http://schemas.openxmlformats.org/drawingml/2006/picture">
+                  <pic:nvPicPr>
+                    <pic:cNvPr id="1727907666" name="Picture 5" descr="A black and white text on a black background&#10;&#10;AI-generated content may be incorrect."/>
+                    <pic:cNvPicPr/>
+                  </pic:nvPicPr>
+                  <pic:blipFill>
+                    <a:blip r:embed="rId8" cstate="print">
+                      <a:extLst>
+                        <a:ext uri="{28A0092B-C50C-407E-A947-70E740481C1C}">
+                          <a14:useLocalDpi xmlns:a14="http://schemas.microsoft.com/office/drawing/2010/main" val="0"/>
+                        </a:ext>
+                      </a:extLst>
+                    </a:blip>
+                    <a:stretch>
+                      <a:fillRect/>
+                    </a:stretch>
+                  </pic:blipFill>
+                  <pic:spPr>
+                    <a:xfrm>
+                      <a:off x="0" y="0"/>
+                      <a:ext cx="5943600" cy="1936115"/>
+                    </a:xfrm>
+                    <a:prstGeom prst="rect">
+                      <a:avLst/>
+                    </a:prstGeom>
+                  </pic:spPr>
+                </pic:pic>
+              </a:graphicData>
+            </a:graphic>
+          </wp:inline>
+        </w:drawing>
+      </w:r>
+    </w:p>
     <w:sectPr>
       <w:pgSz w:w="12240" w:h="15840"/>
       <w:pgMar w:top="1440" w:right="1440" w:bottom="1440" w:left="1440" w:header="720" w:footer="720" w:gutter="0"/>

--- a/docs/BAOAB/Understanding_CfC+BAOAB_PyTorch_code.docx
+++ b/docs/BAOAB/Understanding_CfC+BAOAB_PyTorch_code.docx
@@ -39,15 +39,179 @@
       <w:r>
         <w:t>[1]</w:t>
       </w:r>
-    </w:p>
-    <w:p>
-      <w:r>
-        <w:t>[2]</w:t>
-      </w:r>
-    </w:p>
-    <w:p>
-      <w:r>
-        <w:t>[3]</w:t>
+      <w:r>
+        <w:t xml:space="preserve">  </w:t>
+      </w:r>
+      <w:hyperlink r:id="rId4" w:history="1">
+        <w:r>
+          <w:rPr>
+            <w:rStyle w:val="Hyperlink"/>
+            <w:rFonts w:eastAsiaTheme="minorEastAsia"/>
+          </w:rPr>
+          <w:t>Semantic Simulation: A Prescriptive Lagrangian Framework for Efficient Semantic Inference, D.Gueorguiev, 2026</w:t>
+        </w:r>
+      </w:hyperlink>
+    </w:p>
+    <w:p>
+      <w:r>
+        <w:t xml:space="preserve">[2] </w:t>
+      </w:r>
+      <w:hyperlink r:id="rId5" w:history="1">
+        <w:r>
+          <w:rPr>
+            <w:rStyle w:val="Hyperlink"/>
+          </w:rPr>
+          <w:t>Deep Dive: The Blended CfC B̃AOAB̃ Integrator for Fock-PARFLM</w:t>
+        </w:r>
+      </w:hyperlink>
+      <w:r>
+        <w:t>, companion note from the SemSimula repo, 2026</w:t>
+      </w:r>
+    </w:p>
+    <w:p>
+      <w:r>
+        <w:t>[</w:t>
+      </w:r>
+      <w:r>
+        <w:t>3</w:t>
+      </w:r>
+      <w:r>
+        <w:t>]</w:t>
+      </w:r>
+      <w:r>
+        <w:t xml:space="preserve"> </w:t>
+      </w:r>
+      <w:hyperlink r:id="rId6" w:history="1">
+        <w:r>
+          <w:rPr>
+            <w:rStyle w:val="Hyperlink"/>
+          </w:rPr>
+          <w:t>Closed-Form and Hybrid Integration Strategies for Fock-PARFLM</w:t>
+        </w:r>
+      </w:hyperlink>
+      <w:r>
+        <w:t xml:space="preserve">, companion note from the SemSimula repo, 2026 </w:t>
+      </w:r>
+    </w:p>
+    <w:p>
+      <w:r>
+        <w:t>[</w:t>
+      </w:r>
+      <w:r>
+        <w:t>4</w:t>
+      </w:r>
+      <w:r>
+        <w:t>]</w:t>
+      </w:r>
+      <w:r>
+        <w:t xml:space="preserve"> </w:t>
+      </w:r>
+      <w:hyperlink r:id="rId7" w:history="1">
+        <w:r>
+          <w:rPr>
+            <w:rStyle w:val="Hyperlink"/>
+          </w:rPr>
+          <w:t xml:space="preserve">CfC/BAOAB Propagator and Stiffness Mitigations for Fock-PARFLM with Structured </w:t>
+        </w:r>
+        <m:oMath>
+          <m:sSub>
+            <m:sSubPr>
+              <m:ctrlPr>
+                <w:rPr>
+                  <w:rStyle w:val="Hyperlink"/>
+                  <w:rFonts w:ascii="Cambria Math" w:hAnsi="Cambria Math"/>
+                  <w:i/>
+                </w:rPr>
+              </m:ctrlPr>
+            </m:sSubPr>
+            <m:e>
+              <m:r>
+                <w:rPr>
+                  <w:rStyle w:val="Hyperlink"/>
+                  <w:rFonts w:ascii="Cambria Math" w:hAnsi="Cambria Math"/>
+                </w:rPr>
+                <m:t>V</m:t>
+              </m:r>
+            </m:e>
+            <m:sub>
+              <m:r>
+                <w:rPr>
+                  <w:rStyle w:val="Hyperlink"/>
+                  <w:rFonts w:ascii="Cambria Math" w:hAnsi="Cambria Math"/>
+                </w:rPr>
+                <m:t>θ</m:t>
+              </m:r>
+            </m:sub>
+          </m:sSub>
+        </m:oMath>
+      </w:hyperlink>
+      <w:r>
+        <w:rPr>
+          <w:rFonts w:eastAsiaTheme="minorEastAsia"/>
+        </w:rPr>
+        <w:t>, companion note from SemSimula repo</w:t>
+      </w:r>
+      <w:r>
+        <w:rPr>
+          <w:rFonts w:eastAsiaTheme="minorEastAsia"/>
+        </w:rPr>
+        <w:t>, 2026</w:t>
+      </w:r>
+    </w:p>
+    <w:p>
+      <w:r>
+        <w:t>[</w:t>
+      </w:r>
+      <w:r>
+        <w:t>5</w:t>
+      </w:r>
+      <w:r>
+        <w:t xml:space="preserve">] </w:t>
+      </w:r>
+      <w:hyperlink r:id="rId8" w:history="1">
+        <w:r>
+          <w:rPr>
+            <w:rStyle w:val="Hyperlink"/>
+          </w:rPr>
+          <w:t xml:space="preserve">Training Instabilities in Fock-PARFLM v2.1 with Structured </w:t>
+        </w:r>
+        <m:oMath>
+          <m:sSub>
+            <m:sSubPr>
+              <m:ctrlPr>
+                <w:rPr>
+                  <w:rStyle w:val="Hyperlink"/>
+                  <w:rFonts w:ascii="Cambria Math" w:hAnsi="Cambria Math"/>
+                  <w:i/>
+                </w:rPr>
+              </m:ctrlPr>
+            </m:sSubPr>
+            <m:e>
+              <m:r>
+                <w:rPr>
+                  <w:rStyle w:val="Hyperlink"/>
+                  <w:rFonts w:ascii="Cambria Math" w:hAnsi="Cambria Math"/>
+                </w:rPr>
+                <m:t>V</m:t>
+              </m:r>
+            </m:e>
+            <m:sub>
+              <m:r>
+                <w:rPr>
+                  <w:rStyle w:val="Hyperlink"/>
+                  <w:rFonts w:ascii="Cambria Math" w:hAnsi="Cambria Math"/>
+                </w:rPr>
+                <m:t>θ</m:t>
+              </m:r>
+            </m:sub>
+          </m:sSub>
+        </m:oMath>
+      </w:hyperlink>
+      <w:r>
+        <w:rPr>
+          <w:rFonts w:eastAsiaTheme="minorEastAsia"/>
+        </w:rPr>
+        <w:t>, companion note from SemSimula repo, 2026</w:t>
       </w:r>
     </w:p>
     <w:p/>
@@ -61,532 +225,2342 @@
     </w:p>
     <w:p/>
     <w:p>
+      <w:pPr>
+        <w:pStyle w:val="Heading2"/>
+      </w:pPr>
+      <w:r>
+        <w:t>Stiffness Report</w:t>
+      </w:r>
+    </w:p>
+    <w:p/>
+    <w:p/>
+    <w:p>
+      <w:pPr>
+        <w:pStyle w:val="Heading2"/>
+      </w:pPr>
+      <w:r>
+        <w:t>Determining PRECISION_LR_MAX</w:t>
+      </w:r>
+    </w:p>
+    <w:p/>
+    <w:p>
       <w:r>
         <w:t xml:space="preserve">Cell 6b-2 </w:t>
       </w:r>
       <w:r>
         <w:t xml:space="preserve">in notebook </w:t>
       </w:r>
-      <w:r>
-        <w:t>scaleup/colab_fock_cfc_baoab_aniso_gaussian_openwebtext_d384.ipynb</w:t>
-      </w:r>
+      <w:hyperlink r:id="rId9" w:history="1">
+        <w:r>
+          <w:rPr>
+            <w:rStyle w:val="Hyperlink"/>
+          </w:rPr>
+          <w:t>scaleup/colab_fock_cfc_baoab_aniso_gaussian_openwebtext_d384.ipynb</w:t>
+        </w:r>
+      </w:hyperlink>
       <w:r>
         <w:t>:</w:t>
       </w:r>
     </w:p>
     <w:p/>
     <w:p>
-      <w:r>
+      <w:pPr>
+        <w:rPr>
+          <w:rFonts w:ascii="Consolas" w:hAnsi="Consolas" w:cs="Consolas"/>
+          <w:color w:val="275317" w:themeColor="accent6" w:themeShade="80"/>
+          <w:sz w:val="17"/>
+          <w:szCs w:val="17"/>
+        </w:rPr>
+      </w:pPr>
+      <w:r>
+        <w:rPr>
+          <w:rFonts w:ascii="Consolas" w:hAnsi="Consolas" w:cs="Consolas"/>
+          <w:color w:val="275317" w:themeColor="accent6" w:themeShade="80"/>
+          <w:sz w:val="17"/>
+          <w:szCs w:val="17"/>
+        </w:rPr>
         <w:t># == Cell 6b-2: sigma_max(B_k)^2 diagnostic -- for bracketing PRECISION_LR_MAX ==</w:t>
       </w:r>
     </w:p>
     <w:p>
-      <w:r>
+      <w:pPr>
+        <w:rPr>
+          <w:rFonts w:ascii="Consolas" w:hAnsi="Consolas" w:cs="Consolas"/>
+          <w:color w:val="275317" w:themeColor="accent6" w:themeShade="80"/>
+          <w:sz w:val="17"/>
+          <w:szCs w:val="17"/>
+        </w:rPr>
+      </w:pPr>
+      <w:r>
+        <w:rPr>
+          <w:rFonts w:ascii="Consolas" w:hAnsi="Consolas" w:cs="Consolas"/>
+          <w:color w:val="275317" w:themeColor="accent6" w:themeShade="80"/>
+          <w:sz w:val="17"/>
+          <w:szCs w:val="17"/>
+        </w:rPr>
         <w:t>#</w:t>
       </w:r>
     </w:p>
     <w:p>
-      <w:r>
+      <w:pPr>
+        <w:rPr>
+          <w:rFonts w:ascii="Consolas" w:hAnsi="Consolas" w:cs="Consolas"/>
+          <w:color w:val="275317" w:themeColor="accent6" w:themeShade="80"/>
+          <w:sz w:val="17"/>
+          <w:szCs w:val="17"/>
+        </w:rPr>
+      </w:pPr>
+      <w:r>
+        <w:rPr>
+          <w:rFonts w:ascii="Consolas" w:hAnsi="Consolas" w:cs="Consolas"/>
+          <w:color w:val="275317" w:themeColor="accent6" w:themeShade="80"/>
+          <w:sz w:val="17"/>
+          <w:szCs w:val="17"/>
+        </w:rPr>
         <w:t># stiffness_report (Cell 6b) reports omega*dt from k_diag, the DIAGONAL</w:t>
       </w:r>
     </w:p>
     <w:p>
-      <w:r>
+      <w:pPr>
+        <w:rPr>
+          <w:rFonts w:ascii="Consolas" w:hAnsi="Consolas" w:cs="Consolas"/>
+          <w:color w:val="275317" w:themeColor="accent6" w:themeShade="80"/>
+          <w:sz w:val="17"/>
+          <w:szCs w:val="17"/>
+        </w:rPr>
+      </w:pPr>
+      <w:r>
+        <w:rPr>
+          <w:rFonts w:ascii="Consolas" w:hAnsi="Consolas" w:cs="Consolas"/>
+          <w:color w:val="275317" w:themeColor="accent6" w:themeShade="80"/>
+          <w:sz w:val="17"/>
+          <w:szCs w:val="17"/>
+        </w:rPr>
         <w:t># harmonic model -- exactly what baoab_cfc already integrates exactly, so</w:t>
       </w:r>
     </w:p>
     <w:p>
-      <w:r>
+      <w:pPr>
+        <w:rPr>
+          <w:rFonts w:ascii="Consolas" w:hAnsi="Consolas" w:cs="Consolas"/>
+          <w:color w:val="275317" w:themeColor="accent6" w:themeShade="80"/>
+          <w:sz w:val="17"/>
+          <w:szCs w:val="17"/>
+        </w:rPr>
+      </w:pPr>
+      <w:r>
+        <w:rPr>
+          <w:rFonts w:ascii="Consolas" w:hAnsi="Consolas" w:cs="Consolas"/>
+          <w:color w:val="275317" w:themeColor="accent6" w:themeShade="80"/>
+          <w:sz w:val="17"/>
+          <w:szCs w:val="17"/>
+        </w:rPr>
         <w:t># it is immune to unbounded B_k growth by construction (SS24, companion</w:t>
       </w:r>
     </w:p>
     <w:p>
-      <w:r>
+      <w:pPr>
+        <w:rPr>
+          <w:rFonts w:ascii="Consolas" w:hAnsi="Consolas" w:cs="Consolas"/>
+          <w:color w:val="275317" w:themeColor="accent6" w:themeShade="80"/>
+          <w:sz w:val="17"/>
+          <w:szCs w:val="17"/>
+        </w:rPr>
+      </w:pPr>
+      <w:r>
+        <w:rPr>
+          <w:rFonts w:ascii="Consolas" w:hAnsi="Consolas" w:cs="Consolas"/>
+          <w:color w:val="275317" w:themeColor="accent6" w:themeShade="80"/>
+          <w:sz w:val="17"/>
+          <w:szCs w:val="17"/>
+        </w:rPr>
         <w:t># note).  The channel that is NOT immune is the anisotropic low-rank</w:t>
       </w:r>
     </w:p>
     <w:p>
-      <w:r>
+      <w:pPr>
+        <w:rPr>
+          <w:rFonts w:ascii="Consolas" w:hAnsi="Consolas" w:cs="Consolas"/>
+          <w:color w:val="275317" w:themeColor="accent6" w:themeShade="80"/>
+          <w:sz w:val="17"/>
+          <w:szCs w:val="17"/>
+        </w:rPr>
+      </w:pPr>
+      <w:r>
+        <w:rPr>
+          <w:rFonts w:ascii="Consolas" w:hAnsi="Consolas" w:cs="Consolas"/>
+          <w:color w:val="275317" w:themeColor="accent6" w:themeShade="80"/>
+          <w:sz w:val="17"/>
+          <w:szCs w:val="17"/>
+        </w:rPr>
         <w:t># correction B_k B_k^T, which baoab_cfc still demotes to an explicit kick</w:t>
       </w:r>
     </w:p>
     <w:p>
-      <w:r>
+      <w:pPr>
+        <w:rPr>
+          <w:rFonts w:ascii="Consolas" w:hAnsi="Consolas" w:cs="Consolas"/>
+          <w:color w:val="275317" w:themeColor="accent6" w:themeShade="80"/>
+          <w:sz w:val="17"/>
+          <w:szCs w:val="17"/>
+        </w:rPr>
+      </w:pPr>
+      <w:r>
+        <w:rPr>
+          <w:rFonts w:ascii="Consolas" w:hAnsi="Consolas" w:cs="Consolas"/>
+          <w:color w:val="275317" w:themeColor="accent6" w:themeShade="80"/>
+          <w:sz w:val="17"/>
+          <w:szCs w:val="17"/>
+        </w:rPr>
         <w:t># (SS28.2/SS28.6) and which PRECISION_LR_MAX (SS29.3) / baoab_cfc_lowrank</w:t>
       </w:r>
     </w:p>
     <w:p>
-      <w:r>
+      <w:pPr>
+        <w:rPr>
+          <w:rFonts w:ascii="Consolas" w:hAnsi="Consolas" w:cs="Consolas"/>
+          <w:color w:val="275317" w:themeColor="accent6" w:themeShade="80"/>
+          <w:sz w:val="17"/>
+          <w:szCs w:val="17"/>
+        </w:rPr>
+      </w:pPr>
+      <w:r>
+        <w:rPr>
+          <w:rFonts w:ascii="Consolas" w:hAnsi="Consolas" w:cs="Consolas"/>
+          <w:color w:val="275317" w:themeColor="accent6" w:themeShade="80"/>
+          <w:sz w:val="17"/>
+          <w:szCs w:val="17"/>
+        </w:rPr>
         <w:t># (SS29.2) exist to fix.  This cell measures that raw quantity directly --</w:t>
       </w:r>
     </w:p>
     <w:p>
-      <w:r>
+      <w:pPr>
+        <w:rPr>
+          <w:rFonts w:ascii="Consolas" w:hAnsi="Consolas" w:cs="Consolas"/>
+          <w:color w:val="275317" w:themeColor="accent6" w:themeShade="80"/>
+          <w:sz w:val="17"/>
+          <w:szCs w:val="17"/>
+        </w:rPr>
+      </w:pPr>
+      <w:r>
+        <w:rPr>
+          <w:rFonts w:ascii="Consolas" w:hAnsi="Consolas" w:cs="Consolas"/>
+          <w:color w:val="275317" w:themeColor="accent6" w:themeShade="80"/>
+          <w:sz w:val="17"/>
+          <w:szCs w:val="17"/>
+        </w:rPr>
         <w:t># sigma_max(B_k)^2, per well, per xi-channel, per layer, BEFORE it is</w:t>
       </w:r>
     </w:p>
     <w:p>
-      <w:r>
+      <w:pPr>
+        <w:rPr>
+          <w:rFonts w:ascii="Consolas" w:hAnsi="Consolas" w:cs="Consolas"/>
+          <w:color w:val="275317" w:themeColor="accent6" w:themeShade="80"/>
+          <w:sz w:val="17"/>
+          <w:szCs w:val="17"/>
+        </w:rPr>
+      </w:pPr>
+      <w:r>
+        <w:rPr>
+          <w:rFonts w:ascii="Consolas" w:hAnsi="Consolas" w:cs="Consolas"/>
+          <w:color w:val="275317" w:themeColor="accent6" w:themeShade="80"/>
+          <w:sz w:val="17"/>
+          <w:szCs w:val="17"/>
+        </w:rPr>
         <w:t># mixed with a_k or gated by the Gaussian bump g_k -- so a</w:t>
       </w:r>
     </w:p>
     <w:p>
-      <w:r>
+      <w:pPr>
+        <w:rPr>
+          <w:rFonts w:ascii="Consolas" w:hAnsi="Consolas" w:cs="Consolas"/>
+          <w:color w:val="275317" w:themeColor="accent6" w:themeShade="80"/>
+          <w:sz w:val="17"/>
+          <w:szCs w:val="17"/>
+        </w:rPr>
+      </w:pPr>
+      <w:r>
+        <w:rPr>
+          <w:rFonts w:ascii="Consolas" w:hAnsi="Consolas" w:cs="Consolas"/>
+          <w:color w:val="275317" w:themeColor="accent6" w:themeShade="80"/>
+          <w:sz w:val="17"/>
+          <w:szCs w:val="17"/>
+        </w:rPr>
         <w:t># PRECISION_LR_MAX budget can be bracketed (SS31.4) between this</w:t>
       </w:r>
     </w:p>
     <w:p>
-      <w:r>
+      <w:pPr>
+        <w:rPr>
+          <w:rFonts w:ascii="Consolas" w:hAnsi="Consolas" w:cs="Consolas"/>
+          <w:color w:val="275317" w:themeColor="accent6" w:themeShade="80"/>
+          <w:sz w:val="17"/>
+          <w:szCs w:val="17"/>
+        </w:rPr>
+      </w:pPr>
+      <w:r>
+        <w:rPr>
+          <w:rFonts w:ascii="Consolas" w:hAnsi="Consolas" w:cs="Consolas"/>
+          <w:color w:val="275317" w:themeColor="accent6" w:themeShade="80"/>
+          <w:sz w:val="17"/>
+          <w:szCs w:val="17"/>
+        </w:rPr>
         <w:t># checkpoint's distribution and a spike-regime checkpoint's, instead of</w:t>
       </w:r>
     </w:p>
     <w:p>
-      <w:r>
+      <w:pPr>
+        <w:rPr>
+          <w:rFonts w:ascii="Consolas" w:hAnsi="Consolas" w:cs="Consolas"/>
+          <w:color w:val="275317" w:themeColor="accent6" w:themeShade="80"/>
+          <w:sz w:val="17"/>
+          <w:szCs w:val="17"/>
+        </w:rPr>
+      </w:pPr>
+      <w:r>
+        <w:rPr>
+          <w:rFonts w:ascii="Consolas" w:hAnsi="Consolas" w:cs="Consolas"/>
+          <w:color w:val="275317" w:themeColor="accent6" w:themeShade="80"/>
+          <w:sz w:val="17"/>
+          <w:szCs w:val="17"/>
+        </w:rPr>
         <w:t># guessed.  Mirrors the sigma_lr_* percentiles added to SCAF's</w:t>
       </w:r>
     </w:p>
     <w:p>
-      <w:r>
+      <w:pPr>
+        <w:rPr>
+          <w:rFonts w:ascii="Consolas" w:hAnsi="Consolas" w:cs="Consolas"/>
+          <w:color w:val="275317" w:themeColor="accent6" w:themeShade="80"/>
+          <w:sz w:val="17"/>
+          <w:szCs w:val="17"/>
+        </w:rPr>
+      </w:pPr>
+      <w:r>
+        <w:rPr>
+          <w:rFonts w:ascii="Consolas" w:hAnsi="Consolas" w:cs="Consolas"/>
+          <w:color w:val="275317" w:themeColor="accent6" w:themeShade="80"/>
+          <w:sz w:val="17"/>
+          <w:szCs w:val="17"/>
+        </w:rPr>
         <w:t># StiffnessProbe (semsimula-scaf, SS31.3).</w:t>
       </w:r>
     </w:p>
     <w:p>
-      <w:r>
+      <w:pPr>
+        <w:rPr>
+          <w:rFonts w:ascii="Consolas" w:hAnsi="Consolas" w:cs="Consolas"/>
+          <w:color w:val="275317" w:themeColor="accent6" w:themeShade="80"/>
+          <w:sz w:val="17"/>
+          <w:szCs w:val="17"/>
+        </w:rPr>
+      </w:pPr>
+      <w:r>
+        <w:rPr>
+          <w:rFonts w:ascii="Consolas" w:hAnsi="Consolas" w:cs="Consolas"/>
+          <w:color w:val="275317" w:themeColor="accent6" w:themeShade="80"/>
+          <w:sz w:val="17"/>
+          <w:szCs w:val="17"/>
+        </w:rPr>
         <w:t>#</w:t>
       </w:r>
     </w:p>
     <w:p>
-      <w:r>
+      <w:pPr>
+        <w:rPr>
+          <w:rFonts w:ascii="Consolas" w:hAnsi="Consolas" w:cs="Consolas"/>
+          <w:color w:val="275317" w:themeColor="accent6" w:themeShade="80"/>
+          <w:sz w:val="17"/>
+          <w:szCs w:val="17"/>
+        </w:rPr>
+      </w:pPr>
+      <w:r>
+        <w:rPr>
+          <w:rFonts w:ascii="Consolas" w:hAnsi="Consolas" w:cs="Consolas"/>
+          <w:color w:val="275317" w:themeColor="accent6" w:themeShade="80"/>
+          <w:sz w:val="17"/>
+          <w:szCs w:val="17"/>
+        </w:rPr>
         <w:t># Usage: load the checkpoint of interest into `model` (the existing</w:t>
       </w:r>
     </w:p>
     <w:p>
-      <w:r>
+      <w:pPr>
+        <w:rPr>
+          <w:rFonts w:ascii="Consolas" w:hAnsi="Consolas" w:cs="Consolas"/>
+          <w:color w:val="275317" w:themeColor="accent6" w:themeShade="80"/>
+          <w:sz w:val="17"/>
+          <w:szCs w:val="17"/>
+        </w:rPr>
+      </w:pPr>
+      <w:r>
+        <w:rPr>
+          <w:rFonts w:ascii="Consolas" w:hAnsi="Consolas" w:cs="Consolas"/>
+          <w:color w:val="275317" w:themeColor="accent6" w:themeShade="80"/>
+          <w:sz w:val="17"/>
+          <w:szCs w:val="17"/>
+        </w:rPr>
         <w:t># reload/checkpoint-loading cell already does this), then re-run this</w:t>
       </w:r>
     </w:p>
     <w:p>
-      <w:r>
+      <w:pPr>
+        <w:rPr>
+          <w:rFonts w:ascii="Consolas" w:hAnsi="Consolas" w:cs="Consolas"/>
+          <w:color w:val="275317" w:themeColor="accent6" w:themeShade="80"/>
+          <w:sz w:val="17"/>
+          <w:szCs w:val="17"/>
+        </w:rPr>
+      </w:pPr>
+      <w:r>
+        <w:rPr>
+          <w:rFonts w:ascii="Consolas" w:hAnsi="Consolas" w:cs="Consolas"/>
+          <w:color w:val="275317" w:themeColor="accent6" w:themeShade="80"/>
+          <w:sz w:val="17"/>
+          <w:szCs w:val="17"/>
+        </w:rPr>
         <w:t># cell.  Comparing a healthy checkpoint (e.g. this run's step-27,000 best)</w:t>
       </w:r>
     </w:p>
     <w:p>
-      <w:r>
+      <w:pPr>
+        <w:rPr>
+          <w:rFonts w:ascii="Consolas" w:hAnsi="Consolas" w:cs="Consolas"/>
+          <w:color w:val="275317" w:themeColor="accent6" w:themeShade="80"/>
+          <w:sz w:val="17"/>
+          <w:szCs w:val="17"/>
+        </w:rPr>
+      </w:pPr>
+      <w:r>
+        <w:rPr>
+          <w:rFonts w:ascii="Consolas" w:hAnsi="Consolas" w:cs="Consolas"/>
+          <w:color w:val="275317" w:themeColor="accent6" w:themeShade="80"/>
+          <w:sz w:val="17"/>
+          <w:szCs w:val="17"/>
+        </w:rPr>
         <w:t># against a spike-regime one (the `_prereload` snapshots saved at the</w:t>
       </w:r>
     </w:p>
     <w:p>
-      <w:r>
+      <w:pPr>
+        <w:rPr>
+          <w:rFonts w:ascii="Consolas" w:hAnsi="Consolas" w:cs="Consolas"/>
+          <w:color w:val="275317" w:themeColor="accent6" w:themeShade="80"/>
+          <w:sz w:val="17"/>
+          <w:szCs w:val="17"/>
+        </w:rPr>
+      </w:pPr>
+      <w:r>
+        <w:rPr>
+          <w:rFonts w:ascii="Consolas" w:hAnsi="Consolas" w:cs="Consolas"/>
+          <w:color w:val="275317" w:themeColor="accent6" w:themeShade="80"/>
+          <w:sz w:val="17"/>
+          <w:szCs w:val="17"/>
+        </w:rPr>
         <w:t># hard-trigger steps) is the SS31.2 bracketing protocol.</w:t>
       </w:r>
     </w:p>
-    <w:p/>
-    <w:p>
-      <w:r>
-        <w:t>import torch</w:t>
-      </w:r>
-    </w:p>
-    <w:p>
-      <w:r>
-        <w:t>_bd = torch.load(CKPT_DIR / f'{CKPT_PREFIX}_best.pt', map_location=DEVICE, weights_only=False)</w:t>
-      </w:r>
-    </w:p>
-    <w:p>
-      <w:r>
-        <w:t>model.load_state_dict(_bd['model_state_dict'], strict=False)</w:t>
-      </w:r>
-    </w:p>
-    <w:p>
-      <w:r>
-        <w:t>print(f"loaded step={_bd.get('step')}  PPL={_bd.get('val_ppl')}")</w:t>
-      </w:r>
-    </w:p>
-    <w:p>
-      <w:r>
-        <w:t>del _bd</w:t>
-      </w:r>
-    </w:p>
-    <w:p/>
-    <w:p>
-      <w:r>
-        <w:t>def sigma_lr_report(mdl, x):</w:t>
-      </w:r>
-    </w:p>
-    <w:p>
-      <w:r>
-        <w:t xml:space="preserve">    """Distribution of the raw sigma_max(B_k)^2 over layers, wells and</w:t>
-      </w:r>
-    </w:p>
-    <w:p>
-      <w:r>
+    <w:p>
+      <w:pPr>
+        <w:rPr>
+          <w:rFonts w:ascii="Consolas" w:hAnsi="Consolas" w:cs="Consolas"/>
+          <w:sz w:val="17"/>
+          <w:szCs w:val="17"/>
+        </w:rPr>
+      </w:pPr>
+    </w:p>
+    <w:p>
+      <w:pPr>
+        <w:rPr>
+          <w:rFonts w:ascii="Consolas" w:hAnsi="Consolas" w:cs="Consolas"/>
+          <w:sz w:val="17"/>
+          <w:szCs w:val="17"/>
+        </w:rPr>
+      </w:pPr>
+      <w:r>
+        <w:rPr>
+          <w:rFonts w:ascii="Consolas" w:hAnsi="Consolas" w:cs="Consolas"/>
+          <w:color w:val="E97132" w:themeColor="accent2"/>
+          <w:sz w:val="17"/>
+          <w:szCs w:val="17"/>
+        </w:rPr>
         <w:lastRenderedPageBreak/>
+        <w:t>import</w:t>
+      </w:r>
+      <w:r>
+        <w:rPr>
+          <w:rFonts w:ascii="Consolas" w:hAnsi="Consolas" w:cs="Consolas"/>
+          <w:sz w:val="17"/>
+          <w:szCs w:val="17"/>
+        </w:rPr>
+        <w:t xml:space="preserve"> torch</w:t>
+      </w:r>
+    </w:p>
+    <w:p>
+      <w:pPr>
+        <w:rPr>
+          <w:rFonts w:ascii="Consolas" w:hAnsi="Consolas" w:cs="Consolas"/>
+          <w:sz w:val="17"/>
+          <w:szCs w:val="17"/>
+        </w:rPr>
+      </w:pPr>
+      <w:r>
+        <w:rPr>
+          <w:rFonts w:ascii="Consolas" w:hAnsi="Consolas" w:cs="Consolas"/>
+          <w:sz w:val="17"/>
+          <w:szCs w:val="17"/>
+        </w:rPr>
+        <w:t>_bd = torch.load(</w:t>
+      </w:r>
+      <w:r>
+        <w:rPr>
+          <w:rFonts w:ascii="Consolas" w:hAnsi="Consolas" w:cs="Consolas"/>
+          <w:color w:val="0B769F" w:themeColor="accent4" w:themeShade="BF"/>
+          <w:sz w:val="17"/>
+          <w:szCs w:val="17"/>
+        </w:rPr>
+        <w:t xml:space="preserve">CKPT_DIR </w:t>
+      </w:r>
+      <w:r>
+        <w:rPr>
+          <w:rFonts w:ascii="Consolas" w:hAnsi="Consolas" w:cs="Consolas"/>
+          <w:sz w:val="17"/>
+          <w:szCs w:val="17"/>
+        </w:rPr>
+        <w:t xml:space="preserve">/ </w:t>
+      </w:r>
+      <w:r>
+        <w:rPr>
+          <w:rFonts w:ascii="Consolas" w:hAnsi="Consolas" w:cs="Consolas"/>
+          <w:color w:val="0B769F" w:themeColor="accent4" w:themeShade="BF"/>
+          <w:sz w:val="17"/>
+          <w:szCs w:val="17"/>
+        </w:rPr>
+        <w:t>f</w:t>
+      </w:r>
+      <w:r>
+        <w:rPr>
+          <w:rFonts w:ascii="Consolas" w:hAnsi="Consolas" w:cs="Consolas"/>
+          <w:color w:val="BF4E14" w:themeColor="accent2" w:themeShade="BF"/>
+          <w:sz w:val="17"/>
+          <w:szCs w:val="17"/>
+        </w:rPr>
+        <w:t>'</w:t>
+      </w:r>
+      <w:r>
+        <w:rPr>
+          <w:rFonts w:ascii="Consolas" w:hAnsi="Consolas" w:cs="Consolas"/>
+          <w:sz w:val="17"/>
+          <w:szCs w:val="17"/>
+        </w:rPr>
+        <w:t>{</w:t>
+      </w:r>
+      <w:r>
+        <w:rPr>
+          <w:rFonts w:ascii="Consolas" w:hAnsi="Consolas" w:cs="Consolas"/>
+          <w:color w:val="0B769F" w:themeColor="accent4" w:themeShade="BF"/>
+          <w:sz w:val="17"/>
+          <w:szCs w:val="17"/>
+        </w:rPr>
+        <w:t>CKPT_PREFIX</w:t>
+      </w:r>
+      <w:r>
+        <w:rPr>
+          <w:rFonts w:ascii="Consolas" w:hAnsi="Consolas" w:cs="Consolas"/>
+          <w:sz w:val="17"/>
+          <w:szCs w:val="17"/>
+        </w:rPr>
+        <w:t>}</w:t>
+      </w:r>
+      <w:r>
+        <w:rPr>
+          <w:rFonts w:ascii="Consolas" w:hAnsi="Consolas" w:cs="Consolas"/>
+          <w:color w:val="BF4E14" w:themeColor="accent2" w:themeShade="BF"/>
+          <w:sz w:val="17"/>
+          <w:szCs w:val="17"/>
+        </w:rPr>
+        <w:t>_best.pt'</w:t>
+      </w:r>
+      <w:r>
+        <w:rPr>
+          <w:rFonts w:ascii="Consolas" w:hAnsi="Consolas" w:cs="Consolas"/>
+          <w:sz w:val="17"/>
+          <w:szCs w:val="17"/>
+        </w:rPr>
+        <w:t>, map_location=</w:t>
+      </w:r>
+      <w:r>
+        <w:rPr>
+          <w:rFonts w:ascii="Consolas" w:hAnsi="Consolas" w:cs="Consolas"/>
+          <w:color w:val="0B769F" w:themeColor="accent4" w:themeShade="BF"/>
+          <w:sz w:val="17"/>
+          <w:szCs w:val="17"/>
+        </w:rPr>
+        <w:t>DEVICE</w:t>
+      </w:r>
+      <w:r>
+        <w:rPr>
+          <w:rFonts w:ascii="Consolas" w:hAnsi="Consolas" w:cs="Consolas"/>
+          <w:sz w:val="17"/>
+          <w:szCs w:val="17"/>
+        </w:rPr>
+        <w:t>, weights_only=</w:t>
+      </w:r>
+      <w:r>
+        <w:rPr>
+          <w:rFonts w:ascii="Consolas" w:hAnsi="Consolas" w:cs="Consolas"/>
+          <w:color w:val="00B0F0"/>
+          <w:sz w:val="17"/>
+          <w:szCs w:val="17"/>
+        </w:rPr>
+        <w:t>False</w:t>
+      </w:r>
+      <w:r>
+        <w:rPr>
+          <w:rFonts w:ascii="Consolas" w:hAnsi="Consolas" w:cs="Consolas"/>
+          <w:sz w:val="17"/>
+          <w:szCs w:val="17"/>
+        </w:rPr>
+        <w:t>)</w:t>
+      </w:r>
+    </w:p>
+    <w:p>
+      <w:pPr>
+        <w:rPr>
+          <w:rFonts w:ascii="Consolas" w:hAnsi="Consolas" w:cs="Consolas"/>
+          <w:sz w:val="17"/>
+          <w:szCs w:val="17"/>
+        </w:rPr>
+      </w:pPr>
+      <w:r>
+        <w:rPr>
+          <w:rFonts w:ascii="Consolas" w:hAnsi="Consolas" w:cs="Consolas"/>
+          <w:sz w:val="17"/>
+          <w:szCs w:val="17"/>
+        </w:rPr>
+        <w:t>model.</w:t>
+      </w:r>
+      <w:r>
+        <w:rPr>
+          <w:rFonts w:ascii="Consolas" w:hAnsi="Consolas" w:cs="Consolas"/>
+          <w:color w:val="80340D" w:themeColor="accent2" w:themeShade="80"/>
+          <w:sz w:val="17"/>
+          <w:szCs w:val="17"/>
+        </w:rPr>
+        <w:t>load_state_dict</w:t>
+      </w:r>
+      <w:r>
+        <w:rPr>
+          <w:rFonts w:ascii="Consolas" w:hAnsi="Consolas" w:cs="Consolas"/>
+          <w:sz w:val="17"/>
+          <w:szCs w:val="17"/>
+        </w:rPr>
+        <w:t>(_bd[</w:t>
+      </w:r>
+      <w:r>
+        <w:rPr>
+          <w:rFonts w:ascii="Consolas" w:hAnsi="Consolas" w:cs="Consolas"/>
+          <w:color w:val="BF4E14" w:themeColor="accent2" w:themeShade="BF"/>
+          <w:sz w:val="17"/>
+          <w:szCs w:val="17"/>
+        </w:rPr>
+        <w:t>'model_state_dict'</w:t>
+      </w:r>
+      <w:r>
+        <w:rPr>
+          <w:rFonts w:ascii="Consolas" w:hAnsi="Consolas" w:cs="Consolas"/>
+          <w:sz w:val="17"/>
+          <w:szCs w:val="17"/>
+        </w:rPr>
+        <w:t>], strict=</w:t>
+      </w:r>
+      <w:r>
+        <w:rPr>
+          <w:rFonts w:ascii="Consolas" w:hAnsi="Consolas" w:cs="Consolas"/>
+          <w:color w:val="0F9ED5" w:themeColor="accent4"/>
+          <w:sz w:val="17"/>
+          <w:szCs w:val="17"/>
+        </w:rPr>
+        <w:t>False</w:t>
+      </w:r>
+      <w:r>
+        <w:rPr>
+          <w:rFonts w:ascii="Consolas" w:hAnsi="Consolas" w:cs="Consolas"/>
+          <w:sz w:val="17"/>
+          <w:szCs w:val="17"/>
+        </w:rPr>
+        <w:t>)</w:t>
+      </w:r>
+    </w:p>
+    <w:p>
+      <w:pPr>
+        <w:rPr>
+          <w:rFonts w:ascii="Consolas" w:hAnsi="Consolas" w:cs="Consolas"/>
+          <w:sz w:val="17"/>
+          <w:szCs w:val="17"/>
+        </w:rPr>
+      </w:pPr>
+      <w:r>
+        <w:rPr>
+          <w:rFonts w:ascii="Consolas" w:hAnsi="Consolas" w:cs="Consolas"/>
+          <w:color w:val="80340D" w:themeColor="accent2" w:themeShade="80"/>
+          <w:sz w:val="17"/>
+          <w:szCs w:val="17"/>
+        </w:rPr>
+        <w:t>print</w:t>
+      </w:r>
+      <w:r>
+        <w:rPr>
+          <w:rFonts w:ascii="Consolas" w:hAnsi="Consolas" w:cs="Consolas"/>
+          <w:sz w:val="17"/>
+          <w:szCs w:val="17"/>
+        </w:rPr>
+        <w:t>(f"loaded step={_bd.get(</w:t>
+      </w:r>
+      <w:r>
+        <w:rPr>
+          <w:rFonts w:ascii="Consolas" w:hAnsi="Consolas" w:cs="Consolas"/>
+          <w:color w:val="BF4E14" w:themeColor="accent2" w:themeShade="BF"/>
+          <w:sz w:val="17"/>
+          <w:szCs w:val="17"/>
+        </w:rPr>
+        <w:t>'step'</w:t>
+      </w:r>
+      <w:r>
+        <w:rPr>
+          <w:rFonts w:ascii="Consolas" w:hAnsi="Consolas" w:cs="Consolas"/>
+          <w:sz w:val="17"/>
+          <w:szCs w:val="17"/>
+        </w:rPr>
+        <w:t>)}  PPL={_bd.get(</w:t>
+      </w:r>
+      <w:r>
+        <w:rPr>
+          <w:rFonts w:ascii="Consolas" w:hAnsi="Consolas" w:cs="Consolas"/>
+          <w:color w:val="BF4E14" w:themeColor="accent2" w:themeShade="BF"/>
+          <w:sz w:val="17"/>
+          <w:szCs w:val="17"/>
+        </w:rPr>
+        <w:t>'val_ppl'</w:t>
+      </w:r>
+      <w:r>
+        <w:rPr>
+          <w:rFonts w:ascii="Consolas" w:hAnsi="Consolas" w:cs="Consolas"/>
+          <w:sz w:val="17"/>
+          <w:szCs w:val="17"/>
+        </w:rPr>
+        <w:t>)}")</w:t>
+      </w:r>
+    </w:p>
+    <w:p>
+      <w:pPr>
+        <w:rPr>
+          <w:rFonts w:ascii="Consolas" w:hAnsi="Consolas" w:cs="Consolas"/>
+          <w:sz w:val="17"/>
+          <w:szCs w:val="17"/>
+        </w:rPr>
+      </w:pPr>
+      <w:r>
+        <w:rPr>
+          <w:rFonts w:ascii="Consolas" w:hAnsi="Consolas" w:cs="Consolas"/>
+          <w:color w:val="C00000"/>
+          <w:sz w:val="17"/>
+          <w:szCs w:val="17"/>
+        </w:rPr>
+        <w:t>del</w:t>
+      </w:r>
+      <w:r>
+        <w:rPr>
+          <w:rFonts w:ascii="Consolas" w:hAnsi="Consolas" w:cs="Consolas"/>
+          <w:sz w:val="17"/>
+          <w:szCs w:val="17"/>
+        </w:rPr>
+        <w:t xml:space="preserve"> _bd</w:t>
+      </w:r>
+    </w:p>
+    <w:p>
+      <w:pPr>
+        <w:rPr>
+          <w:rFonts w:ascii="Consolas" w:hAnsi="Consolas" w:cs="Consolas"/>
+          <w:sz w:val="17"/>
+          <w:szCs w:val="17"/>
+        </w:rPr>
+      </w:pPr>
+    </w:p>
+    <w:p>
+      <w:pPr>
+        <w:rPr>
+          <w:rFonts w:ascii="Consolas" w:hAnsi="Consolas" w:cs="Consolas"/>
+          <w:sz w:val="17"/>
+          <w:szCs w:val="17"/>
+        </w:rPr>
+      </w:pPr>
+      <w:r>
+        <w:rPr>
+          <w:rFonts w:ascii="Consolas" w:hAnsi="Consolas" w:cs="Consolas"/>
+          <w:color w:val="C00000"/>
+          <w:sz w:val="17"/>
+          <w:szCs w:val="17"/>
+        </w:rPr>
+        <w:t>def</w:t>
+      </w:r>
+      <w:r>
+        <w:rPr>
+          <w:rFonts w:ascii="Consolas" w:hAnsi="Consolas" w:cs="Consolas"/>
+          <w:sz w:val="17"/>
+          <w:szCs w:val="17"/>
+        </w:rPr>
+        <w:t xml:space="preserve"> sigma_lr_report(mdl, x):</w:t>
+      </w:r>
+    </w:p>
+    <w:p>
+      <w:pPr>
+        <w:rPr>
+          <w:rFonts w:ascii="Consolas" w:hAnsi="Consolas" w:cs="Consolas"/>
+          <w:color w:val="3A7C22" w:themeColor="accent6" w:themeShade="BF"/>
+          <w:sz w:val="17"/>
+          <w:szCs w:val="17"/>
+        </w:rPr>
+      </w:pPr>
+      <w:r>
+        <w:rPr>
+          <w:rFonts w:ascii="Consolas" w:hAnsi="Consolas" w:cs="Consolas"/>
+          <w:sz w:val="17"/>
+          <w:szCs w:val="17"/>
+        </w:rPr>
+        <w:t xml:space="preserve">    </w:t>
+      </w:r>
+      <w:r>
+        <w:rPr>
+          <w:rFonts w:ascii="Consolas" w:hAnsi="Consolas" w:cs="Consolas"/>
+          <w:color w:val="3A7C22" w:themeColor="accent6" w:themeShade="BF"/>
+          <w:sz w:val="17"/>
+          <w:szCs w:val="17"/>
+        </w:rPr>
+        <w:t>"""Distribution of the raw sigma_max(B_k)^2 over layers, wells and</w:t>
+      </w:r>
+    </w:p>
+    <w:p>
+      <w:pPr>
+        <w:rPr>
+          <w:rFonts w:ascii="Consolas" w:hAnsi="Consolas" w:cs="Consolas"/>
+          <w:color w:val="3A7C22" w:themeColor="accent6" w:themeShade="BF"/>
+          <w:sz w:val="17"/>
+          <w:szCs w:val="17"/>
+        </w:rPr>
+      </w:pPr>
+      <w:r>
+        <w:rPr>
+          <w:rFonts w:ascii="Consolas" w:hAnsi="Consolas" w:cs="Consolas"/>
+          <w:color w:val="3A7C22" w:themeColor="accent6" w:themeShade="BF"/>
+          <w:sz w:val="17"/>
+          <w:szCs w:val="17"/>
+        </w:rPr>
         <w:t xml:space="preserve">    xi-channels -- the quantity PRECISION_LR_MAX caps directly. Deliberately</w:t>
       </w:r>
     </w:p>
     <w:p>
-      <w:r>
+      <w:pPr>
+        <w:rPr>
+          <w:rFonts w:ascii="Consolas" w:hAnsi="Consolas" w:cs="Consolas"/>
+          <w:color w:val="3A7C22" w:themeColor="accent6" w:themeShade="BF"/>
+          <w:sz w:val="17"/>
+          <w:szCs w:val="17"/>
+        </w:rPr>
+      </w:pPr>
+      <w:r>
+        <w:rPr>
+          <w:rFonts w:ascii="Consolas" w:hAnsi="Consolas" w:cs="Consolas"/>
+          <w:color w:val="3A7C22" w:themeColor="accent6" w:themeShade="BF"/>
+          <w:sz w:val="17"/>
+          <w:szCs w:val="17"/>
+        </w:rPr>
         <w:t xml:space="preserve">    NOT combined with a_k or g_k (unlike stiffness_report's omega*dt):</w:t>
       </w:r>
     </w:p>
     <w:p>
-      <w:r>
+      <w:pPr>
+        <w:rPr>
+          <w:rFonts w:ascii="Consolas" w:hAnsi="Consolas" w:cs="Consolas"/>
+          <w:color w:val="3A7C22" w:themeColor="accent6" w:themeShade="BF"/>
+          <w:sz w:val="17"/>
+          <w:szCs w:val="17"/>
+        </w:rPr>
+      </w:pPr>
+      <w:r>
+        <w:rPr>
+          <w:rFonts w:ascii="Consolas" w:hAnsi="Consolas" w:cs="Consolas"/>
+          <w:color w:val="3A7C22" w:themeColor="accent6" w:themeShade="BF"/>
+          <w:sz w:val="17"/>
+          <w:szCs w:val="17"/>
+        </w:rPr>
         <w:t xml:space="preserve">    bracketing a PRECISION_LR_MAX budget needs the raw per-well spectral</w:t>
       </w:r>
     </w:p>
     <w:p>
-      <w:r>
+      <w:pPr>
+        <w:rPr>
+          <w:rFonts w:ascii="Consolas" w:hAnsi="Consolas" w:cs="Consolas"/>
+          <w:color w:val="3A7C22" w:themeColor="accent6" w:themeShade="BF"/>
+          <w:sz w:val="17"/>
+          <w:szCs w:val="17"/>
+        </w:rPr>
+      </w:pPr>
+      <w:r>
+        <w:rPr>
+          <w:rFonts w:ascii="Consolas" w:hAnsi="Consolas" w:cs="Consolas"/>
+          <w:color w:val="3A7C22" w:themeColor="accent6" w:themeShade="BF"/>
+          <w:sz w:val="17"/>
+          <w:szCs w:val="17"/>
+        </w:rPr>
         <w:t xml:space="preserve">    norm, not a quantity already mixed with the bump weight or the</w:t>
       </w:r>
     </w:p>
     <w:p>
-      <w:r>
+      <w:pPr>
+        <w:rPr>
+          <w:rFonts w:ascii="Consolas" w:hAnsi="Consolas" w:cs="Consolas"/>
+          <w:color w:val="3A7C22" w:themeColor="accent6" w:themeShade="BF"/>
+          <w:sz w:val="17"/>
+          <w:szCs w:val="17"/>
+        </w:rPr>
+      </w:pPr>
+      <w:r>
+        <w:rPr>
+          <w:rFonts w:ascii="Consolas" w:hAnsi="Consolas" w:cs="Consolas"/>
+          <w:color w:val="3A7C22" w:themeColor="accent6" w:themeShade="BF"/>
+          <w:sz w:val="17"/>
+          <w:szCs w:val="17"/>
+        </w:rPr>
         <w:t xml:space="preserve">    diagonal precision.</w:t>
       </w:r>
     </w:p>
     <w:p>
-      <w:r>
+      <w:pPr>
+        <w:rPr>
+          <w:rFonts w:ascii="Consolas" w:hAnsi="Consolas" w:cs="Consolas"/>
+          <w:color w:val="3A7C22" w:themeColor="accent6" w:themeShade="BF"/>
+          <w:sz w:val="17"/>
+          <w:szCs w:val="17"/>
+        </w:rPr>
+      </w:pPr>
+      <w:r>
+        <w:rPr>
+          <w:rFonts w:ascii="Consolas" w:hAnsi="Consolas" w:cs="Consolas"/>
+          <w:color w:val="3A7C22" w:themeColor="accent6" w:themeShade="BF"/>
+          <w:sz w:val="17"/>
+          <w:szCs w:val="17"/>
+        </w:rPr>
         <w:t xml:space="preserve">    """</w:t>
       </w:r>
     </w:p>
     <w:p>
-      <w:r>
-        <w:t xml:space="preserve">    if not hasattr(mdl.V_theta, 'context_components'):</w:t>
-      </w:r>
-    </w:p>
-    <w:p>
-      <w:r>
-        <w:t xml:space="preserve">        raise RuntimeError('V_theta has no context_components(); need the '</w:t>
-      </w:r>
-    </w:p>
-    <w:p>
-      <w:r>
-        <w:t xml:space="preserve">                           'anisotropic Gaussian family.')</w:t>
-      </w:r>
-    </w:p>
-    <w:p/>
-    <w:p>
-      <w:r>
+      <w:pPr>
+        <w:rPr>
+          <w:rFonts w:ascii="Consolas" w:hAnsi="Consolas" w:cs="Consolas"/>
+          <w:sz w:val="17"/>
+          <w:szCs w:val="17"/>
+        </w:rPr>
+      </w:pPr>
+      <w:r>
+        <w:rPr>
+          <w:rFonts w:ascii="Consolas" w:hAnsi="Consolas" w:cs="Consolas"/>
+          <w:sz w:val="17"/>
+          <w:szCs w:val="17"/>
+        </w:rPr>
+        <w:t xml:space="preserve">    </w:t>
+      </w:r>
+      <w:r>
+        <w:rPr>
+          <w:rFonts w:ascii="Consolas" w:hAnsi="Consolas" w:cs="Consolas"/>
+          <w:color w:val="C00000"/>
+          <w:sz w:val="17"/>
+          <w:szCs w:val="17"/>
+        </w:rPr>
+        <w:t>if</w:t>
+      </w:r>
+      <w:r>
+        <w:rPr>
+          <w:rFonts w:ascii="Consolas" w:hAnsi="Consolas" w:cs="Consolas"/>
+          <w:sz w:val="17"/>
+          <w:szCs w:val="17"/>
+        </w:rPr>
+        <w:t xml:space="preserve"> </w:t>
+      </w:r>
+      <w:r>
+        <w:rPr>
+          <w:rFonts w:ascii="Consolas" w:hAnsi="Consolas" w:cs="Consolas"/>
+          <w:color w:val="C00000"/>
+          <w:sz w:val="17"/>
+          <w:szCs w:val="17"/>
+        </w:rPr>
+        <w:t>not</w:t>
+      </w:r>
+      <w:r>
+        <w:rPr>
+          <w:rFonts w:ascii="Consolas" w:hAnsi="Consolas" w:cs="Consolas"/>
+          <w:sz w:val="17"/>
+          <w:szCs w:val="17"/>
+        </w:rPr>
+        <w:t xml:space="preserve"> </w:t>
+      </w:r>
+      <w:r>
+        <w:rPr>
+          <w:rFonts w:ascii="Consolas" w:hAnsi="Consolas" w:cs="Consolas"/>
+          <w:color w:val="80340D" w:themeColor="accent2" w:themeShade="80"/>
+          <w:sz w:val="17"/>
+          <w:szCs w:val="17"/>
+        </w:rPr>
+        <w:t>hasattr</w:t>
+      </w:r>
+      <w:r>
+        <w:rPr>
+          <w:rFonts w:ascii="Consolas" w:hAnsi="Consolas" w:cs="Consolas"/>
+          <w:sz w:val="17"/>
+          <w:szCs w:val="17"/>
+        </w:rPr>
+        <w:t xml:space="preserve">(mdl.V_theta, </w:t>
+      </w:r>
+      <w:r>
+        <w:rPr>
+          <w:rFonts w:ascii="Consolas" w:hAnsi="Consolas" w:cs="Consolas"/>
+          <w:color w:val="BF4E14" w:themeColor="accent2" w:themeShade="BF"/>
+          <w:sz w:val="17"/>
+          <w:szCs w:val="17"/>
+        </w:rPr>
+        <w:t>'context_components'</w:t>
+      </w:r>
+      <w:r>
+        <w:rPr>
+          <w:rFonts w:ascii="Consolas" w:hAnsi="Consolas" w:cs="Consolas"/>
+          <w:sz w:val="17"/>
+          <w:szCs w:val="17"/>
+        </w:rPr>
+        <w:t>):</w:t>
+      </w:r>
+    </w:p>
+    <w:p>
+      <w:pPr>
+        <w:rPr>
+          <w:rFonts w:ascii="Consolas" w:hAnsi="Consolas" w:cs="Consolas"/>
+          <w:sz w:val="17"/>
+          <w:szCs w:val="17"/>
+        </w:rPr>
+      </w:pPr>
+      <w:r>
+        <w:rPr>
+          <w:rFonts w:ascii="Consolas" w:hAnsi="Consolas" w:cs="Consolas"/>
+          <w:sz w:val="17"/>
+          <w:szCs w:val="17"/>
+        </w:rPr>
+        <w:t xml:space="preserve">        </w:t>
+      </w:r>
+      <w:r>
+        <w:rPr>
+          <w:rFonts w:ascii="Consolas" w:hAnsi="Consolas" w:cs="Consolas"/>
+          <w:color w:val="C00000"/>
+          <w:sz w:val="17"/>
+          <w:szCs w:val="17"/>
+        </w:rPr>
+        <w:t>raise</w:t>
+      </w:r>
+      <w:r>
+        <w:rPr>
+          <w:rFonts w:ascii="Consolas" w:hAnsi="Consolas" w:cs="Consolas"/>
+          <w:sz w:val="17"/>
+          <w:szCs w:val="17"/>
+        </w:rPr>
+        <w:t xml:space="preserve"> </w:t>
+      </w:r>
+      <w:r>
+        <w:rPr>
+          <w:rFonts w:ascii="Consolas" w:hAnsi="Consolas" w:cs="Consolas"/>
+          <w:color w:val="0F9ED5" w:themeColor="accent4"/>
+          <w:sz w:val="17"/>
+          <w:szCs w:val="17"/>
+        </w:rPr>
+        <w:t>RuntimeError</w:t>
+      </w:r>
+      <w:r>
+        <w:rPr>
+          <w:rFonts w:ascii="Consolas" w:hAnsi="Consolas" w:cs="Consolas"/>
+          <w:sz w:val="17"/>
+          <w:szCs w:val="17"/>
+        </w:rPr>
+        <w:t>(</w:t>
+      </w:r>
+      <w:r>
+        <w:rPr>
+          <w:rFonts w:ascii="Consolas" w:hAnsi="Consolas" w:cs="Consolas"/>
+          <w:color w:val="BF4E14" w:themeColor="accent2" w:themeShade="BF"/>
+          <w:sz w:val="17"/>
+          <w:szCs w:val="17"/>
+        </w:rPr>
+        <w:t>'V_theta has no context_components(); need the '</w:t>
+      </w:r>
+    </w:p>
+    <w:p>
+      <w:pPr>
+        <w:rPr>
+          <w:rFonts w:ascii="Consolas" w:hAnsi="Consolas" w:cs="Consolas"/>
+          <w:sz w:val="17"/>
+          <w:szCs w:val="17"/>
+        </w:rPr>
+      </w:pPr>
+      <w:r>
+        <w:rPr>
+          <w:rFonts w:ascii="Consolas" w:hAnsi="Consolas" w:cs="Consolas"/>
+          <w:sz w:val="17"/>
+          <w:szCs w:val="17"/>
+        </w:rPr>
+        <w:t xml:space="preserve">                           </w:t>
+      </w:r>
+      <w:r>
+        <w:rPr>
+          <w:rFonts w:ascii="Consolas" w:hAnsi="Consolas" w:cs="Consolas"/>
+          <w:color w:val="BF4E14" w:themeColor="accent2" w:themeShade="BF"/>
+          <w:sz w:val="17"/>
+          <w:szCs w:val="17"/>
+        </w:rPr>
+        <w:t>'anisotropic Gaussian family.'</w:t>
+      </w:r>
+      <w:r>
+        <w:rPr>
+          <w:rFonts w:ascii="Consolas" w:hAnsi="Consolas" w:cs="Consolas"/>
+          <w:sz w:val="17"/>
+          <w:szCs w:val="17"/>
+        </w:rPr>
+        <w:t>)</w:t>
+      </w:r>
+    </w:p>
+    <w:p>
+      <w:pPr>
+        <w:rPr>
+          <w:rFonts w:ascii="Consolas" w:hAnsi="Consolas" w:cs="Consolas"/>
+          <w:sz w:val="17"/>
+          <w:szCs w:val="17"/>
+        </w:rPr>
+      </w:pPr>
+    </w:p>
+    <w:p>
+      <w:pPr>
+        <w:rPr>
+          <w:rFonts w:ascii="Consolas" w:hAnsi="Consolas" w:cs="Consolas"/>
+          <w:sz w:val="17"/>
+          <w:szCs w:val="17"/>
+        </w:rPr>
+      </w:pPr>
+      <w:r>
+        <w:rPr>
+          <w:rFonts w:ascii="Consolas" w:hAnsi="Consolas" w:cs="Consolas"/>
+          <w:sz w:val="17"/>
+          <w:szCs w:val="17"/>
+        </w:rPr>
         <w:t xml:space="preserve">    seen = []</w:t>
       </w:r>
     </w:p>
     <w:p>
-      <w:r>
+      <w:pPr>
+        <w:rPr>
+          <w:rFonts w:ascii="Consolas" w:hAnsi="Consolas" w:cs="Consolas"/>
+          <w:sz w:val="17"/>
+          <w:szCs w:val="17"/>
+        </w:rPr>
+      </w:pPr>
+      <w:r>
+        <w:rPr>
+          <w:rFonts w:ascii="Consolas" w:hAnsi="Consolas" w:cs="Consolas"/>
+          <w:sz w:val="17"/>
+          <w:szCs w:val="17"/>
+        </w:rPr>
         <w:t xml:space="preserve">    _orig = mdl.V_theta.context_components</w:t>
       </w:r>
     </w:p>
-    <w:p/>
-    <w:p>
-      <w:r>
-        <w:t xml:space="preserve">    def _recording(xis):</w:t>
-      </w:r>
-    </w:p>
-    <w:p>
-      <w:r>
+    <w:p>
+      <w:pPr>
+        <w:rPr>
+          <w:rFonts w:ascii="Consolas" w:hAnsi="Consolas" w:cs="Consolas"/>
+          <w:sz w:val="17"/>
+          <w:szCs w:val="17"/>
+        </w:rPr>
+      </w:pPr>
+    </w:p>
+    <w:p>
+      <w:pPr>
+        <w:rPr>
+          <w:rFonts w:ascii="Consolas" w:hAnsi="Consolas" w:cs="Consolas"/>
+          <w:sz w:val="17"/>
+          <w:szCs w:val="17"/>
+        </w:rPr>
+      </w:pPr>
+      <w:r>
+        <w:rPr>
+          <w:rFonts w:ascii="Consolas" w:hAnsi="Consolas" w:cs="Consolas"/>
+          <w:sz w:val="17"/>
+          <w:szCs w:val="17"/>
+        </w:rPr>
+        <w:t xml:space="preserve">    </w:t>
+      </w:r>
+      <w:r>
+        <w:rPr>
+          <w:rFonts w:ascii="Consolas" w:hAnsi="Consolas" w:cs="Consolas"/>
+          <w:color w:val="C00000"/>
+          <w:sz w:val="17"/>
+          <w:szCs w:val="17"/>
+        </w:rPr>
+        <w:t>def</w:t>
+      </w:r>
+      <w:r>
+        <w:rPr>
+          <w:rFonts w:ascii="Consolas" w:hAnsi="Consolas" w:cs="Consolas"/>
+          <w:sz w:val="17"/>
+          <w:szCs w:val="17"/>
+        </w:rPr>
+        <w:t xml:space="preserve"> _recording(xis):</w:t>
+      </w:r>
+    </w:p>
+    <w:p>
+      <w:pPr>
+        <w:rPr>
+          <w:rFonts w:ascii="Consolas" w:hAnsi="Consolas" w:cs="Consolas"/>
+          <w:sz w:val="17"/>
+          <w:szCs w:val="17"/>
+        </w:rPr>
+      </w:pPr>
+      <w:r>
+        <w:rPr>
+          <w:rFonts w:ascii="Consolas" w:hAnsi="Consolas" w:cs="Consolas"/>
+          <w:sz w:val="17"/>
+          <w:szCs w:val="17"/>
+        </w:rPr>
         <w:t xml:space="preserve">        comps = _orig(xis)</w:t>
       </w:r>
     </w:p>
     <w:p>
-      <w:r>
-        <w:t xml:space="preserve">        # comps: list of (mu, a, w, B) tuples, one per xi-channel (see</w:t>
-      </w:r>
-    </w:p>
-    <w:p>
-      <w:r>
+      <w:pPr>
+        <w:rPr>
+          <w:rFonts w:ascii="Consolas" w:hAnsi="Consolas" w:cs="Consolas"/>
+          <w:color w:val="275317" w:themeColor="accent6" w:themeShade="80"/>
+          <w:sz w:val="17"/>
+          <w:szCs w:val="17"/>
+        </w:rPr>
+      </w:pPr>
+      <w:r>
+        <w:rPr>
+          <w:rFonts w:ascii="Consolas" w:hAnsi="Consolas" w:cs="Consolas"/>
+          <w:sz w:val="17"/>
+          <w:szCs w:val="17"/>
+        </w:rPr>
+        <w:t xml:space="preserve">        </w:t>
+      </w:r>
+      <w:r>
+        <w:rPr>
+          <w:rFonts w:ascii="Consolas" w:hAnsi="Consolas" w:cs="Consolas"/>
+          <w:color w:val="275317" w:themeColor="accent6" w:themeShade="80"/>
+          <w:sz w:val="17"/>
+          <w:szCs w:val="17"/>
+        </w:rPr>
+        <w:t># comps: list of (mu, a, w, B) tuples, one per xi-channel (see</w:t>
+      </w:r>
+    </w:p>
+    <w:p>
+      <w:pPr>
+        <w:rPr>
+          <w:rFonts w:ascii="Consolas" w:hAnsi="Consolas" w:cs="Consolas"/>
+          <w:color w:val="275317" w:themeColor="accent6" w:themeShade="80"/>
+          <w:sz w:val="17"/>
+          <w:szCs w:val="17"/>
+        </w:rPr>
+      </w:pPr>
+      <w:r>
+        <w:rPr>
+          <w:rFonts w:ascii="Consolas" w:hAnsi="Consolas" w:cs="Consolas"/>
+          <w:color w:val="275317" w:themeColor="accent6" w:themeShade="80"/>
+          <w:sz w:val="17"/>
+          <w:szCs w:val="17"/>
+        </w:rPr>
         <w:t xml:space="preserve">        # AnisotropicMultiContextGaussianVTheta.context_components).</w:t>
       </w:r>
     </w:p>
     <w:p>
-      <w:r>
-        <w:t xml:space="preserve">        for (_mu, _a, _w, B) in comps:</w:t>
-      </w:r>
-    </w:p>
-    <w:p>
-      <w:r>
+      <w:pPr>
+        <w:rPr>
+          <w:rFonts w:ascii="Consolas" w:hAnsi="Consolas" w:cs="Consolas"/>
+          <w:sz w:val="17"/>
+          <w:szCs w:val="17"/>
+        </w:rPr>
+      </w:pPr>
+      <w:r>
+        <w:rPr>
+          <w:rFonts w:ascii="Consolas" w:hAnsi="Consolas" w:cs="Consolas"/>
+          <w:sz w:val="17"/>
+          <w:szCs w:val="17"/>
+        </w:rPr>
+        <w:t xml:space="preserve">        </w:t>
+      </w:r>
+      <w:r>
+        <w:rPr>
+          <w:rFonts w:ascii="Consolas" w:hAnsi="Consolas" w:cs="Consolas"/>
+          <w:color w:val="C00000"/>
+          <w:sz w:val="17"/>
+          <w:szCs w:val="17"/>
+        </w:rPr>
+        <w:t>for</w:t>
+      </w:r>
+      <w:r>
+        <w:rPr>
+          <w:rFonts w:ascii="Consolas" w:hAnsi="Consolas" w:cs="Consolas"/>
+          <w:sz w:val="17"/>
+          <w:szCs w:val="17"/>
+        </w:rPr>
+        <w:t xml:space="preserve"> (_mu, _a, _w, B) in comps:</w:t>
+      </w:r>
+    </w:p>
+    <w:p>
+      <w:pPr>
+        <w:rPr>
+          <w:rFonts w:ascii="Consolas" w:hAnsi="Consolas" w:cs="Consolas"/>
+          <w:sz w:val="17"/>
+          <w:szCs w:val="17"/>
+        </w:rPr>
+      </w:pPr>
+      <w:r>
+        <w:rPr>
+          <w:rFonts w:ascii="Consolas" w:hAnsi="Consolas" w:cs="Consolas"/>
+          <w:sz w:val="17"/>
+          <w:szCs w:val="17"/>
+        </w:rPr>
         <w:t xml:space="preserve">            if B.shape[-1] == 0:</w:t>
       </w:r>
     </w:p>
     <w:p>
-      <w:r>
+      <w:pPr>
+        <w:rPr>
+          <w:rFonts w:ascii="Consolas" w:hAnsi="Consolas" w:cs="Consolas"/>
+          <w:sz w:val="17"/>
+          <w:szCs w:val="17"/>
+        </w:rPr>
+      </w:pPr>
+      <w:r>
+        <w:rPr>
+          <w:rFonts w:ascii="Consolas" w:hAnsi="Consolas" w:cs="Consolas"/>
+          <w:sz w:val="17"/>
+          <w:szCs w:val="17"/>
+        </w:rPr>
         <w:t xml:space="preserve">                continue</w:t>
       </w:r>
     </w:p>
     <w:p>
-      <w:r>
-        <w:t xml:space="preserve">            # sigma_max(B_k)^2 = (largest singular value of B_k)^2, taken</w:t>
-      </w:r>
-    </w:p>
-    <w:p>
-      <w:r>
+      <w:pPr>
+        <w:rPr>
+          <w:rFonts w:ascii="Consolas" w:hAnsi="Consolas" w:cs="Consolas"/>
+          <w:color w:val="275317" w:themeColor="accent6" w:themeShade="80"/>
+          <w:sz w:val="17"/>
+          <w:szCs w:val="17"/>
+        </w:rPr>
+      </w:pPr>
+      <w:r>
+        <w:rPr>
+          <w:rFonts w:ascii="Consolas" w:hAnsi="Consolas" w:cs="Consolas"/>
+          <w:sz w:val="17"/>
+          <w:szCs w:val="17"/>
+        </w:rPr>
+        <w:t xml:space="preserve">            </w:t>
+      </w:r>
+      <w:r>
+        <w:rPr>
+          <w:rFonts w:ascii="Consolas" w:hAnsi="Consolas" w:cs="Consolas"/>
+          <w:color w:val="275317" w:themeColor="accent6" w:themeShade="80"/>
+          <w:sz w:val="17"/>
+          <w:szCs w:val="17"/>
+        </w:rPr>
+        <w:t># sigma_max(B_k)^2 = (largest singular value of B_k)^2, taken</w:t>
+      </w:r>
+    </w:p>
+    <w:p>
+      <w:pPr>
+        <w:rPr>
+          <w:rFonts w:ascii="Consolas" w:hAnsi="Consolas" w:cs="Consolas"/>
+          <w:color w:val="275317" w:themeColor="accent6" w:themeShade="80"/>
+          <w:sz w:val="17"/>
+          <w:szCs w:val="17"/>
+        </w:rPr>
+      </w:pPr>
+      <w:r>
+        <w:rPr>
+          <w:rFonts w:ascii="Consolas" w:hAnsi="Consolas" w:cs="Consolas"/>
+          <w:color w:val="275317" w:themeColor="accent6" w:themeShade="80"/>
+          <w:sz w:val="17"/>
+          <w:szCs w:val="17"/>
+        </w:rPr>
         <w:t xml:space="preserve">            # from the SVD of B_k directly rather than eigvalsh(B_k^T B_k):</w:t>
       </w:r>
     </w:p>
     <w:p>
-      <w:r>
+      <w:pPr>
+        <w:rPr>
+          <w:rFonts w:ascii="Consolas" w:hAnsi="Consolas" w:cs="Consolas"/>
+          <w:color w:val="275317" w:themeColor="accent6" w:themeShade="80"/>
+          <w:sz w:val="17"/>
+          <w:szCs w:val="17"/>
+        </w:rPr>
+      </w:pPr>
+      <w:r>
+        <w:rPr>
+          <w:rFonts w:ascii="Consolas" w:hAnsi="Consolas" w:cs="Consolas"/>
+          <w:color w:val="275317" w:themeColor="accent6" w:themeShade="80"/>
+          <w:sz w:val="17"/>
+          <w:szCs w:val="17"/>
+        </w:rPr>
         <w:t xml:space="preserve">            # forming the Gram squares the condition number and can make</w:t>
       </w:r>
     </w:p>
     <w:p>
-      <w:r>
+      <w:pPr>
+        <w:rPr>
+          <w:rFonts w:ascii="Consolas" w:hAnsi="Consolas" w:cs="Consolas"/>
+          <w:color w:val="275317" w:themeColor="accent6" w:themeShade="80"/>
+          <w:sz w:val="17"/>
+          <w:szCs w:val="17"/>
+        </w:rPr>
+      </w:pPr>
+      <w:r>
+        <w:rPr>
+          <w:rFonts w:ascii="Consolas" w:hAnsi="Consolas" w:cs="Consolas"/>
+          <w:color w:val="275317" w:themeColor="accent6" w:themeShade="80"/>
+          <w:sz w:val="17"/>
+          <w:szCs w:val="17"/>
+        </w:rPr>
         <w:t xml:space="preserve">            # the symmetric-eigen driver fail to converge on degenerate</w:t>
       </w:r>
     </w:p>
     <w:p>
-      <w:r>
+      <w:pPr>
+        <w:rPr>
+          <w:rFonts w:ascii="Consolas" w:hAnsi="Consolas" w:cs="Consolas"/>
+          <w:color w:val="275317" w:themeColor="accent6" w:themeShade="80"/>
+          <w:sz w:val="17"/>
+          <w:szCs w:val="17"/>
+        </w:rPr>
+      </w:pPr>
+      <w:r>
+        <w:rPr>
+          <w:rFonts w:ascii="Consolas" w:hAnsi="Consolas" w:cs="Consolas"/>
+          <w:color w:val="275317" w:themeColor="accent6" w:themeShade="80"/>
+          <w:sz w:val="17"/>
+          <w:szCs w:val="17"/>
+        </w:rPr>
         <w:t xml:space="preserve">            # wells (same failure mode fixed in cfc_baoab.lowrank_modes).</w:t>
       </w:r>
     </w:p>
     <w:p>
-      <w:r>
-        <w:t xml:space="preserve">            sigma_max_sq = torch.linalg.svdvals(B)[..., 0] ** 2  # (..., K)</w:t>
-      </w:r>
-    </w:p>
-    <w:p>
-      <w:r>
+      <w:pPr>
+        <w:rPr>
+          <w:rFonts w:ascii="Consolas" w:hAnsi="Consolas" w:cs="Consolas"/>
+          <w:sz w:val="17"/>
+          <w:szCs w:val="17"/>
+        </w:rPr>
+      </w:pPr>
+      <w:r>
+        <w:rPr>
+          <w:rFonts w:ascii="Consolas" w:hAnsi="Consolas" w:cs="Consolas"/>
+          <w:sz w:val="17"/>
+          <w:szCs w:val="17"/>
+        </w:rPr>
+        <w:t xml:space="preserve">            sigma_max_sq = torch.linalg.svdvals(B)[..., 0] ** 2  </w:t>
+      </w:r>
+      <w:r>
+        <w:rPr>
+          <w:rFonts w:ascii="Consolas" w:hAnsi="Consolas" w:cs="Consolas"/>
+          <w:color w:val="275317" w:themeColor="accent6" w:themeShade="80"/>
+          <w:sz w:val="17"/>
+          <w:szCs w:val="17"/>
+        </w:rPr>
+        <w:t># (..., K)</w:t>
+      </w:r>
+    </w:p>
+    <w:p>
+      <w:pPr>
+        <w:rPr>
+          <w:rFonts w:ascii="Consolas" w:hAnsi="Consolas" w:cs="Consolas"/>
+          <w:sz w:val="17"/>
+          <w:szCs w:val="17"/>
+        </w:rPr>
+      </w:pPr>
+      <w:r>
+        <w:rPr>
+          <w:rFonts w:ascii="Consolas" w:hAnsi="Consolas" w:cs="Consolas"/>
+          <w:sz w:val="17"/>
+          <w:szCs w:val="17"/>
+        </w:rPr>
         <w:t xml:space="preserve">            seen.append(sigma_max_sq.detach().float().flatten().cpu())</w:t>
       </w:r>
     </w:p>
     <w:p>
-      <w:r>
-        <w:t xml:space="preserve">        return comps</w:t>
-      </w:r>
-    </w:p>
-    <w:p/>
-    <w:p>
-      <w:r>
+      <w:pPr>
+        <w:rPr>
+          <w:rFonts w:ascii="Consolas" w:hAnsi="Consolas" w:cs="Consolas"/>
+          <w:sz w:val="17"/>
+          <w:szCs w:val="17"/>
+        </w:rPr>
+      </w:pPr>
+      <w:r>
+        <w:rPr>
+          <w:rFonts w:ascii="Consolas" w:hAnsi="Consolas" w:cs="Consolas"/>
+          <w:sz w:val="17"/>
+          <w:szCs w:val="17"/>
+        </w:rPr>
+        <w:t xml:space="preserve">        </w:t>
+      </w:r>
+      <w:r>
+        <w:rPr>
+          <w:rFonts w:ascii="Consolas" w:hAnsi="Consolas" w:cs="Consolas"/>
+          <w:color w:val="C00000"/>
+          <w:sz w:val="17"/>
+          <w:szCs w:val="17"/>
+        </w:rPr>
+        <w:t>return</w:t>
+      </w:r>
+      <w:r>
+        <w:rPr>
+          <w:rFonts w:ascii="Consolas" w:hAnsi="Consolas" w:cs="Consolas"/>
+          <w:sz w:val="17"/>
+          <w:szCs w:val="17"/>
+        </w:rPr>
+        <w:t xml:space="preserve"> comps</w:t>
+      </w:r>
+    </w:p>
+    <w:p>
+      <w:pPr>
+        <w:rPr>
+          <w:rFonts w:ascii="Consolas" w:hAnsi="Consolas" w:cs="Consolas"/>
+          <w:sz w:val="17"/>
+          <w:szCs w:val="17"/>
+        </w:rPr>
+      </w:pPr>
+    </w:p>
+    <w:p>
+      <w:pPr>
+        <w:rPr>
+          <w:rFonts w:ascii="Consolas" w:hAnsi="Consolas" w:cs="Consolas"/>
+          <w:sz w:val="17"/>
+          <w:szCs w:val="17"/>
+        </w:rPr>
+      </w:pPr>
+      <w:r>
+        <w:rPr>
+          <w:rFonts w:ascii="Consolas" w:hAnsi="Consolas" w:cs="Consolas"/>
+          <w:sz w:val="17"/>
+          <w:szCs w:val="17"/>
+        </w:rPr>
         <w:t xml:space="preserve">    mdl.V_theta.context_components = _recording</w:t>
       </w:r>
     </w:p>
     <w:p>
-      <w:r>
+      <w:pPr>
+        <w:rPr>
+          <w:rFonts w:ascii="Consolas" w:hAnsi="Consolas" w:cs="Consolas"/>
+          <w:sz w:val="17"/>
+          <w:szCs w:val="17"/>
+        </w:rPr>
+      </w:pPr>
+      <w:r>
+        <w:rPr>
+          <w:rFonts w:ascii="Consolas" w:hAnsi="Consolas" w:cs="Consolas"/>
+          <w:sz w:val="17"/>
+          <w:szCs w:val="17"/>
+        </w:rPr>
         <w:t xml:space="preserve">    try:</w:t>
       </w:r>
     </w:p>
     <w:p>
-      <w:r>
+      <w:pPr>
+        <w:rPr>
+          <w:rFonts w:ascii="Consolas" w:hAnsi="Consolas" w:cs="Consolas"/>
+          <w:sz w:val="17"/>
+          <w:szCs w:val="17"/>
+        </w:rPr>
+      </w:pPr>
+      <w:r>
+        <w:rPr>
+          <w:rFonts w:ascii="Consolas" w:hAnsi="Consolas" w:cs="Consolas"/>
+          <w:sz w:val="17"/>
+          <w:szCs w:val="17"/>
+        </w:rPr>
         <w:t xml:space="preserve">        was_training = mdl.training</w:t>
       </w:r>
     </w:p>
     <w:p>
-      <w:r>
+      <w:pPr>
+        <w:rPr>
+          <w:rFonts w:ascii="Consolas" w:hAnsi="Consolas" w:cs="Consolas"/>
+          <w:sz w:val="17"/>
+          <w:szCs w:val="17"/>
+        </w:rPr>
+      </w:pPr>
+      <w:r>
+        <w:rPr>
+          <w:rFonts w:ascii="Consolas" w:hAnsi="Consolas" w:cs="Consolas"/>
+          <w:sz w:val="17"/>
+          <w:szCs w:val="17"/>
+        </w:rPr>
         <w:t xml:space="preserve">        mdl.eval()</w:t>
       </w:r>
     </w:p>
     <w:p>
-      <w:r>
+      <w:pPr>
+        <w:rPr>
+          <w:rFonts w:ascii="Consolas" w:hAnsi="Consolas" w:cs="Consolas"/>
+          <w:sz w:val="17"/>
+          <w:szCs w:val="17"/>
+        </w:rPr>
+      </w:pPr>
+      <w:r>
+        <w:rPr>
+          <w:rFonts w:ascii="Consolas" w:hAnsi="Consolas" w:cs="Consolas"/>
+          <w:sz w:val="17"/>
+          <w:szCs w:val="17"/>
+        </w:rPr>
         <w:t xml:space="preserve">        with torch.enable_grad():</w:t>
       </w:r>
     </w:p>
     <w:p>
-      <w:r>
+      <w:pPr>
+        <w:rPr>
+          <w:rFonts w:ascii="Consolas" w:hAnsi="Consolas" w:cs="Consolas"/>
+          <w:sz w:val="17"/>
+          <w:szCs w:val="17"/>
+        </w:rPr>
+      </w:pPr>
+      <w:r>
+        <w:rPr>
+          <w:rFonts w:ascii="Consolas" w:hAnsi="Consolas" w:cs="Consolas"/>
+          <w:sz w:val="17"/>
+          <w:szCs w:val="17"/>
+        </w:rPr>
         <w:t xml:space="preserve">            mdl(x)</w:t>
       </w:r>
     </w:p>
     <w:p>
-      <w:r>
+      <w:pPr>
+        <w:rPr>
+          <w:rFonts w:ascii="Consolas" w:hAnsi="Consolas" w:cs="Consolas"/>
+          <w:sz w:val="17"/>
+          <w:szCs w:val="17"/>
+        </w:rPr>
+      </w:pPr>
+      <w:r>
+        <w:rPr>
+          <w:rFonts w:ascii="Consolas" w:hAnsi="Consolas" w:cs="Consolas"/>
+          <w:sz w:val="17"/>
+          <w:szCs w:val="17"/>
+        </w:rPr>
         <w:t xml:space="preserve">    finally:</w:t>
       </w:r>
     </w:p>
     <w:p>
-      <w:r>
+      <w:pPr>
+        <w:rPr>
+          <w:rFonts w:ascii="Consolas" w:hAnsi="Consolas" w:cs="Consolas"/>
+          <w:sz w:val="17"/>
+          <w:szCs w:val="17"/>
+        </w:rPr>
+      </w:pPr>
+      <w:r>
+        <w:rPr>
+          <w:rFonts w:ascii="Consolas" w:hAnsi="Consolas" w:cs="Consolas"/>
+          <w:sz w:val="17"/>
+          <w:szCs w:val="17"/>
+        </w:rPr>
         <w:t xml:space="preserve">        mdl.V_theta.context_components = _orig</w:t>
       </w:r>
     </w:p>
     <w:p>
-      <w:r>
+      <w:pPr>
+        <w:rPr>
+          <w:rFonts w:ascii="Consolas" w:hAnsi="Consolas" w:cs="Consolas"/>
+          <w:sz w:val="17"/>
+          <w:szCs w:val="17"/>
+        </w:rPr>
+      </w:pPr>
+      <w:r>
+        <w:rPr>
+          <w:rFonts w:ascii="Consolas" w:hAnsi="Consolas" w:cs="Consolas"/>
+          <w:sz w:val="17"/>
+          <w:szCs w:val="17"/>
+        </w:rPr>
         <w:t xml:space="preserve">        if was_training:</w:t>
       </w:r>
     </w:p>
     <w:p>
-      <w:r>
+      <w:pPr>
+        <w:rPr>
+          <w:rFonts w:ascii="Consolas" w:hAnsi="Consolas" w:cs="Consolas"/>
+          <w:sz w:val="17"/>
+          <w:szCs w:val="17"/>
+        </w:rPr>
+      </w:pPr>
+      <w:r>
+        <w:rPr>
+          <w:rFonts w:ascii="Consolas" w:hAnsi="Consolas" w:cs="Consolas"/>
+          <w:sz w:val="17"/>
+          <w:szCs w:val="17"/>
+        </w:rPr>
         <w:t xml:space="preserve">            mdl.train()</w:t>
       </w:r>
     </w:p>
-    <w:p/>
-    <w:p>
-      <w:r>
+    <w:p>
+      <w:pPr>
+        <w:rPr>
+          <w:rFonts w:ascii="Consolas" w:hAnsi="Consolas" w:cs="Consolas"/>
+          <w:sz w:val="17"/>
+          <w:szCs w:val="17"/>
+        </w:rPr>
+      </w:pPr>
+    </w:p>
+    <w:p>
+      <w:pPr>
+        <w:rPr>
+          <w:rFonts w:ascii="Consolas" w:hAnsi="Consolas" w:cs="Consolas"/>
+          <w:sz w:val="17"/>
+          <w:szCs w:val="17"/>
+        </w:rPr>
+      </w:pPr>
+      <w:r>
+        <w:rPr>
+          <w:rFonts w:ascii="Consolas" w:hAnsi="Consolas" w:cs="Consolas"/>
+          <w:sz w:val="17"/>
+          <w:szCs w:val="17"/>
+        </w:rPr>
         <w:t xml:space="preserve">    if not seen:</w:t>
       </w:r>
     </w:p>
     <w:p>
-      <w:r>
+      <w:pPr>
+        <w:rPr>
+          <w:rFonts w:ascii="Consolas" w:hAnsi="Consolas" w:cs="Consolas"/>
+          <w:sz w:val="17"/>
+          <w:szCs w:val="17"/>
+        </w:rPr>
+      </w:pPr>
+      <w:r>
+        <w:rPr>
+          <w:rFonts w:ascii="Consolas" w:hAnsi="Consolas" w:cs="Consolas"/>
+          <w:sz w:val="17"/>
+          <w:szCs w:val="17"/>
+        </w:rPr>
         <w:t xml:space="preserve">        return {'n_samples': 0}</w:t>
       </w:r>
     </w:p>
     <w:p>
-      <w:r>
+      <w:pPr>
+        <w:rPr>
+          <w:rFonts w:ascii="Consolas" w:hAnsi="Consolas" w:cs="Consolas"/>
+          <w:sz w:val="17"/>
+          <w:szCs w:val="17"/>
+        </w:rPr>
+      </w:pPr>
+      <w:r>
+        <w:rPr>
+          <w:rFonts w:ascii="Consolas" w:hAnsi="Consolas" w:cs="Consolas"/>
+          <w:sz w:val="17"/>
+          <w:szCs w:val="17"/>
+        </w:rPr>
         <w:t xml:space="preserve">    s = torch.cat(seen)</w:t>
       </w:r>
     </w:p>
     <w:p>
-      <w:r>
+      <w:pPr>
+        <w:rPr>
+          <w:rFonts w:ascii="Consolas" w:hAnsi="Consolas" w:cs="Consolas"/>
+          <w:sz w:val="17"/>
+          <w:szCs w:val="17"/>
+        </w:rPr>
+      </w:pPr>
+      <w:r>
+        <w:rPr>
+          <w:rFonts w:ascii="Consolas" w:hAnsi="Consolas" w:cs="Consolas"/>
+          <w:sz w:val="17"/>
+          <w:szCs w:val="17"/>
+        </w:rPr>
         <w:t xml:space="preserve">    n_total = int(s.numel())</w:t>
       </w:r>
     </w:p>
     <w:p>
-      <w:r>
+      <w:pPr>
+        <w:rPr>
+          <w:rFonts w:ascii="Consolas" w:hAnsi="Consolas" w:cs="Consolas"/>
+          <w:sz w:val="17"/>
+          <w:szCs w:val="17"/>
+        </w:rPr>
+      </w:pPr>
+      <w:r>
+        <w:rPr>
+          <w:rFonts w:ascii="Consolas" w:hAnsi="Consolas" w:cs="Consolas"/>
+          <w:sz w:val="17"/>
+          <w:szCs w:val="17"/>
+        </w:rPr>
         <w:t xml:space="preserve">    s_max = float(s.max())</w:t>
       </w:r>
     </w:p>
     <w:p>
-      <w:r>
+      <w:pPr>
+        <w:rPr>
+          <w:rFonts w:ascii="Consolas" w:hAnsi="Consolas" w:cs="Consolas"/>
+          <w:sz w:val="17"/>
+          <w:szCs w:val="17"/>
+        </w:rPr>
+      </w:pPr>
+      <w:r>
+        <w:rPr>
+          <w:rFonts w:ascii="Consolas" w:hAnsi="Consolas" w:cs="Consolas"/>
+          <w:sz w:val="17"/>
+          <w:szCs w:val="17"/>
+        </w:rPr>
         <w:t xml:space="preserve">    if n_total &gt; 4_000_000:</w:t>
       </w:r>
     </w:p>
     <w:p>
-      <w:r>
+      <w:pPr>
+        <w:rPr>
+          <w:rFonts w:ascii="Consolas" w:hAnsi="Consolas" w:cs="Consolas"/>
+          <w:sz w:val="17"/>
+          <w:szCs w:val="17"/>
+        </w:rPr>
+      </w:pPr>
+      <w:r>
+        <w:rPr>
+          <w:rFonts w:ascii="Consolas" w:hAnsi="Consolas" w:cs="Consolas"/>
+          <w:sz w:val="17"/>
+          <w:szCs w:val="17"/>
+        </w:rPr>
         <w:t xml:space="preserve">        idx = torch.randint(0, n_total, (4_000_000,))</w:t>
       </w:r>
     </w:p>
     <w:p>
-      <w:r>
+      <w:pPr>
+        <w:rPr>
+          <w:rFonts w:ascii="Consolas" w:hAnsi="Consolas" w:cs="Consolas"/>
+          <w:sz w:val="17"/>
+          <w:szCs w:val="17"/>
+        </w:rPr>
+      </w:pPr>
+      <w:r>
+        <w:rPr>
+          <w:rFonts w:ascii="Consolas" w:hAnsi="Consolas" w:cs="Consolas"/>
+          <w:sz w:val="17"/>
+          <w:szCs w:val="17"/>
+        </w:rPr>
         <w:t xml:space="preserve">        s_q = s[idx]</w:t>
       </w:r>
     </w:p>
     <w:p>
-      <w:r>
+      <w:pPr>
+        <w:rPr>
+          <w:rFonts w:ascii="Consolas" w:hAnsi="Consolas" w:cs="Consolas"/>
+          <w:sz w:val="17"/>
+          <w:szCs w:val="17"/>
+        </w:rPr>
+      </w:pPr>
+      <w:r>
+        <w:rPr>
+          <w:rFonts w:ascii="Consolas" w:hAnsi="Consolas" w:cs="Consolas"/>
+          <w:sz w:val="17"/>
+          <w:szCs w:val="17"/>
+        </w:rPr>
         <w:lastRenderedPageBreak/>
         <w:t xml:space="preserve">    else:</w:t>
       </w:r>
     </w:p>
     <w:p>
-      <w:r>
+      <w:pPr>
+        <w:rPr>
+          <w:rFonts w:ascii="Consolas" w:hAnsi="Consolas" w:cs="Consolas"/>
+          <w:sz w:val="17"/>
+          <w:szCs w:val="17"/>
+        </w:rPr>
+      </w:pPr>
+      <w:r>
+        <w:rPr>
+          <w:rFonts w:ascii="Consolas" w:hAnsi="Consolas" w:cs="Consolas"/>
+          <w:sz w:val="17"/>
+          <w:szCs w:val="17"/>
+        </w:rPr>
         <w:t xml:space="preserve">        s_q = s</w:t>
       </w:r>
     </w:p>
     <w:p>
-      <w:r>
+      <w:pPr>
+        <w:rPr>
+          <w:rFonts w:ascii="Consolas" w:hAnsi="Consolas" w:cs="Consolas"/>
+          <w:sz w:val="17"/>
+          <w:szCs w:val="17"/>
+        </w:rPr>
+      </w:pPr>
+      <w:r>
+        <w:rPr>
+          <w:rFonts w:ascii="Consolas" w:hAnsi="Consolas" w:cs="Consolas"/>
+          <w:sz w:val="17"/>
+          <w:szCs w:val="17"/>
+        </w:rPr>
         <w:t xml:space="preserve">    q = torch.tensor([0.5, 0.9, 0.99, 0.999])</w:t>
       </w:r>
     </w:p>
     <w:p>
-      <w:r>
+      <w:pPr>
+        <w:rPr>
+          <w:rFonts w:ascii="Consolas" w:hAnsi="Consolas" w:cs="Consolas"/>
+          <w:sz w:val="17"/>
+          <w:szCs w:val="17"/>
+        </w:rPr>
+      </w:pPr>
+      <w:r>
+        <w:rPr>
+          <w:rFonts w:ascii="Consolas" w:hAnsi="Consolas" w:cs="Consolas"/>
+          <w:sz w:val="17"/>
+          <w:szCs w:val="17"/>
+        </w:rPr>
         <w:t xml:space="preserve">    qs = torch.quantile(s_q.double(), q.double()).float()</w:t>
       </w:r>
     </w:p>
     <w:p>
-      <w:r>
+      <w:pPr>
+        <w:rPr>
+          <w:rFonts w:ascii="Consolas" w:hAnsi="Consolas" w:cs="Consolas"/>
+          <w:sz w:val="17"/>
+          <w:szCs w:val="17"/>
+        </w:rPr>
+      </w:pPr>
+      <w:r>
+        <w:rPr>
+          <w:rFonts w:ascii="Consolas" w:hAnsi="Consolas" w:cs="Consolas"/>
+          <w:sz w:val="17"/>
+          <w:szCs w:val="17"/>
+        </w:rPr>
         <w:t xml:space="preserve">    qs = torch.cat([qs, torch.tensor([s_max])])</w:t>
       </w:r>
     </w:p>
     <w:p>
-      <w:r>
+      <w:pPr>
+        <w:rPr>
+          <w:rFonts w:ascii="Consolas" w:hAnsi="Consolas" w:cs="Consolas"/>
+          <w:sz w:val="17"/>
+          <w:szCs w:val="17"/>
+        </w:rPr>
+      </w:pPr>
+      <w:r>
+        <w:rPr>
+          <w:rFonts w:ascii="Consolas" w:hAnsi="Consolas" w:cs="Consolas"/>
+          <w:sz w:val="17"/>
+          <w:szCs w:val="17"/>
+        </w:rPr>
         <w:t xml:space="preserve">    return {</w:t>
       </w:r>
     </w:p>
     <w:p>
-      <w:r>
+      <w:pPr>
+        <w:rPr>
+          <w:rFonts w:ascii="Consolas" w:hAnsi="Consolas" w:cs="Consolas"/>
+          <w:sz w:val="17"/>
+          <w:szCs w:val="17"/>
+        </w:rPr>
+      </w:pPr>
+      <w:r>
+        <w:rPr>
+          <w:rFonts w:ascii="Consolas" w:hAnsi="Consolas" w:cs="Consolas"/>
+          <w:sz w:val="17"/>
+          <w:szCs w:val="17"/>
+        </w:rPr>
         <w:t xml:space="preserve">        'n_samples': n_total,</w:t>
       </w:r>
     </w:p>
     <w:p>
-      <w:r>
+      <w:pPr>
+        <w:rPr>
+          <w:rFonts w:ascii="Consolas" w:hAnsi="Consolas" w:cs="Consolas"/>
+          <w:sz w:val="17"/>
+          <w:szCs w:val="17"/>
+        </w:rPr>
+      </w:pPr>
+      <w:r>
+        <w:rPr>
+          <w:rFonts w:ascii="Consolas" w:hAnsi="Consolas" w:cs="Consolas"/>
+          <w:sz w:val="17"/>
+          <w:szCs w:val="17"/>
+        </w:rPr>
         <w:t xml:space="preserve">        'p50': float(qs[0]), 'p90': float(qs[1]), 'p99': float(qs[2]),</w:t>
       </w:r>
     </w:p>
     <w:p>
-      <w:r>
+      <w:pPr>
+        <w:rPr>
+          <w:rFonts w:ascii="Consolas" w:hAnsi="Consolas" w:cs="Consolas"/>
+          <w:sz w:val="17"/>
+          <w:szCs w:val="17"/>
+        </w:rPr>
+      </w:pPr>
+      <w:r>
+        <w:rPr>
+          <w:rFonts w:ascii="Consolas" w:hAnsi="Consolas" w:cs="Consolas"/>
+          <w:sz w:val="17"/>
+          <w:szCs w:val="17"/>
+        </w:rPr>
         <w:t xml:space="preserve">        'p999': float(qs[3]), 'max': float(qs[4]),</w:t>
       </w:r>
     </w:p>
     <w:p>
-      <w:r>
+      <w:pPr>
+        <w:rPr>
+          <w:rFonts w:ascii="Consolas" w:hAnsi="Consolas" w:cs="Consolas"/>
+          <w:sz w:val="17"/>
+          <w:szCs w:val="17"/>
+        </w:rPr>
+      </w:pPr>
+      <w:r>
+        <w:rPr>
+          <w:rFonts w:ascii="Consolas" w:hAnsi="Consolas" w:cs="Consolas"/>
+          <w:sz w:val="17"/>
+          <w:szCs w:val="17"/>
+        </w:rPr>
         <w:t xml:space="preserve">    }</w:t>
       </w:r>
     </w:p>
+    <w:p>
+      <w:pPr>
+        <w:rPr>
+          <w:rFonts w:ascii="Consolas" w:hAnsi="Consolas" w:cs="Consolas"/>
+          <w:sz w:val="17"/>
+          <w:szCs w:val="17"/>
+        </w:rPr>
+      </w:pPr>
+    </w:p>
+    <w:p>
+      <w:pPr>
+        <w:rPr>
+          <w:rFonts w:ascii="Consolas" w:hAnsi="Consolas" w:cs="Consolas"/>
+          <w:sz w:val="17"/>
+          <w:szCs w:val="17"/>
+        </w:rPr>
+      </w:pPr>
+    </w:p>
+    <w:p>
+      <w:pPr>
+        <w:rPr>
+          <w:rFonts w:ascii="Consolas" w:hAnsi="Consolas" w:cs="Consolas"/>
+          <w:sz w:val="17"/>
+          <w:szCs w:val="17"/>
+        </w:rPr>
+      </w:pPr>
+      <w:r>
+        <w:rPr>
+          <w:rFonts w:ascii="Consolas" w:hAnsi="Consolas" w:cs="Consolas"/>
+          <w:sz w:val="17"/>
+          <w:szCs w:val="17"/>
+        </w:rPr>
+        <w:t>_rng_slr = np.random.default_rng(0)</w:t>
+      </w:r>
+    </w:p>
+    <w:p>
+      <w:pPr>
+        <w:rPr>
+          <w:rFonts w:ascii="Consolas" w:hAnsi="Consolas" w:cs="Consolas"/>
+          <w:sz w:val="17"/>
+          <w:szCs w:val="17"/>
+        </w:rPr>
+      </w:pPr>
+      <w:r>
+        <w:rPr>
+          <w:rFonts w:ascii="Consolas" w:hAnsi="Consolas" w:cs="Consolas"/>
+          <w:sz w:val="17"/>
+          <w:szCs w:val="17"/>
+        </w:rPr>
+        <w:t>_xb_slr, _ = get_batch(train_ids, min(BATCH_SIZE, 4), BLOCK_SIZE, _rng_slr)</w:t>
+      </w:r>
+    </w:p>
+    <w:p>
+      <w:pPr>
+        <w:rPr>
+          <w:rFonts w:ascii="Consolas" w:hAnsi="Consolas" w:cs="Consolas"/>
+          <w:sz w:val="17"/>
+          <w:szCs w:val="17"/>
+        </w:rPr>
+      </w:pPr>
+      <w:r>
+        <w:rPr>
+          <w:rFonts w:ascii="Consolas" w:hAnsi="Consolas" w:cs="Consolas"/>
+          <w:sz w:val="17"/>
+          <w:szCs w:val="17"/>
+        </w:rPr>
+        <w:t>_rep_slr = sigma_lr_report(model, torch.from_numpy(_xb_slr).to(DEVICE))</w:t>
+      </w:r>
+    </w:p>
+    <w:p>
+      <w:pPr>
+        <w:rPr>
+          <w:rFonts w:ascii="Consolas" w:hAnsi="Consolas" w:cs="Consolas"/>
+          <w:sz w:val="17"/>
+          <w:szCs w:val="17"/>
+        </w:rPr>
+      </w:pPr>
+    </w:p>
+    <w:p>
+      <w:pPr>
+        <w:rPr>
+          <w:rFonts w:ascii="Consolas" w:hAnsi="Consolas" w:cs="Consolas"/>
+          <w:sz w:val="17"/>
+          <w:szCs w:val="17"/>
+        </w:rPr>
+      </w:pPr>
+      <w:r>
+        <w:rPr>
+          <w:rFonts w:ascii="Consolas" w:hAnsi="Consolas" w:cs="Consolas"/>
+          <w:sz w:val="17"/>
+          <w:szCs w:val="17"/>
+        </w:rPr>
+        <w:t>if _rep_slr['n_samples'] == 0:</w:t>
+      </w:r>
+    </w:p>
+    <w:p>
+      <w:pPr>
+        <w:rPr>
+          <w:rFonts w:ascii="Consolas" w:hAnsi="Consolas" w:cs="Consolas"/>
+          <w:sz w:val="17"/>
+          <w:szCs w:val="17"/>
+        </w:rPr>
+      </w:pPr>
+      <w:r>
+        <w:rPr>
+          <w:rFonts w:ascii="Consolas" w:hAnsi="Consolas" w:cs="Consolas"/>
+          <w:sz w:val="17"/>
+          <w:szCs w:val="17"/>
+        </w:rPr>
+        <w:t xml:space="preserve">    print('sigma_lr_report: no low-rank wells found (rank=0 or no '</w:t>
+      </w:r>
+    </w:p>
+    <w:p>
+      <w:pPr>
+        <w:rPr>
+          <w:rFonts w:ascii="Consolas" w:hAnsi="Consolas" w:cs="Consolas"/>
+          <w:sz w:val="17"/>
+          <w:szCs w:val="17"/>
+        </w:rPr>
+      </w:pPr>
+      <w:r>
+        <w:rPr>
+          <w:rFonts w:ascii="Consolas" w:hAnsi="Consolas" w:cs="Consolas"/>
+          <w:sz w:val="17"/>
+          <w:szCs w:val="17"/>
+        </w:rPr>
+        <w:t xml:space="preserve">          'context_components on this V_theta).')</w:t>
+      </w:r>
+    </w:p>
+    <w:p>
+      <w:pPr>
+        <w:rPr>
+          <w:rFonts w:ascii="Consolas" w:hAnsi="Consolas" w:cs="Consolas"/>
+          <w:sz w:val="17"/>
+          <w:szCs w:val="17"/>
+        </w:rPr>
+      </w:pPr>
+      <w:r>
+        <w:rPr>
+          <w:rFonts w:ascii="Consolas" w:hAnsi="Consolas" w:cs="Consolas"/>
+          <w:sz w:val="17"/>
+          <w:szCs w:val="17"/>
+        </w:rPr>
+        <w:t>else:</w:t>
+      </w:r>
+    </w:p>
+    <w:p>
+      <w:pPr>
+        <w:rPr>
+          <w:rFonts w:ascii="Consolas" w:hAnsi="Consolas" w:cs="Consolas"/>
+          <w:sz w:val="17"/>
+          <w:szCs w:val="17"/>
+        </w:rPr>
+      </w:pPr>
+      <w:r>
+        <w:rPr>
+          <w:rFonts w:ascii="Consolas" w:hAnsi="Consolas" w:cs="Consolas"/>
+          <w:sz w:val="17"/>
+          <w:szCs w:val="17"/>
+        </w:rPr>
+        <w:t xml:space="preserve">    print(f'sigma_max(B_k)^2 over {_rep_slr["n_samples"]:,} '</w:t>
+      </w:r>
+    </w:p>
+    <w:p>
+      <w:pPr>
+        <w:rPr>
+          <w:rFonts w:ascii="Consolas" w:hAnsi="Consolas" w:cs="Consolas"/>
+          <w:sz w:val="17"/>
+          <w:szCs w:val="17"/>
+        </w:rPr>
+      </w:pPr>
+      <w:r>
+        <w:rPr>
+          <w:rFonts w:ascii="Consolas" w:hAnsi="Consolas" w:cs="Consolas"/>
+          <w:sz w:val="17"/>
+          <w:szCs w:val="17"/>
+        </w:rPr>
+        <w:t xml:space="preserve">          f'(layer, xi-channel, well) samples:')</w:t>
+      </w:r>
+    </w:p>
+    <w:p>
+      <w:pPr>
+        <w:rPr>
+          <w:rFonts w:ascii="Consolas" w:hAnsi="Consolas" w:cs="Consolas"/>
+          <w:sz w:val="17"/>
+          <w:szCs w:val="17"/>
+        </w:rPr>
+      </w:pPr>
+      <w:r>
+        <w:rPr>
+          <w:rFonts w:ascii="Consolas" w:hAnsi="Consolas" w:cs="Consolas"/>
+          <w:sz w:val="17"/>
+          <w:szCs w:val="17"/>
+        </w:rPr>
+        <w:t xml:space="preserve">    print(f'  p50 {_rep_slr["p50"]:.3f}   p90 {_rep_slr["p90"]:.3f}   '</w:t>
+      </w:r>
+    </w:p>
+    <w:p>
+      <w:pPr>
+        <w:rPr>
+          <w:rFonts w:ascii="Consolas" w:hAnsi="Consolas" w:cs="Consolas"/>
+          <w:sz w:val="17"/>
+          <w:szCs w:val="17"/>
+        </w:rPr>
+      </w:pPr>
+      <w:r>
+        <w:rPr>
+          <w:rFonts w:ascii="Consolas" w:hAnsi="Consolas" w:cs="Consolas"/>
+          <w:sz w:val="17"/>
+          <w:szCs w:val="17"/>
+        </w:rPr>
+        <w:t xml:space="preserve">          f'p99 {_rep_slr["p99"]:.3f}   p99.9 {_rep_slr["p999"]:.3f}   '</w:t>
+      </w:r>
+    </w:p>
+    <w:p>
+      <w:pPr>
+        <w:rPr>
+          <w:rFonts w:ascii="Consolas" w:hAnsi="Consolas" w:cs="Consolas"/>
+          <w:sz w:val="17"/>
+          <w:szCs w:val="17"/>
+        </w:rPr>
+      </w:pPr>
+      <w:r>
+        <w:rPr>
+          <w:rFonts w:ascii="Consolas" w:hAnsi="Consolas" w:cs="Consolas"/>
+          <w:sz w:val="17"/>
+          <w:szCs w:val="17"/>
+        </w:rPr>
+        <w:t xml:space="preserve">          f'max {_rep_slr["max"]:.3f}')</w:t>
+      </w:r>
+    </w:p>
+    <w:p>
+      <w:pPr>
+        <w:rPr>
+          <w:rFonts w:ascii="Consolas" w:hAnsi="Consolas" w:cs="Consolas"/>
+          <w:sz w:val="17"/>
+          <w:szCs w:val="17"/>
+        </w:rPr>
+      </w:pPr>
+      <w:r>
+        <w:rPr>
+          <w:rFonts w:ascii="Consolas" w:hAnsi="Consolas" w:cs="Consolas"/>
+          <w:sz w:val="17"/>
+          <w:szCs w:val="17"/>
+        </w:rPr>
+        <w:t xml:space="preserve">    print('  =&gt; record this alongside the checkpoint step; compare a '</w:t>
+      </w:r>
+    </w:p>
+    <w:p>
+      <w:pPr>
+        <w:rPr>
+          <w:rFonts w:ascii="Consolas" w:hAnsi="Consolas" w:cs="Consolas"/>
+          <w:sz w:val="17"/>
+          <w:szCs w:val="17"/>
+        </w:rPr>
+      </w:pPr>
+      <w:r>
+        <w:rPr>
+          <w:rFonts w:ascii="Consolas" w:hAnsi="Consolas" w:cs="Consolas"/>
+          <w:sz w:val="17"/>
+          <w:szCs w:val="17"/>
+        </w:rPr>
+        <w:t xml:space="preserve">          'healthy checkpoint against a `_prereload` (spike-regime) '</w:t>
+      </w:r>
+    </w:p>
+    <w:p>
+      <w:pPr>
+        <w:rPr>
+          <w:rFonts w:ascii="Consolas" w:hAnsi="Consolas" w:cs="Consolas"/>
+          <w:sz w:val="17"/>
+          <w:szCs w:val="17"/>
+        </w:rPr>
+      </w:pPr>
+      <w:r>
+        <w:rPr>
+          <w:rFonts w:ascii="Consolas" w:hAnsi="Consolas" w:cs="Consolas"/>
+          <w:sz w:val="17"/>
+          <w:szCs w:val="17"/>
+        </w:rPr>
+        <w:t xml:space="preserve">          'snapshot to bracket PRECISION_LR_MAX per companion-note SS31.4 '</w:t>
+      </w:r>
+    </w:p>
+    <w:p>
+      <w:pPr>
+        <w:rPr>
+          <w:rFonts w:ascii="Consolas" w:hAnsi="Consolas" w:cs="Consolas"/>
+          <w:sz w:val="17"/>
+          <w:szCs w:val="17"/>
+        </w:rPr>
+      </w:pPr>
+      <w:r>
+        <w:rPr>
+          <w:rFonts w:ascii="Consolas" w:hAnsi="Consolas" w:cs="Consolas"/>
+          <w:sz w:val="17"/>
+          <w:szCs w:val="17"/>
+        </w:rPr>
+        <w:t xml:space="preserve">          '(set it above the healthy p95-p99, below the spike-regime '</w:t>
+      </w:r>
+    </w:p>
+    <w:p>
+      <w:pPr>
+        <w:rPr>
+          <w:rFonts w:ascii="Consolas" w:hAnsi="Consolas" w:cs="Consolas"/>
+          <w:sz w:val="17"/>
+          <w:szCs w:val="17"/>
+        </w:rPr>
+      </w:pPr>
+      <w:r>
+        <w:rPr>
+          <w:rFonts w:ascii="Consolas" w:hAnsi="Consolas" w:cs="Consolas"/>
+          <w:sz w:val="17"/>
+          <w:szCs w:val="17"/>
+        </w:rPr>
+        <w:t xml:space="preserve">          'p99/max, then bias slightly upward since the Frobenius cap is '</w:t>
+      </w:r>
+    </w:p>
+    <w:p>
+      <w:pPr>
+        <w:rPr>
+          <w:rFonts w:ascii="Consolas" w:hAnsi="Consolas" w:cs="Consolas"/>
+          <w:sz w:val="17"/>
+          <w:szCs w:val="17"/>
+        </w:rPr>
+      </w:pPr>
+      <w:r>
+        <w:rPr>
+          <w:rFonts w:ascii="Consolas" w:hAnsi="Consolas" w:cs="Consolas"/>
+          <w:sz w:val="17"/>
+          <w:szCs w:val="17"/>
+        </w:rPr>
+        <w:t xml:space="preserve">          'conservative by up to a factor ANISO_RANK).')</w:t>
+      </w:r>
+    </w:p>
     <w:p/>
-    <w:p/>
-    <w:p>
-      <w:r>
-        <w:t>_rng_slr = np.random.default_rng(0)</w:t>
-      </w:r>
-    </w:p>
-    <w:p>
-      <w:r>
-        <w:t>_xb_slr, _ = get_batch(train_ids, min(BATCH_SIZE, 4), BLOCK_SIZE, _rng_slr)</w:t>
-      </w:r>
-    </w:p>
-    <w:p>
-      <w:r>
-        <w:t>_rep_slr = sigma_lr_report(model, torch.from_numpy(_xb_slr).to(DEVICE))</w:t>
-      </w:r>
-    </w:p>
-    <w:p/>
-    <w:p>
-      <w:r>
-        <w:t>if _rep_slr['n_samples'] == 0:</w:t>
-      </w:r>
-    </w:p>
-    <w:p>
-      <w:r>
-        <w:t xml:space="preserve">    print('sigma_lr_report: no low-rank wells found (rank=0 or no '</w:t>
-      </w:r>
-    </w:p>
-    <w:p>
-      <w:r>
-        <w:t xml:space="preserve">          'context_components on this V_theta).')</w:t>
-      </w:r>
-    </w:p>
-    <w:p>
-      <w:r>
-        <w:t>else:</w:t>
-      </w:r>
-    </w:p>
-    <w:p>
-      <w:r>
-        <w:t xml:space="preserve">    print(f'sigma_max(B_k)^2 over {_rep_slr["n_samples"]:,} '</w:t>
-      </w:r>
-    </w:p>
-    <w:p>
-      <w:r>
-        <w:t xml:space="preserve">          f'(layer, xi-channel, well) samples:')</w:t>
-      </w:r>
-    </w:p>
-    <w:p>
-      <w:r>
-        <w:t xml:space="preserve">    print(f'  p50 {_rep_slr["p50"]:.3f}   p90 {_rep_slr["p90"]:.3f}   '</w:t>
-      </w:r>
-    </w:p>
-    <w:p>
-      <w:r>
-        <w:t xml:space="preserve">          f'p99 {_rep_slr["p99"]:.3f}   p99.9 {_rep_slr["p999"]:.3f}   '</w:t>
-      </w:r>
-    </w:p>
-    <w:p>
-      <w:r>
-        <w:t xml:space="preserve">          f'max {_rep_slr["max"]:.3f}')</w:t>
-      </w:r>
-    </w:p>
-    <w:p>
-      <w:r>
-        <w:t xml:space="preserve">    print('  =&gt; record this alongside the checkpoint step; compare a '</w:t>
-      </w:r>
-    </w:p>
-    <w:p>
-      <w:r>
-        <w:t xml:space="preserve">          'healthy checkpoint against a `_prereload` (spike-regime) '</w:t>
-      </w:r>
-    </w:p>
-    <w:p>
-      <w:r>
-        <w:t xml:space="preserve">          'snapshot to bracket PRECISION_LR_MAX per companion-note SS31.4 '</w:t>
-      </w:r>
-    </w:p>
-    <w:p>
-      <w:r>
-        <w:t xml:space="preserve">          '(set it above the healthy p95-p99, below the spike-regime '</w:t>
-      </w:r>
-    </w:p>
-    <w:p>
-      <w:r>
-        <w:t xml:space="preserve">          'p99/max, then bias slightly upward since the Frobenius cap is '</w:t>
-      </w:r>
-    </w:p>
-    <w:p>
-      <w:r>
-        <w:t xml:space="preserve">          'conservative by up to a factor ANISO_RANK).')</w:t>
-      </w:r>
-    </w:p>
-    <w:p/>
     <w:p>
       <w:r>
         <w:t>I am seeing the following error of Cell 6b-2 with step 27000</w:t>
@@ -594,9 +2568,14 @@
       <w:r>
         <w:t xml:space="preserve"> in notebook </w:t>
       </w:r>
-      <w:r>
-        <w:t>scaleup/colab_fock_cfc_baoab_aniso_gaussian_openwebtext_d384.ipynb</w:t>
-      </w:r>
+      <w:hyperlink r:id="rId10" w:history="1">
+        <w:r>
+          <w:rPr>
+            <w:rStyle w:val="Hyperlink"/>
+          </w:rPr>
+          <w:t>scaleup/colab_fock_cfc_baoab_aniso_gaussian_openwebtext_d384.ipynb</w:t>
+        </w:r>
+      </w:hyperlink>
       <w:r>
         <w:t>:</w:t>
       </w:r>
@@ -624,7 +2603,7 @@
                     <pic:cNvPicPr/>
                   </pic:nvPicPr>
                   <pic:blipFill>
-                    <a:blip r:embed="rId4" cstate="print">
+                    <a:blip r:embed="rId11" cstate="print">
                       <a:extLst>
                         <a:ext uri="{28A0092B-C50C-407E-A947-70E740481C1C}">
                           <a14:useLocalDpi xmlns:a14="http://schemas.microsoft.com/office/drawing/2010/main" val="0"/>
@@ -670,7 +2649,7 @@
                     <pic:cNvPicPr/>
                   </pic:nvPicPr>
                   <pic:blipFill>
-                    <a:blip r:embed="rId5" cstate="print">
+                    <a:blip r:embed="rId12" cstate="print">
                       <a:extLst>
                         <a:ext uri="{28A0092B-C50C-407E-A947-70E740481C1C}">
                           <a14:useLocalDpi xmlns:a14="http://schemas.microsoft.com/office/drawing/2010/main" val="0"/>
@@ -720,7 +2699,7 @@
                     <pic:cNvPicPr/>
                   </pic:nvPicPr>
                   <pic:blipFill>
-                    <a:blip r:embed="rId6" cstate="print">
+                    <a:blip r:embed="rId13" cstate="print">
                       <a:extLst>
                         <a:ext uri="{28A0092B-C50C-407E-A947-70E740481C1C}">
                           <a14:useLocalDpi xmlns:a14="http://schemas.microsoft.com/office/drawing/2010/main" val="0"/>
@@ -771,7 +2750,7 @@
                     <pic:cNvPicPr/>
                   </pic:nvPicPr>
                   <pic:blipFill>
-                    <a:blip r:embed="rId7" cstate="print">
+                    <a:blip r:embed="rId14" cstate="print">
                       <a:extLst>
                         <a:ext uri="{28A0092B-C50C-407E-A947-70E740481C1C}">
                           <a14:useLocalDpi xmlns:a14="http://schemas.microsoft.com/office/drawing/2010/main" val="0"/>
@@ -817,7 +2796,7 @@
                     <pic:cNvPicPr/>
                   </pic:nvPicPr>
                   <pic:blipFill>
-                    <a:blip r:embed="rId8" cstate="print">
+                    <a:blip r:embed="rId15" cstate="print">
                       <a:extLst>
                         <a:ext uri="{28A0092B-C50C-407E-A947-70E740481C1C}">
                           <a14:useLocalDpi xmlns:a14="http://schemas.microsoft.com/office/drawing/2010/main" val="0"/>
@@ -1288,7 +3267,6 @@
     <w:next w:val="Normal"/>
     <w:link w:val="Heading2Char"/>
     <w:uiPriority w:val="9"/>
-    <w:semiHidden/>
     <w:unhideWhenUsed/>
     <w:qFormat/>
     <w:rsid w:val="00352BF7"/>
@@ -1502,7 +3480,6 @@
     <w:basedOn w:val="DefaultParagraphFont"/>
     <w:link w:val="Heading2"/>
     <w:uiPriority w:val="9"/>
-    <w:semiHidden/>
     <w:rsid w:val="00352BF7"/>
     <w:rPr>
       <w:rFonts w:ascii="Calibri Light" w:eastAsiaTheme="majorEastAsia" w:hAnsi="Calibri Light" w:cstheme="majorBidi"/>
@@ -1771,6 +3748,39 @@
       <w:smallCaps/>
       <w:color w:val="0F4761" w:themeColor="accent1" w:themeShade="BF"/>
       <w:spacing w:val="5"/>
+    </w:rPr>
+  </w:style>
+  <w:style w:type="character" w:styleId="Hyperlink">
+    <w:name w:val="Hyperlink"/>
+    <w:basedOn w:val="DefaultParagraphFont"/>
+    <w:uiPriority w:val="99"/>
+    <w:unhideWhenUsed/>
+    <w:rsid w:val="002E7A48"/>
+    <w:rPr>
+      <w:color w:val="467886" w:themeColor="hyperlink"/>
+      <w:u w:val="single"/>
+    </w:rPr>
+  </w:style>
+  <w:style w:type="character" w:styleId="UnresolvedMention">
+    <w:name w:val="Unresolved Mention"/>
+    <w:basedOn w:val="DefaultParagraphFont"/>
+    <w:uiPriority w:val="99"/>
+    <w:semiHidden/>
+    <w:unhideWhenUsed/>
+    <w:rsid w:val="002E7A48"/>
+    <w:rPr>
+      <w:color w:val="605E5C"/>
+      <w:shd w:val="clear" w:color="auto" w:fill="E1DFDD"/>
+    </w:rPr>
+  </w:style>
+  <w:style w:type="character" w:styleId="PlaceholderText">
+    <w:name w:val="Placeholder Text"/>
+    <w:basedOn w:val="DefaultParagraphFont"/>
+    <w:uiPriority w:val="99"/>
+    <w:semiHidden/>
+    <w:rsid w:val="002D282C"/>
+    <w:rPr>
+      <w:color w:val="666666"/>
     </w:rPr>
   </w:style>
 </w:styles>

--- a/docs/BAOAB/Understanding_CfC+BAOAB_PyTorch_code.docx
+++ b/docs/BAOAB/Understanding_CfC+BAOAB_PyTorch_code.docx
@@ -24,6 +24,17 @@
         <w:t>Introductory Notes</w:t>
       </w:r>
     </w:p>
+    <w:p/>
+    <w:p/>
+    <w:p>
+      <w:pPr>
+        <w:pStyle w:val="Heading1"/>
+      </w:pPr>
+      <w:r>
+        <w:t>CfC BAOAB Code</w:t>
+      </w:r>
+    </w:p>
+    <w:p/>
     <w:p/>
     <w:p/>
     <w:p/>
@@ -224,14 +235,6 @@
       </w:r>
     </w:p>
     <w:p/>
-    <w:p>
-      <w:pPr>
-        <w:pStyle w:val="Heading2"/>
-      </w:pPr>
-      <w:r>
-        <w:t>Stiffness Report</w:t>
-      </w:r>
-    </w:p>
     <w:p/>
     <w:p/>
     <w:p>
@@ -239,13 +242,16 @@
         <w:pStyle w:val="Heading2"/>
       </w:pPr>
       <w:r>
-        <w:t>Determining PRECISION_LR_MAX</w:t>
+        <w:t xml:space="preserve">Stiffness </w:t>
+      </w:r>
+      <w:r>
+        <w:t>Diagnostic</w:t>
       </w:r>
     </w:p>
     <w:p/>
     <w:p>
       <w:r>
-        <w:t xml:space="preserve">Cell 6b-2 </w:t>
+        <w:t xml:space="preserve">Cell 6b </w:t>
       </w:r>
       <w:r>
         <w:t xml:space="preserve">in notebook </w:t>
@@ -279,6 +285,1666 @@
           <w:sz w:val="17"/>
           <w:szCs w:val="17"/>
         </w:rPr>
+        <w:t># == Cell 6b: Stiffness diagnostic — how much is the CfC actually saving? ==</w:t>
+      </w:r>
+    </w:p>
+    <w:p>
+      <w:pPr>
+        <w:rPr>
+          <w:rFonts w:ascii="Consolas" w:hAnsi="Consolas" w:cs="Consolas"/>
+          <w:color w:val="275317" w:themeColor="accent6" w:themeShade="80"/>
+          <w:sz w:val="17"/>
+          <w:szCs w:val="17"/>
+        </w:rPr>
+      </w:pPr>
+      <w:r>
+        <w:rPr>
+          <w:rFonts w:ascii="Consolas" w:hAnsi="Consolas" w:cs="Consolas"/>
+          <w:color w:val="275317" w:themeColor="accent6" w:themeShade="80"/>
+          <w:sz w:val="17"/>
+          <w:szCs w:val="17"/>
+        </w:rPr>
+        <w:t>#</w:t>
+      </w:r>
+    </w:p>
+    <w:p>
+      <w:pPr>
+        <w:rPr>
+          <w:rFonts w:ascii="Consolas" w:hAnsi="Consolas" w:cs="Consolas"/>
+          <w:color w:val="275317" w:themeColor="accent6" w:themeShade="80"/>
+          <w:sz w:val="17"/>
+          <w:szCs w:val="17"/>
+        </w:rPr>
+      </w:pPr>
+      <w:r>
+        <w:rPr>
+          <w:rFonts w:ascii="Consolas" w:hAnsi="Consolas" w:cs="Consolas"/>
+          <w:color w:val="275317" w:themeColor="accent6" w:themeShade="80"/>
+          <w:sz w:val="17"/>
+          <w:szCs w:val="17"/>
+        </w:rPr>
+        <w:t># The explicit (Verlet) layer step is stable only while omega*dt &lt; 2, where</w:t>
+      </w:r>
+    </w:p>
+    <w:p>
+      <w:pPr>
+        <w:rPr>
+          <w:rFonts w:ascii="Consolas" w:hAnsi="Consolas" w:cs="Consolas"/>
+          <w:color w:val="275317" w:themeColor="accent6" w:themeShade="80"/>
+          <w:sz w:val="17"/>
+          <w:szCs w:val="17"/>
+        </w:rPr>
+      </w:pPr>
+      <w:r>
+        <w:rPr>
+          <w:rFonts w:ascii="Consolas" w:hAnsi="Consolas" w:cs="Consolas"/>
+          <w:color w:val="275317" w:themeColor="accent6" w:themeShade="80"/>
+          <w:sz w:val="17"/>
+          <w:szCs w:val="17"/>
+        </w:rPr>
+        <w:t># omega = sqrt(K/m) is the local V_theta curvature seen by one coordinate of</w:t>
+      </w:r>
+    </w:p>
+    <w:p>
+      <w:pPr>
+        <w:rPr>
+          <w:rFonts w:ascii="Consolas" w:hAnsi="Consolas" w:cs="Consolas"/>
+          <w:color w:val="275317" w:themeColor="accent6" w:themeShade="80"/>
+          <w:sz w:val="17"/>
+          <w:szCs w:val="17"/>
+        </w:rPr>
+      </w:pPr>
+      <w:r>
+        <w:rPr>
+          <w:rFonts w:ascii="Consolas" w:hAnsi="Consolas" w:cs="Consolas"/>
+          <w:color w:val="275317" w:themeColor="accent6" w:themeShade="80"/>
+          <w:sz w:val="17"/>
+          <w:szCs w:val="17"/>
+        </w:rPr>
+        <w:t># one token.  This probe measures the distribution of omega*dt across a real</w:t>
+      </w:r>
+    </w:p>
+    <w:p>
+      <w:pPr>
+        <w:rPr>
+          <w:rFonts w:ascii="Consolas" w:hAnsi="Consolas" w:cs="Consolas"/>
+          <w:color w:val="275317" w:themeColor="accent6" w:themeShade="80"/>
+          <w:sz w:val="17"/>
+          <w:szCs w:val="17"/>
+        </w:rPr>
+      </w:pPr>
+      <w:r>
+        <w:rPr>
+          <w:rFonts w:ascii="Consolas" w:hAnsi="Consolas" w:cs="Consolas"/>
+          <w:color w:val="275317" w:themeColor="accent6" w:themeShade="80"/>
+          <w:sz w:val="17"/>
+          <w:szCs w:val="17"/>
+        </w:rPr>
+        <w:t># batch, so the instability can be observed *directly* rather than inferred</w:t>
+      </w:r>
+    </w:p>
+    <w:p>
+      <w:pPr>
+        <w:rPr>
+          <w:rFonts w:ascii="Consolas" w:hAnsi="Consolas" w:cs="Consolas"/>
+          <w:color w:val="275317" w:themeColor="accent6" w:themeShade="80"/>
+          <w:sz w:val="17"/>
+          <w:szCs w:val="17"/>
+        </w:rPr>
+      </w:pPr>
+      <w:r>
+        <w:rPr>
+          <w:rFonts w:ascii="Consolas" w:hAnsi="Consolas" w:cs="Consolas"/>
+          <w:color w:val="275317" w:themeColor="accent6" w:themeShade="80"/>
+          <w:sz w:val="17"/>
+          <w:szCs w:val="17"/>
+        </w:rPr>
+        <w:t># from the gradient norm after the fact.</w:t>
+      </w:r>
+    </w:p>
+    <w:p>
+      <w:pPr>
+        <w:rPr>
+          <w:rFonts w:ascii="Consolas" w:hAnsi="Consolas" w:cs="Consolas"/>
+          <w:color w:val="275317" w:themeColor="accent6" w:themeShade="80"/>
+          <w:sz w:val="17"/>
+          <w:szCs w:val="17"/>
+        </w:rPr>
+      </w:pPr>
+      <w:r>
+        <w:rPr>
+          <w:rFonts w:ascii="Consolas" w:hAnsi="Consolas" w:cs="Consolas"/>
+          <w:color w:val="275317" w:themeColor="accent6" w:themeShade="80"/>
+          <w:sz w:val="17"/>
+          <w:szCs w:val="17"/>
+        </w:rPr>
+        <w:t>#</w:t>
+      </w:r>
+    </w:p>
+    <w:p>
+      <w:pPr>
+        <w:rPr>
+          <w:rFonts w:ascii="Consolas" w:hAnsi="Consolas" w:cs="Consolas"/>
+          <w:color w:val="275317" w:themeColor="accent6" w:themeShade="80"/>
+          <w:sz w:val="17"/>
+          <w:szCs w:val="17"/>
+        </w:rPr>
+      </w:pPr>
+      <w:r>
+        <w:rPr>
+          <w:rFonts w:ascii="Consolas" w:hAnsi="Consolas" w:cs="Consolas"/>
+          <w:color w:val="275317" w:themeColor="accent6" w:themeShade="80"/>
+          <w:sz w:val="17"/>
+          <w:szCs w:val="17"/>
+        </w:rPr>
+        <w:t># Read it as: any mass above omega*dt = 2 is a coordinate the Verlet</w:t>
+      </w:r>
+    </w:p>
+    <w:p>
+      <w:pPr>
+        <w:rPr>
+          <w:rFonts w:ascii="Consolas" w:hAnsi="Consolas" w:cs="Consolas"/>
+          <w:color w:val="275317" w:themeColor="accent6" w:themeShade="80"/>
+          <w:sz w:val="17"/>
+          <w:szCs w:val="17"/>
+        </w:rPr>
+      </w:pPr>
+      <w:r>
+        <w:rPr>
+          <w:rFonts w:ascii="Consolas" w:hAnsi="Consolas" w:cs="Consolas"/>
+          <w:color w:val="275317" w:themeColor="accent6" w:themeShade="80"/>
+          <w:sz w:val="17"/>
+          <w:szCs w:val="17"/>
+        </w:rPr>
+        <w:t># integrator is provably amplifying, and that the CfC propagator rotates</w:t>
+      </w:r>
+    </w:p>
+    <w:p>
+      <w:pPr>
+        <w:rPr>
+          <w:rFonts w:ascii="Consolas" w:hAnsi="Consolas" w:cs="Consolas"/>
+          <w:color w:val="275317" w:themeColor="accent6" w:themeShade="80"/>
+          <w:sz w:val="17"/>
+          <w:szCs w:val="17"/>
+        </w:rPr>
+      </w:pPr>
+      <w:r>
+        <w:rPr>
+          <w:rFonts w:ascii="Consolas" w:hAnsi="Consolas" w:cs="Consolas"/>
+          <w:color w:val="275317" w:themeColor="accent6" w:themeShade="80"/>
+          <w:sz w:val="17"/>
+          <w:szCs w:val="17"/>
+        </w:rPr>
+        <w:t># instead.  Safe to run against any arm -- it temporarily borrows the</w:t>
+      </w:r>
+    </w:p>
+    <w:p>
+      <w:pPr>
+        <w:rPr>
+          <w:rFonts w:ascii="Consolas" w:hAnsi="Consolas" w:cs="Consolas"/>
+          <w:color w:val="275317" w:themeColor="accent6" w:themeShade="80"/>
+          <w:sz w:val="17"/>
+          <w:szCs w:val="17"/>
+        </w:rPr>
+      </w:pPr>
+      <w:r>
+        <w:rPr>
+          <w:rFonts w:ascii="Consolas" w:hAnsi="Consolas" w:cs="Consolas"/>
+          <w:color w:val="275317" w:themeColor="accent6" w:themeShade="80"/>
+          <w:sz w:val="17"/>
+          <w:szCs w:val="17"/>
+        </w:rPr>
+        <w:t># harmonic linearisation even when training under 'verlet'.</w:t>
+      </w:r>
+    </w:p>
+    <w:p>
+      <w:pPr>
+        <w:rPr>
+          <w:rFonts w:ascii="Consolas" w:hAnsi="Consolas" w:cs="Consolas"/>
+          <w:sz w:val="17"/>
+          <w:szCs w:val="17"/>
+        </w:rPr>
+      </w:pPr>
+    </w:p>
+    <w:p>
+      <w:pPr>
+        <w:rPr>
+          <w:rFonts w:ascii="Consolas" w:hAnsi="Consolas" w:cs="Consolas"/>
+          <w:sz w:val="17"/>
+          <w:szCs w:val="17"/>
+        </w:rPr>
+      </w:pPr>
+      <w:r>
+        <w:rPr>
+          <w:rFonts w:ascii="Consolas" w:hAnsi="Consolas" w:cs="Consolas"/>
+          <w:color w:val="E97132" w:themeColor="accent2"/>
+          <w:sz w:val="17"/>
+          <w:szCs w:val="17"/>
+        </w:rPr>
+        <w:t>import</w:t>
+      </w:r>
+      <w:r>
+        <w:rPr>
+          <w:rFonts w:ascii="Consolas" w:hAnsi="Consolas" w:cs="Consolas"/>
+          <w:sz w:val="17"/>
+          <w:szCs w:val="17"/>
+        </w:rPr>
+        <w:t xml:space="preserve"> contextlib</w:t>
+      </w:r>
+    </w:p>
+    <w:p>
+      <w:pPr>
+        <w:rPr>
+          <w:rFonts w:ascii="Consolas" w:hAnsi="Consolas" w:cs="Consolas"/>
+          <w:sz w:val="17"/>
+          <w:szCs w:val="17"/>
+        </w:rPr>
+      </w:pPr>
+    </w:p>
+    <w:p>
+      <w:pPr>
+        <w:rPr>
+          <w:rFonts w:ascii="Consolas" w:hAnsi="Consolas" w:cs="Consolas"/>
+          <w:sz w:val="17"/>
+          <w:szCs w:val="17"/>
+        </w:rPr>
+      </w:pPr>
+      <w:r>
+        <w:rPr>
+          <w:rFonts w:ascii="Consolas" w:hAnsi="Consolas" w:cs="Consolas"/>
+          <w:color w:val="C00000"/>
+          <w:sz w:val="17"/>
+          <w:szCs w:val="17"/>
+        </w:rPr>
+        <w:t>def</w:t>
+      </w:r>
+      <w:r>
+        <w:rPr>
+          <w:rFonts w:ascii="Consolas" w:hAnsi="Consolas" w:cs="Consolas"/>
+          <w:sz w:val="17"/>
+          <w:szCs w:val="17"/>
+        </w:rPr>
+        <w:t xml:space="preserve"> stiffness_report(mdl, x, dt=None):</w:t>
+      </w:r>
+    </w:p>
+    <w:p>
+      <w:pPr>
+        <w:rPr>
+          <w:rFonts w:ascii="Consolas" w:hAnsi="Consolas" w:cs="Consolas"/>
+          <w:sz w:val="17"/>
+          <w:szCs w:val="17"/>
+        </w:rPr>
+      </w:pPr>
+      <w:r>
+        <w:rPr>
+          <w:rFonts w:ascii="Consolas" w:hAnsi="Consolas" w:cs="Consolas"/>
+          <w:sz w:val="17"/>
+          <w:szCs w:val="17"/>
+        </w:rPr>
+        <w:t xml:space="preserve">    </w:t>
+      </w:r>
+      <w:r>
+        <w:rPr>
+          <w:rFonts w:ascii="Consolas" w:hAnsi="Consolas" w:cs="Consolas"/>
+          <w:color w:val="3A7C22" w:themeColor="accent6" w:themeShade="BF"/>
+          <w:sz w:val="17"/>
+          <w:szCs w:val="17"/>
+        </w:rPr>
+        <w:t>"""Distribution of omega*dt over layers, tokens and dimensions."""</w:t>
+      </w:r>
+    </w:p>
+    <w:p>
+      <w:pPr>
+        <w:rPr>
+          <w:rFonts w:ascii="Consolas" w:hAnsi="Consolas" w:cs="Consolas"/>
+          <w:sz w:val="17"/>
+          <w:szCs w:val="17"/>
+        </w:rPr>
+      </w:pPr>
+      <w:r>
+        <w:rPr>
+          <w:rFonts w:ascii="Consolas" w:hAnsi="Consolas" w:cs="Consolas"/>
+          <w:sz w:val="17"/>
+          <w:szCs w:val="17"/>
+        </w:rPr>
+        <w:t xml:space="preserve">    dt = </w:t>
+      </w:r>
+      <w:r>
+        <w:rPr>
+          <w:rFonts w:ascii="Consolas" w:hAnsi="Consolas" w:cs="Consolas"/>
+          <w:color w:val="0B769F" w:themeColor="accent4" w:themeShade="BF"/>
+          <w:sz w:val="17"/>
+          <w:szCs w:val="17"/>
+        </w:rPr>
+        <w:t>float</w:t>
+      </w:r>
+      <w:r>
+        <w:rPr>
+          <w:rFonts w:ascii="Consolas" w:hAnsi="Consolas" w:cs="Consolas"/>
+          <w:sz w:val="17"/>
+          <w:szCs w:val="17"/>
+        </w:rPr>
+        <w:t xml:space="preserve">(mdl.cfg.dt </w:t>
+      </w:r>
+      <w:r>
+        <w:rPr>
+          <w:rFonts w:ascii="Consolas" w:hAnsi="Consolas" w:cs="Consolas"/>
+          <w:color w:val="C00000"/>
+          <w:sz w:val="17"/>
+          <w:szCs w:val="17"/>
+        </w:rPr>
+        <w:t>if</w:t>
+      </w:r>
+      <w:r>
+        <w:rPr>
+          <w:rFonts w:ascii="Consolas" w:hAnsi="Consolas" w:cs="Consolas"/>
+          <w:sz w:val="17"/>
+          <w:szCs w:val="17"/>
+        </w:rPr>
+        <w:t xml:space="preserve"> dt </w:t>
+      </w:r>
+      <w:r>
+        <w:rPr>
+          <w:rFonts w:ascii="Consolas" w:hAnsi="Consolas" w:cs="Consolas"/>
+          <w:color w:val="C00000"/>
+          <w:sz w:val="17"/>
+          <w:szCs w:val="17"/>
+        </w:rPr>
+        <w:t>is</w:t>
+      </w:r>
+      <w:r>
+        <w:rPr>
+          <w:rFonts w:ascii="Consolas" w:hAnsi="Consolas" w:cs="Consolas"/>
+          <w:sz w:val="17"/>
+          <w:szCs w:val="17"/>
+        </w:rPr>
+        <w:t xml:space="preserve"> </w:t>
+      </w:r>
+      <w:r>
+        <w:rPr>
+          <w:rFonts w:ascii="Consolas" w:hAnsi="Consolas" w:cs="Consolas"/>
+          <w:color w:val="0F9ED5" w:themeColor="accent4"/>
+          <w:sz w:val="17"/>
+          <w:szCs w:val="17"/>
+        </w:rPr>
+        <w:t>None</w:t>
+      </w:r>
+      <w:r>
+        <w:rPr>
+          <w:rFonts w:ascii="Consolas" w:hAnsi="Consolas" w:cs="Consolas"/>
+          <w:sz w:val="17"/>
+          <w:szCs w:val="17"/>
+        </w:rPr>
+        <w:t xml:space="preserve"> </w:t>
+      </w:r>
+      <w:r>
+        <w:rPr>
+          <w:rFonts w:ascii="Consolas" w:hAnsi="Consolas" w:cs="Consolas"/>
+          <w:color w:val="C00000"/>
+          <w:sz w:val="17"/>
+          <w:szCs w:val="17"/>
+        </w:rPr>
+        <w:t>else</w:t>
+      </w:r>
+      <w:r>
+        <w:rPr>
+          <w:rFonts w:ascii="Consolas" w:hAnsi="Consolas" w:cs="Consolas"/>
+          <w:sz w:val="17"/>
+          <w:szCs w:val="17"/>
+        </w:rPr>
+        <w:t xml:space="preserve"> dt)</w:t>
+      </w:r>
+    </w:p>
+    <w:p>
+      <w:pPr>
+        <w:rPr>
+          <w:rFonts w:ascii="Consolas" w:hAnsi="Consolas" w:cs="Consolas"/>
+          <w:sz w:val="17"/>
+          <w:szCs w:val="17"/>
+        </w:rPr>
+      </w:pPr>
+      <w:r>
+        <w:rPr>
+          <w:rFonts w:ascii="Consolas" w:hAnsi="Consolas" w:cs="Consolas"/>
+          <w:sz w:val="17"/>
+          <w:szCs w:val="17"/>
+        </w:rPr>
+        <w:lastRenderedPageBreak/>
+        <w:t xml:space="preserve">    </w:t>
+      </w:r>
+      <w:r>
+        <w:rPr>
+          <w:rFonts w:ascii="Consolas" w:hAnsi="Consolas" w:cs="Consolas"/>
+          <w:color w:val="C00000"/>
+          <w:sz w:val="17"/>
+          <w:szCs w:val="17"/>
+        </w:rPr>
+        <w:t>if</w:t>
+      </w:r>
+      <w:r>
+        <w:rPr>
+          <w:rFonts w:ascii="Consolas" w:hAnsi="Consolas" w:cs="Consolas"/>
+          <w:sz w:val="17"/>
+          <w:szCs w:val="17"/>
+        </w:rPr>
+        <w:t xml:space="preserve"> </w:t>
+      </w:r>
+      <w:r>
+        <w:rPr>
+          <w:rFonts w:ascii="Consolas" w:hAnsi="Consolas" w:cs="Consolas"/>
+          <w:color w:val="C00000"/>
+          <w:sz w:val="17"/>
+          <w:szCs w:val="17"/>
+        </w:rPr>
+        <w:t>not</w:t>
+      </w:r>
+      <w:r>
+        <w:rPr>
+          <w:rFonts w:ascii="Consolas" w:hAnsi="Consolas" w:cs="Consolas"/>
+          <w:sz w:val="17"/>
+          <w:szCs w:val="17"/>
+        </w:rPr>
+        <w:t xml:space="preserve"> </w:t>
+      </w:r>
+      <w:r>
+        <w:rPr>
+          <w:rFonts w:ascii="Consolas" w:hAnsi="Consolas" w:cs="Consolas"/>
+          <w:color w:val="80340D" w:themeColor="accent2" w:themeShade="80"/>
+          <w:sz w:val="17"/>
+          <w:szCs w:val="17"/>
+        </w:rPr>
+        <w:t>hasattr</w:t>
+      </w:r>
+      <w:r>
+        <w:rPr>
+          <w:rFonts w:ascii="Consolas" w:hAnsi="Consolas" w:cs="Consolas"/>
+          <w:sz w:val="17"/>
+          <w:szCs w:val="17"/>
+        </w:rPr>
+        <w:t>(mdl.V_theta, 'harmonic_terms'):</w:t>
+      </w:r>
+    </w:p>
+    <w:p>
+      <w:pPr>
+        <w:rPr>
+          <w:rFonts w:ascii="Consolas" w:hAnsi="Consolas" w:cs="Consolas"/>
+          <w:sz w:val="17"/>
+          <w:szCs w:val="17"/>
+        </w:rPr>
+      </w:pPr>
+      <w:r>
+        <w:rPr>
+          <w:rFonts w:ascii="Consolas" w:hAnsi="Consolas" w:cs="Consolas"/>
+          <w:sz w:val="17"/>
+          <w:szCs w:val="17"/>
+        </w:rPr>
+        <w:t xml:space="preserve">        </w:t>
+      </w:r>
+      <w:r>
+        <w:rPr>
+          <w:rFonts w:ascii="Consolas" w:hAnsi="Consolas" w:cs="Consolas"/>
+          <w:color w:val="C00000"/>
+          <w:sz w:val="17"/>
+          <w:szCs w:val="17"/>
+        </w:rPr>
+        <w:t>raise</w:t>
+      </w:r>
+      <w:r>
+        <w:rPr>
+          <w:rFonts w:ascii="Consolas" w:hAnsi="Consolas" w:cs="Consolas"/>
+          <w:sz w:val="17"/>
+          <w:szCs w:val="17"/>
+        </w:rPr>
+        <w:t xml:space="preserve"> RuntimeError('V_theta has no harmonic_terms(); need the '</w:t>
+      </w:r>
+    </w:p>
+    <w:p>
+      <w:pPr>
+        <w:rPr>
+          <w:rFonts w:ascii="Consolas" w:hAnsi="Consolas" w:cs="Consolas"/>
+          <w:sz w:val="17"/>
+          <w:szCs w:val="17"/>
+        </w:rPr>
+      </w:pPr>
+      <w:r>
+        <w:rPr>
+          <w:rFonts w:ascii="Consolas" w:hAnsi="Consolas" w:cs="Consolas"/>
+          <w:sz w:val="17"/>
+          <w:szCs w:val="17"/>
+        </w:rPr>
+        <w:t xml:space="preserve">                           'anisotropic Gaussian family.')</w:t>
+      </w:r>
+    </w:p>
+    <w:p>
+      <w:pPr>
+        <w:rPr>
+          <w:rFonts w:ascii="Consolas" w:hAnsi="Consolas" w:cs="Consolas"/>
+          <w:sz w:val="17"/>
+          <w:szCs w:val="17"/>
+        </w:rPr>
+      </w:pPr>
+    </w:p>
+    <w:p>
+      <w:pPr>
+        <w:rPr>
+          <w:rFonts w:ascii="Consolas" w:hAnsi="Consolas" w:cs="Consolas"/>
+          <w:sz w:val="17"/>
+          <w:szCs w:val="17"/>
+        </w:rPr>
+      </w:pPr>
+      <w:r>
+        <w:rPr>
+          <w:rFonts w:ascii="Consolas" w:hAnsi="Consolas" w:cs="Consolas"/>
+          <w:sz w:val="17"/>
+          <w:szCs w:val="17"/>
+        </w:rPr>
+        <w:t xml:space="preserve">    seen = []</w:t>
+      </w:r>
+    </w:p>
+    <w:p>
+      <w:pPr>
+        <w:rPr>
+          <w:rFonts w:ascii="Consolas" w:hAnsi="Consolas" w:cs="Consolas"/>
+          <w:sz w:val="17"/>
+          <w:szCs w:val="17"/>
+        </w:rPr>
+      </w:pPr>
+      <w:r>
+        <w:rPr>
+          <w:rFonts w:ascii="Consolas" w:hAnsi="Consolas" w:cs="Consolas"/>
+          <w:sz w:val="17"/>
+          <w:szCs w:val="17"/>
+        </w:rPr>
+        <w:t xml:space="preserve">    _orig = mdl.V_theta.harmonic_terms</w:t>
+      </w:r>
+    </w:p>
+    <w:p>
+      <w:pPr>
+        <w:rPr>
+          <w:rFonts w:ascii="Consolas" w:hAnsi="Consolas" w:cs="Consolas"/>
+          <w:sz w:val="17"/>
+          <w:szCs w:val="17"/>
+        </w:rPr>
+      </w:pPr>
+    </w:p>
+    <w:p>
+      <w:pPr>
+        <w:rPr>
+          <w:rFonts w:ascii="Consolas" w:hAnsi="Consolas" w:cs="Consolas"/>
+          <w:sz w:val="17"/>
+          <w:szCs w:val="17"/>
+        </w:rPr>
+      </w:pPr>
+      <w:r>
+        <w:rPr>
+          <w:rFonts w:ascii="Consolas" w:hAnsi="Consolas" w:cs="Consolas"/>
+          <w:sz w:val="17"/>
+          <w:szCs w:val="17"/>
+        </w:rPr>
+        <w:t xml:space="preserve">    def _recording(xis, h):</w:t>
+      </w:r>
+    </w:p>
+    <w:p>
+      <w:pPr>
+        <w:rPr>
+          <w:rFonts w:ascii="Consolas" w:hAnsi="Consolas" w:cs="Consolas"/>
+          <w:sz w:val="17"/>
+          <w:szCs w:val="17"/>
+        </w:rPr>
+      </w:pPr>
+      <w:r>
+        <w:rPr>
+          <w:rFonts w:ascii="Consolas" w:hAnsi="Consolas" w:cs="Consolas"/>
+          <w:sz w:val="17"/>
+          <w:szCs w:val="17"/>
+        </w:rPr>
+        <w:t xml:space="preserve">        k_diag, s = _orig(xis, h)</w:t>
+      </w:r>
+    </w:p>
+    <w:p>
+      <w:pPr>
+        <w:rPr>
+          <w:rFonts w:ascii="Consolas" w:hAnsi="Consolas" w:cs="Consolas"/>
+          <w:sz w:val="17"/>
+          <w:szCs w:val="17"/>
+        </w:rPr>
+      </w:pPr>
+      <w:r>
+        <w:rPr>
+          <w:rFonts w:ascii="Consolas" w:hAnsi="Consolas" w:cs="Consolas"/>
+          <w:sz w:val="17"/>
+          <w:szCs w:val="17"/>
+        </w:rPr>
+        <w:t xml:space="preserve">        seen.append(k_diag.detach().float().flatten().cpu())</w:t>
+      </w:r>
+    </w:p>
+    <w:p>
+      <w:pPr>
+        <w:rPr>
+          <w:rFonts w:ascii="Consolas" w:hAnsi="Consolas" w:cs="Consolas"/>
+          <w:sz w:val="17"/>
+          <w:szCs w:val="17"/>
+        </w:rPr>
+      </w:pPr>
+      <w:r>
+        <w:rPr>
+          <w:rFonts w:ascii="Consolas" w:hAnsi="Consolas" w:cs="Consolas"/>
+          <w:sz w:val="17"/>
+          <w:szCs w:val="17"/>
+        </w:rPr>
+        <w:t xml:space="preserve">        return k_diag, s</w:t>
+      </w:r>
+    </w:p>
+    <w:p>
+      <w:pPr>
+        <w:rPr>
+          <w:rFonts w:ascii="Consolas" w:hAnsi="Consolas" w:cs="Consolas"/>
+          <w:sz w:val="17"/>
+          <w:szCs w:val="17"/>
+        </w:rPr>
+      </w:pPr>
+    </w:p>
+    <w:p>
+      <w:pPr>
+        <w:rPr>
+          <w:rFonts w:ascii="Consolas" w:hAnsi="Consolas" w:cs="Consolas"/>
+          <w:sz w:val="17"/>
+          <w:szCs w:val="17"/>
+        </w:rPr>
+      </w:pPr>
+      <w:r>
+        <w:rPr>
+          <w:rFonts w:ascii="Consolas" w:hAnsi="Consolas" w:cs="Consolas"/>
+          <w:sz w:val="17"/>
+          <w:szCs w:val="17"/>
+        </w:rPr>
+        <w:t xml:space="preserve">    _saved = (mdl.cfg.integrator, mdl.cfg.vtheta_analytic_force)</w:t>
+      </w:r>
+    </w:p>
+    <w:p>
+      <w:pPr>
+        <w:rPr>
+          <w:rFonts w:ascii="Consolas" w:hAnsi="Consolas" w:cs="Consolas"/>
+          <w:sz w:val="17"/>
+          <w:szCs w:val="17"/>
+        </w:rPr>
+      </w:pPr>
+      <w:r>
+        <w:rPr>
+          <w:rFonts w:ascii="Consolas" w:hAnsi="Consolas" w:cs="Consolas"/>
+          <w:sz w:val="17"/>
+          <w:szCs w:val="17"/>
+        </w:rPr>
+        <w:t xml:space="preserve">    mdl.V_theta.harmonic_terms = _recording</w:t>
+      </w:r>
+    </w:p>
+    <w:p>
+      <w:pPr>
+        <w:rPr>
+          <w:rFonts w:ascii="Consolas" w:hAnsi="Consolas" w:cs="Consolas"/>
+          <w:sz w:val="17"/>
+          <w:szCs w:val="17"/>
+        </w:rPr>
+      </w:pPr>
+      <w:r>
+        <w:rPr>
+          <w:rFonts w:ascii="Consolas" w:hAnsi="Consolas" w:cs="Consolas"/>
+          <w:sz w:val="17"/>
+          <w:szCs w:val="17"/>
+        </w:rPr>
+        <w:t xml:space="preserve">    mdl.cfg.integrator, mdl.cfg.vtheta_analytic_force = 'baoab_cfc', True</w:t>
+      </w:r>
+    </w:p>
+    <w:p>
+      <w:pPr>
+        <w:rPr>
+          <w:rFonts w:ascii="Consolas" w:hAnsi="Consolas" w:cs="Consolas"/>
+          <w:sz w:val="17"/>
+          <w:szCs w:val="17"/>
+        </w:rPr>
+      </w:pPr>
+      <w:r>
+        <w:rPr>
+          <w:rFonts w:ascii="Consolas" w:hAnsi="Consolas" w:cs="Consolas"/>
+          <w:sz w:val="17"/>
+          <w:szCs w:val="17"/>
+        </w:rPr>
+        <w:t xml:space="preserve">    try:</w:t>
+      </w:r>
+    </w:p>
+    <w:p>
+      <w:pPr>
+        <w:rPr>
+          <w:rFonts w:ascii="Consolas" w:hAnsi="Consolas" w:cs="Consolas"/>
+          <w:sz w:val="17"/>
+          <w:szCs w:val="17"/>
+        </w:rPr>
+      </w:pPr>
+      <w:r>
+        <w:rPr>
+          <w:rFonts w:ascii="Consolas" w:hAnsi="Consolas" w:cs="Consolas"/>
+          <w:sz w:val="17"/>
+          <w:szCs w:val="17"/>
+        </w:rPr>
+        <w:t xml:space="preserve">        was_training = mdl.training</w:t>
+      </w:r>
+    </w:p>
+    <w:p>
+      <w:pPr>
+        <w:rPr>
+          <w:rFonts w:ascii="Consolas" w:hAnsi="Consolas" w:cs="Consolas"/>
+          <w:sz w:val="17"/>
+          <w:szCs w:val="17"/>
+        </w:rPr>
+      </w:pPr>
+      <w:r>
+        <w:rPr>
+          <w:rFonts w:ascii="Consolas" w:hAnsi="Consolas" w:cs="Consolas"/>
+          <w:sz w:val="17"/>
+          <w:szCs w:val="17"/>
+        </w:rPr>
+        <w:t xml:space="preserve">        mdl.eval()</w:t>
+      </w:r>
+    </w:p>
+    <w:p>
+      <w:pPr>
+        <w:rPr>
+          <w:rFonts w:ascii="Consolas" w:hAnsi="Consolas" w:cs="Consolas"/>
+          <w:sz w:val="17"/>
+          <w:szCs w:val="17"/>
+        </w:rPr>
+      </w:pPr>
+      <w:r>
+        <w:rPr>
+          <w:rFonts w:ascii="Consolas" w:hAnsi="Consolas" w:cs="Consolas"/>
+          <w:sz w:val="17"/>
+          <w:szCs w:val="17"/>
+        </w:rPr>
+        <w:t xml:space="preserve">        with torch.enable_grad():</w:t>
+      </w:r>
+    </w:p>
+    <w:p>
+      <w:pPr>
+        <w:rPr>
+          <w:rFonts w:ascii="Consolas" w:hAnsi="Consolas" w:cs="Consolas"/>
+          <w:sz w:val="17"/>
+          <w:szCs w:val="17"/>
+        </w:rPr>
+      </w:pPr>
+      <w:r>
+        <w:rPr>
+          <w:rFonts w:ascii="Consolas" w:hAnsi="Consolas" w:cs="Consolas"/>
+          <w:sz w:val="17"/>
+          <w:szCs w:val="17"/>
+        </w:rPr>
+        <w:t xml:space="preserve">            mdl(x)</w:t>
+      </w:r>
+    </w:p>
+    <w:p>
+      <w:pPr>
+        <w:rPr>
+          <w:rFonts w:ascii="Consolas" w:hAnsi="Consolas" w:cs="Consolas"/>
+          <w:sz w:val="17"/>
+          <w:szCs w:val="17"/>
+        </w:rPr>
+      </w:pPr>
+      <w:r>
+        <w:rPr>
+          <w:rFonts w:ascii="Consolas" w:hAnsi="Consolas" w:cs="Consolas"/>
+          <w:sz w:val="17"/>
+          <w:szCs w:val="17"/>
+        </w:rPr>
+        <w:t xml:space="preserve">    finally:</w:t>
+      </w:r>
+    </w:p>
+    <w:p>
+      <w:pPr>
+        <w:rPr>
+          <w:rFonts w:ascii="Consolas" w:hAnsi="Consolas" w:cs="Consolas"/>
+          <w:sz w:val="17"/>
+          <w:szCs w:val="17"/>
+        </w:rPr>
+      </w:pPr>
+      <w:r>
+        <w:rPr>
+          <w:rFonts w:ascii="Consolas" w:hAnsi="Consolas" w:cs="Consolas"/>
+          <w:sz w:val="17"/>
+          <w:szCs w:val="17"/>
+        </w:rPr>
+        <w:t xml:space="preserve">        mdl.V_theta.harmonic_terms = _orig</w:t>
+      </w:r>
+    </w:p>
+    <w:p>
+      <w:pPr>
+        <w:rPr>
+          <w:rFonts w:ascii="Consolas" w:hAnsi="Consolas" w:cs="Consolas"/>
+          <w:sz w:val="17"/>
+          <w:szCs w:val="17"/>
+        </w:rPr>
+      </w:pPr>
+      <w:r>
+        <w:rPr>
+          <w:rFonts w:ascii="Consolas" w:hAnsi="Consolas" w:cs="Consolas"/>
+          <w:sz w:val="17"/>
+          <w:szCs w:val="17"/>
+        </w:rPr>
+        <w:t xml:space="preserve">        mdl.cfg.integrator, mdl.cfg.vtheta_analytic_force = _saved</w:t>
+      </w:r>
+    </w:p>
+    <w:p>
+      <w:pPr>
+        <w:rPr>
+          <w:rFonts w:ascii="Consolas" w:hAnsi="Consolas" w:cs="Consolas"/>
+          <w:sz w:val="17"/>
+          <w:szCs w:val="17"/>
+        </w:rPr>
+      </w:pPr>
+      <w:r>
+        <w:rPr>
+          <w:rFonts w:ascii="Consolas" w:hAnsi="Consolas" w:cs="Consolas"/>
+          <w:sz w:val="17"/>
+          <w:szCs w:val="17"/>
+        </w:rPr>
+        <w:t xml:space="preserve">        if was_training:</w:t>
+      </w:r>
+    </w:p>
+    <w:p>
+      <w:pPr>
+        <w:rPr>
+          <w:rFonts w:ascii="Consolas" w:hAnsi="Consolas" w:cs="Consolas"/>
+          <w:sz w:val="17"/>
+          <w:szCs w:val="17"/>
+        </w:rPr>
+      </w:pPr>
+      <w:r>
+        <w:rPr>
+          <w:rFonts w:ascii="Consolas" w:hAnsi="Consolas" w:cs="Consolas"/>
+          <w:sz w:val="17"/>
+          <w:szCs w:val="17"/>
+        </w:rPr>
+        <w:t xml:space="preserve">            mdl.train()</w:t>
+      </w:r>
+    </w:p>
+    <w:p>
+      <w:pPr>
+        <w:rPr>
+          <w:rFonts w:ascii="Consolas" w:hAnsi="Consolas" w:cs="Consolas"/>
+          <w:sz w:val="17"/>
+          <w:szCs w:val="17"/>
+        </w:rPr>
+      </w:pPr>
+    </w:p>
+    <w:p>
+      <w:pPr>
+        <w:rPr>
+          <w:rFonts w:ascii="Consolas" w:hAnsi="Consolas" w:cs="Consolas"/>
+          <w:sz w:val="17"/>
+          <w:szCs w:val="17"/>
+        </w:rPr>
+      </w:pPr>
+      <w:r>
+        <w:rPr>
+          <w:rFonts w:ascii="Consolas" w:hAnsi="Consolas" w:cs="Consolas"/>
+          <w:sz w:val="17"/>
+          <w:szCs w:val="17"/>
+        </w:rPr>
+        <w:t xml:space="preserve">    k = torch.cat(seen)</w:t>
+      </w:r>
+    </w:p>
+    <w:p>
+      <w:pPr>
+        <w:rPr>
+          <w:rFonts w:ascii="Consolas" w:hAnsi="Consolas" w:cs="Consolas"/>
+          <w:sz w:val="17"/>
+          <w:szCs w:val="17"/>
+        </w:rPr>
+      </w:pPr>
+      <w:r>
+        <w:rPr>
+          <w:rFonts w:ascii="Consolas" w:hAnsi="Consolas" w:cs="Consolas"/>
+          <w:sz w:val="17"/>
+          <w:szCs w:val="17"/>
+        </w:rPr>
+        <w:t xml:space="preserve">    m = float(mdl.compute_mass(x).mean())</w:t>
+      </w:r>
+    </w:p>
+    <w:p>
+      <w:pPr>
+        <w:rPr>
+          <w:rFonts w:ascii="Consolas" w:hAnsi="Consolas" w:cs="Consolas"/>
+          <w:sz w:val="17"/>
+          <w:szCs w:val="17"/>
+        </w:rPr>
+      </w:pPr>
+      <w:r>
+        <w:rPr>
+          <w:rFonts w:ascii="Consolas" w:hAnsi="Consolas" w:cs="Consolas"/>
+          <w:sz w:val="17"/>
+          <w:szCs w:val="17"/>
+        </w:rPr>
+        <w:t xml:space="preserve">    wdt = (k.clamp(min=0) / m).sqrt() * dt</w:t>
+      </w:r>
+    </w:p>
+    <w:p>
+      <w:pPr>
+        <w:rPr>
+          <w:rFonts w:ascii="Consolas" w:hAnsi="Consolas" w:cs="Consolas"/>
+          <w:sz w:val="17"/>
+          <w:szCs w:val="17"/>
+        </w:rPr>
+      </w:pPr>
+      <w:r>
+        <w:rPr>
+          <w:rFonts w:ascii="Consolas" w:hAnsi="Consolas" w:cs="Consolas"/>
+          <w:sz w:val="17"/>
+          <w:szCs w:val="17"/>
+        </w:rPr>
+        <w:t xml:space="preserve">    n_total = int(wdt.numel())</w:t>
+      </w:r>
+    </w:p>
+    <w:p>
+      <w:pPr>
+        <w:rPr>
+          <w:rFonts w:ascii="Consolas" w:hAnsi="Consolas" w:cs="Consolas"/>
+          <w:sz w:val="17"/>
+          <w:szCs w:val="17"/>
+        </w:rPr>
+      </w:pPr>
+      <w:r>
+        <w:rPr>
+          <w:rFonts w:ascii="Consolas" w:hAnsi="Consolas" w:cs="Consolas"/>
+          <w:sz w:val="17"/>
+          <w:szCs w:val="17"/>
+        </w:rPr>
+        <w:t xml:space="preserve">    # The tails are what matter, so keep the exact max but subsample for the</w:t>
+      </w:r>
+    </w:p>
+    <w:p>
+      <w:pPr>
+        <w:rPr>
+          <w:rFonts w:ascii="Consolas" w:hAnsi="Consolas" w:cs="Consolas"/>
+          <w:sz w:val="17"/>
+          <w:szCs w:val="17"/>
+        </w:rPr>
+      </w:pPr>
+      <w:r>
+        <w:rPr>
+          <w:rFonts w:ascii="Consolas" w:hAnsi="Consolas" w:cs="Consolas"/>
+          <w:sz w:val="17"/>
+          <w:szCs w:val="17"/>
+        </w:rPr>
+        <w:t xml:space="preserve">    # quantiles: torch.quantile refuses inputs beyond ~16M elements, and</w:t>
+      </w:r>
+    </w:p>
+    <w:p>
+      <w:pPr>
+        <w:rPr>
+          <w:rFonts w:ascii="Consolas" w:hAnsi="Consolas" w:cs="Consolas"/>
+          <w:sz w:val="17"/>
+          <w:szCs w:val="17"/>
+        </w:rPr>
+      </w:pPr>
+      <w:r>
+        <w:rPr>
+          <w:rFonts w:ascii="Consolas" w:hAnsi="Consolas" w:cs="Consolas"/>
+          <w:sz w:val="17"/>
+          <w:szCs w:val="17"/>
+        </w:rPr>
+        <w:t xml:space="preserve">    # L*B*T*d reaches that at d=384, L=16 with a large auto-probed batch.</w:t>
+      </w:r>
+    </w:p>
+    <w:p>
+      <w:pPr>
+        <w:rPr>
+          <w:rFonts w:ascii="Consolas" w:hAnsi="Consolas" w:cs="Consolas"/>
+          <w:sz w:val="17"/>
+          <w:szCs w:val="17"/>
+        </w:rPr>
+      </w:pPr>
+      <w:r>
+        <w:rPr>
+          <w:rFonts w:ascii="Consolas" w:hAnsi="Consolas" w:cs="Consolas"/>
+          <w:sz w:val="17"/>
+          <w:szCs w:val="17"/>
+        </w:rPr>
+        <w:t xml:space="preserve">    wdt_max = float(wdt.max())</w:t>
+      </w:r>
+    </w:p>
+    <w:p>
+      <w:pPr>
+        <w:rPr>
+          <w:rFonts w:ascii="Consolas" w:hAnsi="Consolas" w:cs="Consolas"/>
+          <w:sz w:val="17"/>
+          <w:szCs w:val="17"/>
+        </w:rPr>
+      </w:pPr>
+      <w:r>
+        <w:rPr>
+          <w:rFonts w:ascii="Consolas" w:hAnsi="Consolas" w:cs="Consolas"/>
+          <w:sz w:val="17"/>
+          <w:szCs w:val="17"/>
+        </w:rPr>
+        <w:t xml:space="preserve">    if n_total &gt; 4_000_000:</w:t>
+      </w:r>
+    </w:p>
+    <w:p>
+      <w:pPr>
+        <w:rPr>
+          <w:rFonts w:ascii="Consolas" w:hAnsi="Consolas" w:cs="Consolas"/>
+          <w:sz w:val="17"/>
+          <w:szCs w:val="17"/>
+        </w:rPr>
+      </w:pPr>
+      <w:r>
+        <w:rPr>
+          <w:rFonts w:ascii="Consolas" w:hAnsi="Consolas" w:cs="Consolas"/>
+          <w:sz w:val="17"/>
+          <w:szCs w:val="17"/>
+        </w:rPr>
+        <w:t xml:space="preserve">        idx = torch.randint(0, n_total, (4_000_000,))</w:t>
+      </w:r>
+    </w:p>
+    <w:p>
+      <w:pPr>
+        <w:rPr>
+          <w:rFonts w:ascii="Consolas" w:hAnsi="Consolas" w:cs="Consolas"/>
+          <w:sz w:val="17"/>
+          <w:szCs w:val="17"/>
+        </w:rPr>
+      </w:pPr>
+      <w:r>
+        <w:rPr>
+          <w:rFonts w:ascii="Consolas" w:hAnsi="Consolas" w:cs="Consolas"/>
+          <w:sz w:val="17"/>
+          <w:szCs w:val="17"/>
+        </w:rPr>
+        <w:t xml:space="preserve">        wdt_q = wdt[idx]</w:t>
+      </w:r>
+    </w:p>
+    <w:p>
+      <w:pPr>
+        <w:rPr>
+          <w:rFonts w:ascii="Consolas" w:hAnsi="Consolas" w:cs="Consolas"/>
+          <w:sz w:val="17"/>
+          <w:szCs w:val="17"/>
+        </w:rPr>
+      </w:pPr>
+      <w:r>
+        <w:rPr>
+          <w:rFonts w:ascii="Consolas" w:hAnsi="Consolas" w:cs="Consolas"/>
+          <w:sz w:val="17"/>
+          <w:szCs w:val="17"/>
+        </w:rPr>
+        <w:t xml:space="preserve">    else:</w:t>
+      </w:r>
+    </w:p>
+    <w:p>
+      <w:pPr>
+        <w:rPr>
+          <w:rFonts w:ascii="Consolas" w:hAnsi="Consolas" w:cs="Consolas"/>
+          <w:sz w:val="17"/>
+          <w:szCs w:val="17"/>
+        </w:rPr>
+      </w:pPr>
+      <w:r>
+        <w:rPr>
+          <w:rFonts w:ascii="Consolas" w:hAnsi="Consolas" w:cs="Consolas"/>
+          <w:sz w:val="17"/>
+          <w:szCs w:val="17"/>
+        </w:rPr>
+        <w:t xml:space="preserve">        wdt_q = wdt</w:t>
+      </w:r>
+    </w:p>
+    <w:p>
+      <w:pPr>
+        <w:rPr>
+          <w:rFonts w:ascii="Consolas" w:hAnsi="Consolas" w:cs="Consolas"/>
+          <w:sz w:val="17"/>
+          <w:szCs w:val="17"/>
+        </w:rPr>
+      </w:pPr>
+      <w:r>
+        <w:rPr>
+          <w:rFonts w:ascii="Consolas" w:hAnsi="Consolas" w:cs="Consolas"/>
+          <w:sz w:val="17"/>
+          <w:szCs w:val="17"/>
+        </w:rPr>
+        <w:t xml:space="preserve">    q = torch.tensor([0.5, 0.9, 0.99, 0.999])</w:t>
+      </w:r>
+    </w:p>
+    <w:p>
+      <w:pPr>
+        <w:rPr>
+          <w:rFonts w:ascii="Consolas" w:hAnsi="Consolas" w:cs="Consolas"/>
+          <w:sz w:val="17"/>
+          <w:szCs w:val="17"/>
+        </w:rPr>
+      </w:pPr>
+      <w:r>
+        <w:rPr>
+          <w:rFonts w:ascii="Consolas" w:hAnsi="Consolas" w:cs="Consolas"/>
+          <w:sz w:val="17"/>
+          <w:szCs w:val="17"/>
+        </w:rPr>
+        <w:t xml:space="preserve">    qs = torch.quantile(wdt_q.double(), q.double()).float()</w:t>
+      </w:r>
+    </w:p>
+    <w:p>
+      <w:pPr>
+        <w:rPr>
+          <w:rFonts w:ascii="Consolas" w:hAnsi="Consolas" w:cs="Consolas"/>
+          <w:sz w:val="17"/>
+          <w:szCs w:val="17"/>
+        </w:rPr>
+      </w:pPr>
+      <w:r>
+        <w:rPr>
+          <w:rFonts w:ascii="Consolas" w:hAnsi="Consolas" w:cs="Consolas"/>
+          <w:sz w:val="17"/>
+          <w:szCs w:val="17"/>
+        </w:rPr>
+        <w:t xml:space="preserve">    qs = torch.cat([qs, torch.tensor([wdt_max])])</w:t>
+      </w:r>
+    </w:p>
+    <w:p>
+      <w:pPr>
+        <w:rPr>
+          <w:rFonts w:ascii="Consolas" w:hAnsi="Consolas" w:cs="Consolas"/>
+          <w:sz w:val="17"/>
+          <w:szCs w:val="17"/>
+        </w:rPr>
+      </w:pPr>
+      <w:r>
+        <w:rPr>
+          <w:rFonts w:ascii="Consolas" w:hAnsi="Consolas" w:cs="Consolas"/>
+          <w:sz w:val="17"/>
+          <w:szCs w:val="17"/>
+        </w:rPr>
+        <w:t xml:space="preserve">    return {</w:t>
+      </w:r>
+    </w:p>
+    <w:p>
+      <w:pPr>
+        <w:rPr>
+          <w:rFonts w:ascii="Consolas" w:hAnsi="Consolas" w:cs="Consolas"/>
+          <w:sz w:val="17"/>
+          <w:szCs w:val="17"/>
+        </w:rPr>
+      </w:pPr>
+      <w:r>
+        <w:rPr>
+          <w:rFonts w:ascii="Consolas" w:hAnsi="Consolas" w:cs="Consolas"/>
+          <w:sz w:val="17"/>
+          <w:szCs w:val="17"/>
+        </w:rPr>
+        <w:t xml:space="preserve">        'n_samples': n_total,</w:t>
+      </w:r>
+    </w:p>
+    <w:p>
+      <w:pPr>
+        <w:rPr>
+          <w:rFonts w:ascii="Consolas" w:hAnsi="Consolas" w:cs="Consolas"/>
+          <w:sz w:val="17"/>
+          <w:szCs w:val="17"/>
+        </w:rPr>
+      </w:pPr>
+      <w:r>
+        <w:rPr>
+          <w:rFonts w:ascii="Consolas" w:hAnsi="Consolas" w:cs="Consolas"/>
+          <w:sz w:val="17"/>
+          <w:szCs w:val="17"/>
+        </w:rPr>
+        <w:t xml:space="preserve">        'mean_mass': m,</w:t>
+      </w:r>
+    </w:p>
+    <w:p>
+      <w:pPr>
+        <w:rPr>
+          <w:rFonts w:ascii="Consolas" w:hAnsi="Consolas" w:cs="Consolas"/>
+          <w:sz w:val="17"/>
+          <w:szCs w:val="17"/>
+        </w:rPr>
+      </w:pPr>
+      <w:r>
+        <w:rPr>
+          <w:rFonts w:ascii="Consolas" w:hAnsi="Consolas" w:cs="Consolas"/>
+          <w:sz w:val="17"/>
+          <w:szCs w:val="17"/>
+        </w:rPr>
+        <w:t xml:space="preserve">        'median': float(qs[0]), 'p90': float(qs[1]), 'p99': float(qs[2]),</w:t>
+      </w:r>
+    </w:p>
+    <w:p>
+      <w:pPr>
+        <w:rPr>
+          <w:rFonts w:ascii="Consolas" w:hAnsi="Consolas" w:cs="Consolas"/>
+          <w:sz w:val="17"/>
+          <w:szCs w:val="17"/>
+        </w:rPr>
+      </w:pPr>
+      <w:r>
+        <w:rPr>
+          <w:rFonts w:ascii="Consolas" w:hAnsi="Consolas" w:cs="Consolas"/>
+          <w:sz w:val="17"/>
+          <w:szCs w:val="17"/>
+        </w:rPr>
+        <w:t xml:space="preserve">        'p999': float(qs[3]), 'max': float(qs[4]),</w:t>
+      </w:r>
+    </w:p>
+    <w:p>
+      <w:pPr>
+        <w:rPr>
+          <w:rFonts w:ascii="Consolas" w:hAnsi="Consolas" w:cs="Consolas"/>
+          <w:sz w:val="17"/>
+          <w:szCs w:val="17"/>
+        </w:rPr>
+      </w:pPr>
+      <w:r>
+        <w:rPr>
+          <w:rFonts w:ascii="Consolas" w:hAnsi="Consolas" w:cs="Consolas"/>
+          <w:sz w:val="17"/>
+          <w:szCs w:val="17"/>
+        </w:rPr>
+        <w:t xml:space="preserve">        'frac_unstable': float((wdt &gt; 2.0).float().mean()),</w:t>
+      </w:r>
+    </w:p>
+    <w:p>
+      <w:pPr>
+        <w:rPr>
+          <w:rFonts w:ascii="Consolas" w:hAnsi="Consolas" w:cs="Consolas"/>
+          <w:sz w:val="17"/>
+          <w:szCs w:val="17"/>
+        </w:rPr>
+      </w:pPr>
+      <w:r>
+        <w:rPr>
+          <w:rFonts w:ascii="Consolas" w:hAnsi="Consolas" w:cs="Consolas"/>
+          <w:sz w:val="17"/>
+          <w:szCs w:val="17"/>
+        </w:rPr>
+        <w:t xml:space="preserve">        'frac_marginal': float((wdt &gt; 1.0).float().mean()),</w:t>
+      </w:r>
+    </w:p>
+    <w:p>
+      <w:pPr>
+        <w:rPr>
+          <w:rFonts w:ascii="Consolas" w:hAnsi="Consolas" w:cs="Consolas"/>
+          <w:sz w:val="17"/>
+          <w:szCs w:val="17"/>
+        </w:rPr>
+      </w:pPr>
+      <w:r>
+        <w:rPr>
+          <w:rFonts w:ascii="Consolas" w:hAnsi="Consolas" w:cs="Consolas"/>
+          <w:sz w:val="17"/>
+          <w:szCs w:val="17"/>
+        </w:rPr>
+        <w:t xml:space="preserve">    }</w:t>
+      </w:r>
+    </w:p>
+    <w:p>
+      <w:pPr>
+        <w:rPr>
+          <w:rFonts w:ascii="Consolas" w:hAnsi="Consolas" w:cs="Consolas"/>
+          <w:sz w:val="17"/>
+          <w:szCs w:val="17"/>
+        </w:rPr>
+      </w:pPr>
+    </w:p>
+    <w:p>
+      <w:pPr>
+        <w:rPr>
+          <w:rFonts w:ascii="Consolas" w:hAnsi="Consolas" w:cs="Consolas"/>
+          <w:sz w:val="17"/>
+          <w:szCs w:val="17"/>
+        </w:rPr>
+      </w:pPr>
+    </w:p>
+    <w:p>
+      <w:pPr>
+        <w:rPr>
+          <w:rFonts w:ascii="Consolas" w:hAnsi="Consolas" w:cs="Consolas"/>
+          <w:sz w:val="17"/>
+          <w:szCs w:val="17"/>
+        </w:rPr>
+      </w:pPr>
+      <w:r>
+        <w:rPr>
+          <w:rFonts w:ascii="Consolas" w:hAnsi="Consolas" w:cs="Consolas"/>
+          <w:sz w:val="17"/>
+          <w:szCs w:val="17"/>
+        </w:rPr>
+        <w:t>_rng_s = np.random.default_rng(0)</w:t>
+      </w:r>
+    </w:p>
+    <w:p>
+      <w:pPr>
+        <w:rPr>
+          <w:rFonts w:ascii="Consolas" w:hAnsi="Consolas" w:cs="Consolas"/>
+          <w:sz w:val="17"/>
+          <w:szCs w:val="17"/>
+        </w:rPr>
+      </w:pPr>
+      <w:r>
+        <w:rPr>
+          <w:rFonts w:ascii="Consolas" w:hAnsi="Consolas" w:cs="Consolas"/>
+          <w:sz w:val="17"/>
+          <w:szCs w:val="17"/>
+        </w:rPr>
+        <w:t>_xb, _ = get_batch(train_ids, min(BATCH_SIZE, 4), BLOCK_SIZE, _rng_s)</w:t>
+      </w:r>
+    </w:p>
+    <w:p>
+      <w:pPr>
+        <w:rPr>
+          <w:rFonts w:ascii="Consolas" w:hAnsi="Consolas" w:cs="Consolas"/>
+          <w:sz w:val="17"/>
+          <w:szCs w:val="17"/>
+        </w:rPr>
+      </w:pPr>
+      <w:r>
+        <w:rPr>
+          <w:rFonts w:ascii="Consolas" w:hAnsi="Consolas" w:cs="Consolas"/>
+          <w:sz w:val="17"/>
+          <w:szCs w:val="17"/>
+        </w:rPr>
+        <w:t>_rep = stiffness_report(model, torch.from_numpy(_xb).to(DEVICE))</w:t>
+      </w:r>
+    </w:p>
+    <w:p>
+      <w:pPr>
+        <w:rPr>
+          <w:rFonts w:ascii="Consolas" w:hAnsi="Consolas" w:cs="Consolas"/>
+          <w:sz w:val="17"/>
+          <w:szCs w:val="17"/>
+        </w:rPr>
+      </w:pPr>
+    </w:p>
+    <w:p>
+      <w:pPr>
+        <w:rPr>
+          <w:rFonts w:ascii="Consolas" w:hAnsi="Consolas" w:cs="Consolas"/>
+          <w:sz w:val="17"/>
+          <w:szCs w:val="17"/>
+        </w:rPr>
+      </w:pPr>
+      <w:r>
+        <w:rPr>
+          <w:rFonts w:ascii="Consolas" w:hAnsi="Consolas" w:cs="Consolas"/>
+          <w:sz w:val="17"/>
+          <w:szCs w:val="17"/>
+        </w:rPr>
+        <w:lastRenderedPageBreak/>
+        <w:t>print(f'omega*dt over {_rep["n_samples"]:,} (layer, token, dim) samples '</w:t>
+      </w:r>
+    </w:p>
+    <w:p>
+      <w:pPr>
+        <w:rPr>
+          <w:rFonts w:ascii="Consolas" w:hAnsi="Consolas" w:cs="Consolas"/>
+          <w:sz w:val="17"/>
+          <w:szCs w:val="17"/>
+        </w:rPr>
+      </w:pPr>
+      <w:r>
+        <w:rPr>
+          <w:rFonts w:ascii="Consolas" w:hAnsi="Consolas" w:cs="Consolas"/>
+          <w:sz w:val="17"/>
+          <w:szCs w:val="17"/>
+        </w:rPr>
+        <w:t xml:space="preserve">      f'  [mean mass {_rep["mean_mass"]:.3f}]')</w:t>
+      </w:r>
+    </w:p>
+    <w:p>
+      <w:pPr>
+        <w:rPr>
+          <w:rFonts w:ascii="Consolas" w:hAnsi="Consolas" w:cs="Consolas"/>
+          <w:sz w:val="17"/>
+          <w:szCs w:val="17"/>
+        </w:rPr>
+      </w:pPr>
+      <w:r>
+        <w:rPr>
+          <w:rFonts w:ascii="Consolas" w:hAnsi="Consolas" w:cs="Consolas"/>
+          <w:sz w:val="17"/>
+          <w:szCs w:val="17"/>
+        </w:rPr>
+        <w:t>print(f'  median {_rep["median"]:.4f}   p90 {_rep["p90"]:.4f}   '</w:t>
+      </w:r>
+    </w:p>
+    <w:p>
+      <w:pPr>
+        <w:rPr>
+          <w:rFonts w:ascii="Consolas" w:hAnsi="Consolas" w:cs="Consolas"/>
+          <w:sz w:val="17"/>
+          <w:szCs w:val="17"/>
+        </w:rPr>
+      </w:pPr>
+      <w:r>
+        <w:rPr>
+          <w:rFonts w:ascii="Consolas" w:hAnsi="Consolas" w:cs="Consolas"/>
+          <w:sz w:val="17"/>
+          <w:szCs w:val="17"/>
+        </w:rPr>
+        <w:t xml:space="preserve">      f'p99 {_rep["p99"]:.4f}   p99.9 {_rep["p999"]:.4f}   '</w:t>
+      </w:r>
+    </w:p>
+    <w:p>
+      <w:pPr>
+        <w:rPr>
+          <w:rFonts w:ascii="Consolas" w:hAnsi="Consolas" w:cs="Consolas"/>
+          <w:sz w:val="17"/>
+          <w:szCs w:val="17"/>
+        </w:rPr>
+      </w:pPr>
+      <w:r>
+        <w:rPr>
+          <w:rFonts w:ascii="Consolas" w:hAnsi="Consolas" w:cs="Consolas"/>
+          <w:sz w:val="17"/>
+          <w:szCs w:val="17"/>
+        </w:rPr>
+        <w:t xml:space="preserve">      f'max {_rep["max"]:.4f}')</w:t>
+      </w:r>
+    </w:p>
+    <w:p>
+      <w:pPr>
+        <w:rPr>
+          <w:rFonts w:ascii="Consolas" w:hAnsi="Consolas" w:cs="Consolas"/>
+          <w:sz w:val="17"/>
+          <w:szCs w:val="17"/>
+        </w:rPr>
+      </w:pPr>
+      <w:r>
+        <w:rPr>
+          <w:rFonts w:ascii="Consolas" w:hAnsi="Consolas" w:cs="Consolas"/>
+          <w:sz w:val="17"/>
+          <w:szCs w:val="17"/>
+        </w:rPr>
+        <w:t>print(f'  fraction with omega*dt &gt; 1 (marginal): {_rep["frac_marginal"]:.3e}')</w:t>
+      </w:r>
+    </w:p>
+    <w:p>
+      <w:pPr>
+        <w:rPr>
+          <w:rFonts w:ascii="Consolas" w:hAnsi="Consolas" w:cs="Consolas"/>
+          <w:sz w:val="17"/>
+          <w:szCs w:val="17"/>
+        </w:rPr>
+      </w:pPr>
+      <w:r>
+        <w:rPr>
+          <w:rFonts w:ascii="Consolas" w:hAnsi="Consolas" w:cs="Consolas"/>
+          <w:sz w:val="17"/>
+          <w:szCs w:val="17"/>
+        </w:rPr>
+        <w:t>print(f'  fraction with omega*dt &gt; 2 (Verlet-unstable): '</w:t>
+      </w:r>
+    </w:p>
+    <w:p>
+      <w:pPr>
+        <w:rPr>
+          <w:rFonts w:ascii="Consolas" w:hAnsi="Consolas" w:cs="Consolas"/>
+          <w:sz w:val="17"/>
+          <w:szCs w:val="17"/>
+        </w:rPr>
+      </w:pPr>
+      <w:r>
+        <w:rPr>
+          <w:rFonts w:ascii="Consolas" w:hAnsi="Consolas" w:cs="Consolas"/>
+          <w:sz w:val="17"/>
+          <w:szCs w:val="17"/>
+        </w:rPr>
+        <w:t xml:space="preserve">      f'{_rep["frac_unstable"]:.3e}')</w:t>
+      </w:r>
+    </w:p>
+    <w:p>
+      <w:pPr>
+        <w:rPr>
+          <w:rFonts w:ascii="Consolas" w:hAnsi="Consolas" w:cs="Consolas"/>
+          <w:sz w:val="17"/>
+          <w:szCs w:val="17"/>
+        </w:rPr>
+      </w:pPr>
+      <w:r>
+        <w:rPr>
+          <w:rFonts w:ascii="Consolas" w:hAnsi="Consolas" w:cs="Consolas"/>
+          <w:sz w:val="17"/>
+          <w:szCs w:val="17"/>
+        </w:rPr>
+        <w:t>if _rep['max'] &gt; 2.0:</w:t>
+      </w:r>
+    </w:p>
+    <w:p>
+      <w:pPr>
+        <w:rPr>
+          <w:rFonts w:ascii="Consolas" w:hAnsi="Consolas" w:cs="Consolas"/>
+          <w:sz w:val="17"/>
+          <w:szCs w:val="17"/>
+        </w:rPr>
+      </w:pPr>
+      <w:r>
+        <w:rPr>
+          <w:rFonts w:ascii="Consolas" w:hAnsi="Consolas" w:cs="Consolas"/>
+          <w:sz w:val="17"/>
+          <w:szCs w:val="17"/>
+        </w:rPr>
+        <w:t xml:space="preserve">    print('  =&gt; the explicit step is UNSTABLE on some coordinates right now; '</w:t>
+      </w:r>
+    </w:p>
+    <w:p>
+      <w:pPr>
+        <w:rPr>
+          <w:rFonts w:ascii="Consolas" w:hAnsi="Consolas" w:cs="Consolas"/>
+          <w:sz w:val="17"/>
+          <w:szCs w:val="17"/>
+        </w:rPr>
+      </w:pPr>
+      <w:r>
+        <w:rPr>
+          <w:rFonts w:ascii="Consolas" w:hAnsi="Consolas" w:cs="Consolas"/>
+          <w:sz w:val="17"/>
+          <w:szCs w:val="17"/>
+        </w:rPr>
+        <w:t xml:space="preserve">          'these are exactly what baoab_cfc integrates exactly instead.')</w:t>
+      </w:r>
+    </w:p>
+    <w:p>
+      <w:pPr>
+        <w:rPr>
+          <w:rFonts w:ascii="Consolas" w:hAnsi="Consolas" w:cs="Consolas"/>
+          <w:sz w:val="17"/>
+          <w:szCs w:val="17"/>
+        </w:rPr>
+      </w:pPr>
+      <w:r>
+        <w:rPr>
+          <w:rFonts w:ascii="Consolas" w:hAnsi="Consolas" w:cs="Consolas"/>
+          <w:sz w:val="17"/>
+          <w:szCs w:val="17"/>
+        </w:rPr>
+        <w:t>else:</w:t>
+      </w:r>
+    </w:p>
+    <w:p>
+      <w:pPr>
+        <w:rPr>
+          <w:rFonts w:ascii="Consolas" w:hAnsi="Consolas" w:cs="Consolas"/>
+          <w:sz w:val="17"/>
+          <w:szCs w:val="17"/>
+        </w:rPr>
+      </w:pPr>
+      <w:r>
+        <w:rPr>
+          <w:rFonts w:ascii="Consolas" w:hAnsi="Consolas" w:cs="Consolas"/>
+          <w:sz w:val="17"/>
+          <w:szCs w:val="17"/>
+        </w:rPr>
+        <w:t xml:space="preserve">    print('  =&gt; no coordinate exceeds the explicit stability bound at this '</w:t>
+      </w:r>
+    </w:p>
+    <w:p>
+      <w:pPr>
+        <w:rPr>
+          <w:rFonts w:ascii="Consolas" w:hAnsi="Consolas" w:cs="Consolas"/>
+          <w:sz w:val="17"/>
+          <w:szCs w:val="17"/>
+        </w:rPr>
+      </w:pPr>
+      <w:r>
+        <w:rPr>
+          <w:rFonts w:ascii="Consolas" w:hAnsi="Consolas" w:cs="Consolas"/>
+          <w:sz w:val="17"/>
+          <w:szCs w:val="17"/>
+        </w:rPr>
+        <w:t xml:space="preserve">          'checkpoint (re-run later in training: wells sharpen over time).')</w:t>
+      </w:r>
+    </w:p>
+    <w:p/>
+    <w:p>
+      <w:pPr>
+        <w:pStyle w:val="Heading2"/>
+      </w:pPr>
+      <w:r>
+        <w:t>Determining PRECISION_LR_MAX</w:t>
+      </w:r>
+    </w:p>
+    <w:p/>
+    <w:p>
+      <w:r>
+        <w:t xml:space="preserve">Cell 6b-2 </w:t>
+      </w:r>
+      <w:r>
+        <w:t xml:space="preserve">in notebook </w:t>
+      </w:r>
+      <w:hyperlink r:id="rId10" w:history="1">
+        <w:r>
+          <w:rPr>
+            <w:rStyle w:val="Hyperlink"/>
+          </w:rPr>
+          <w:t>scaleup/colab_fock_cfc_baoab_aniso_gaussian_openwebtext_d384.ipynb</w:t>
+        </w:r>
+      </w:hyperlink>
+      <w:r>
+        <w:t>:</w:t>
+      </w:r>
+    </w:p>
+    <w:p/>
+    <w:p>
+      <w:pPr>
+        <w:rPr>
+          <w:rFonts w:ascii="Consolas" w:hAnsi="Consolas" w:cs="Consolas"/>
+          <w:color w:val="275317" w:themeColor="accent6" w:themeShade="80"/>
+          <w:sz w:val="17"/>
+          <w:szCs w:val="17"/>
+        </w:rPr>
+      </w:pPr>
+      <w:r>
+        <w:rPr>
+          <w:rFonts w:ascii="Consolas" w:hAnsi="Consolas" w:cs="Consolas"/>
+          <w:color w:val="275317" w:themeColor="accent6" w:themeShade="80"/>
+          <w:sz w:val="17"/>
+          <w:szCs w:val="17"/>
+        </w:rPr>
         <w:t># == Cell 6b-2: sigma_max(B_k)^2 diagnostic -- for bracketing PRECISION_LR_MAX ==</w:t>
       </w:r>
     </w:p>
@@ -686,59 +2352,542 @@
           <w:sz w:val="17"/>
           <w:szCs w:val="17"/>
         </w:rPr>
+        <w:t>import</w:t>
+      </w:r>
+      <w:r>
+        <w:rPr>
+          <w:rFonts w:ascii="Consolas" w:hAnsi="Consolas" w:cs="Consolas"/>
+          <w:sz w:val="17"/>
+          <w:szCs w:val="17"/>
+        </w:rPr>
+        <w:t xml:space="preserve"> torch</w:t>
+      </w:r>
+    </w:p>
+    <w:p>
+      <w:pPr>
+        <w:rPr>
+          <w:rFonts w:ascii="Consolas" w:hAnsi="Consolas" w:cs="Consolas"/>
+          <w:sz w:val="17"/>
+          <w:szCs w:val="17"/>
+        </w:rPr>
+      </w:pPr>
+      <w:r>
+        <w:rPr>
+          <w:rFonts w:ascii="Consolas" w:hAnsi="Consolas" w:cs="Consolas"/>
+          <w:sz w:val="17"/>
+          <w:szCs w:val="17"/>
+        </w:rPr>
+        <w:t>_bd = torch.load(</w:t>
+      </w:r>
+      <w:r>
+        <w:rPr>
+          <w:rFonts w:ascii="Consolas" w:hAnsi="Consolas" w:cs="Consolas"/>
+          <w:color w:val="0B769F" w:themeColor="accent4" w:themeShade="BF"/>
+          <w:sz w:val="17"/>
+          <w:szCs w:val="17"/>
+        </w:rPr>
+        <w:t xml:space="preserve">CKPT_DIR </w:t>
+      </w:r>
+      <w:r>
+        <w:rPr>
+          <w:rFonts w:ascii="Consolas" w:hAnsi="Consolas" w:cs="Consolas"/>
+          <w:sz w:val="17"/>
+          <w:szCs w:val="17"/>
+        </w:rPr>
+        <w:t xml:space="preserve">/ </w:t>
+      </w:r>
+      <w:r>
+        <w:rPr>
+          <w:rFonts w:ascii="Consolas" w:hAnsi="Consolas" w:cs="Consolas"/>
+          <w:color w:val="0B769F" w:themeColor="accent4" w:themeShade="BF"/>
+          <w:sz w:val="17"/>
+          <w:szCs w:val="17"/>
+        </w:rPr>
+        <w:t>f</w:t>
+      </w:r>
+      <w:r>
+        <w:rPr>
+          <w:rFonts w:ascii="Consolas" w:hAnsi="Consolas" w:cs="Consolas"/>
+          <w:color w:val="BF4E14" w:themeColor="accent2" w:themeShade="BF"/>
+          <w:sz w:val="17"/>
+          <w:szCs w:val="17"/>
+        </w:rPr>
+        <w:t>'</w:t>
+      </w:r>
+      <w:r>
+        <w:rPr>
+          <w:rFonts w:ascii="Consolas" w:hAnsi="Consolas" w:cs="Consolas"/>
+          <w:sz w:val="17"/>
+          <w:szCs w:val="17"/>
+        </w:rPr>
+        <w:t>{</w:t>
+      </w:r>
+      <w:r>
+        <w:rPr>
+          <w:rFonts w:ascii="Consolas" w:hAnsi="Consolas" w:cs="Consolas"/>
+          <w:color w:val="0B769F" w:themeColor="accent4" w:themeShade="BF"/>
+          <w:sz w:val="17"/>
+          <w:szCs w:val="17"/>
+        </w:rPr>
+        <w:t>CKPT_PREFIX</w:t>
+      </w:r>
+      <w:r>
+        <w:rPr>
+          <w:rFonts w:ascii="Consolas" w:hAnsi="Consolas" w:cs="Consolas"/>
+          <w:sz w:val="17"/>
+          <w:szCs w:val="17"/>
+        </w:rPr>
+        <w:t>}</w:t>
+      </w:r>
+      <w:r>
+        <w:rPr>
+          <w:rFonts w:ascii="Consolas" w:hAnsi="Consolas" w:cs="Consolas"/>
+          <w:color w:val="BF4E14" w:themeColor="accent2" w:themeShade="BF"/>
+          <w:sz w:val="17"/>
+          <w:szCs w:val="17"/>
+        </w:rPr>
+        <w:t>_best.pt'</w:t>
+      </w:r>
+      <w:r>
+        <w:rPr>
+          <w:rFonts w:ascii="Consolas" w:hAnsi="Consolas" w:cs="Consolas"/>
+          <w:sz w:val="17"/>
+          <w:szCs w:val="17"/>
+        </w:rPr>
+        <w:t>, map_location=</w:t>
+      </w:r>
+      <w:r>
+        <w:rPr>
+          <w:rFonts w:ascii="Consolas" w:hAnsi="Consolas" w:cs="Consolas"/>
+          <w:color w:val="0B769F" w:themeColor="accent4" w:themeShade="BF"/>
+          <w:sz w:val="17"/>
+          <w:szCs w:val="17"/>
+        </w:rPr>
+        <w:t>DEVICE</w:t>
+      </w:r>
+      <w:r>
+        <w:rPr>
+          <w:rFonts w:ascii="Consolas" w:hAnsi="Consolas" w:cs="Consolas"/>
+          <w:sz w:val="17"/>
+          <w:szCs w:val="17"/>
+        </w:rPr>
+        <w:t>, weights_only=</w:t>
+      </w:r>
+      <w:r>
+        <w:rPr>
+          <w:rFonts w:ascii="Consolas" w:hAnsi="Consolas" w:cs="Consolas"/>
+          <w:color w:val="00B0F0"/>
+          <w:sz w:val="17"/>
+          <w:szCs w:val="17"/>
+        </w:rPr>
+        <w:t>False</w:t>
+      </w:r>
+      <w:r>
+        <w:rPr>
+          <w:rFonts w:ascii="Consolas" w:hAnsi="Consolas" w:cs="Consolas"/>
+          <w:sz w:val="17"/>
+          <w:szCs w:val="17"/>
+        </w:rPr>
+        <w:t>)</w:t>
+      </w:r>
+    </w:p>
+    <w:p>
+      <w:pPr>
+        <w:rPr>
+          <w:rFonts w:ascii="Consolas" w:hAnsi="Consolas" w:cs="Consolas"/>
+          <w:sz w:val="17"/>
+          <w:szCs w:val="17"/>
+        </w:rPr>
+      </w:pPr>
+      <w:r>
+        <w:rPr>
+          <w:rFonts w:ascii="Consolas" w:hAnsi="Consolas" w:cs="Consolas"/>
+          <w:sz w:val="17"/>
+          <w:szCs w:val="17"/>
+        </w:rPr>
+        <w:t>model.</w:t>
+      </w:r>
+      <w:r>
+        <w:rPr>
+          <w:rFonts w:ascii="Consolas" w:hAnsi="Consolas" w:cs="Consolas"/>
+          <w:color w:val="80340D" w:themeColor="accent2" w:themeShade="80"/>
+          <w:sz w:val="17"/>
+          <w:szCs w:val="17"/>
+        </w:rPr>
+        <w:t>load_state_dict</w:t>
+      </w:r>
+      <w:r>
+        <w:rPr>
+          <w:rFonts w:ascii="Consolas" w:hAnsi="Consolas" w:cs="Consolas"/>
+          <w:sz w:val="17"/>
+          <w:szCs w:val="17"/>
+        </w:rPr>
+        <w:t>(_bd[</w:t>
+      </w:r>
+      <w:r>
+        <w:rPr>
+          <w:rFonts w:ascii="Consolas" w:hAnsi="Consolas" w:cs="Consolas"/>
+          <w:color w:val="BF4E14" w:themeColor="accent2" w:themeShade="BF"/>
+          <w:sz w:val="17"/>
+          <w:szCs w:val="17"/>
+        </w:rPr>
+        <w:t>'model_state_dict'</w:t>
+      </w:r>
+      <w:r>
+        <w:rPr>
+          <w:rFonts w:ascii="Consolas" w:hAnsi="Consolas" w:cs="Consolas"/>
+          <w:sz w:val="17"/>
+          <w:szCs w:val="17"/>
+        </w:rPr>
+        <w:t>], strict=</w:t>
+      </w:r>
+      <w:r>
+        <w:rPr>
+          <w:rFonts w:ascii="Consolas" w:hAnsi="Consolas" w:cs="Consolas"/>
+          <w:color w:val="0F9ED5" w:themeColor="accent4"/>
+          <w:sz w:val="17"/>
+          <w:szCs w:val="17"/>
+        </w:rPr>
+        <w:t>False</w:t>
+      </w:r>
+      <w:r>
+        <w:rPr>
+          <w:rFonts w:ascii="Consolas" w:hAnsi="Consolas" w:cs="Consolas"/>
+          <w:sz w:val="17"/>
+          <w:szCs w:val="17"/>
+        </w:rPr>
+        <w:t>)</w:t>
+      </w:r>
+    </w:p>
+    <w:p>
+      <w:pPr>
+        <w:rPr>
+          <w:rFonts w:ascii="Consolas" w:hAnsi="Consolas" w:cs="Consolas"/>
+          <w:sz w:val="17"/>
+          <w:szCs w:val="17"/>
+        </w:rPr>
+      </w:pPr>
+      <w:r>
+        <w:rPr>
+          <w:rFonts w:ascii="Consolas" w:hAnsi="Consolas" w:cs="Consolas"/>
+          <w:color w:val="80340D" w:themeColor="accent2" w:themeShade="80"/>
+          <w:sz w:val="17"/>
+          <w:szCs w:val="17"/>
+        </w:rPr>
+        <w:t>print</w:t>
+      </w:r>
+      <w:r>
+        <w:rPr>
+          <w:rFonts w:ascii="Consolas" w:hAnsi="Consolas" w:cs="Consolas"/>
+          <w:sz w:val="17"/>
+          <w:szCs w:val="17"/>
+        </w:rPr>
+        <w:t>(f"loaded step={_bd.get(</w:t>
+      </w:r>
+      <w:r>
+        <w:rPr>
+          <w:rFonts w:ascii="Consolas" w:hAnsi="Consolas" w:cs="Consolas"/>
+          <w:color w:val="BF4E14" w:themeColor="accent2" w:themeShade="BF"/>
+          <w:sz w:val="17"/>
+          <w:szCs w:val="17"/>
+        </w:rPr>
+        <w:t>'step'</w:t>
+      </w:r>
+      <w:r>
+        <w:rPr>
+          <w:rFonts w:ascii="Consolas" w:hAnsi="Consolas" w:cs="Consolas"/>
+          <w:sz w:val="17"/>
+          <w:szCs w:val="17"/>
+        </w:rPr>
+        <w:t>)}  PPL={_bd.get(</w:t>
+      </w:r>
+      <w:r>
+        <w:rPr>
+          <w:rFonts w:ascii="Consolas" w:hAnsi="Consolas" w:cs="Consolas"/>
+          <w:color w:val="BF4E14" w:themeColor="accent2" w:themeShade="BF"/>
+          <w:sz w:val="17"/>
+          <w:szCs w:val="17"/>
+        </w:rPr>
+        <w:t>'val_ppl'</w:t>
+      </w:r>
+      <w:r>
+        <w:rPr>
+          <w:rFonts w:ascii="Consolas" w:hAnsi="Consolas" w:cs="Consolas"/>
+          <w:sz w:val="17"/>
+          <w:szCs w:val="17"/>
+        </w:rPr>
+        <w:t>)}")</w:t>
+      </w:r>
+    </w:p>
+    <w:p>
+      <w:pPr>
+        <w:rPr>
+          <w:rFonts w:ascii="Consolas" w:hAnsi="Consolas" w:cs="Consolas"/>
+          <w:sz w:val="17"/>
+          <w:szCs w:val="17"/>
+        </w:rPr>
+      </w:pPr>
+      <w:r>
+        <w:rPr>
+          <w:rFonts w:ascii="Consolas" w:hAnsi="Consolas" w:cs="Consolas"/>
+          <w:color w:val="C00000"/>
+          <w:sz w:val="17"/>
+          <w:szCs w:val="17"/>
+        </w:rPr>
+        <w:t>del</w:t>
+      </w:r>
+      <w:r>
+        <w:rPr>
+          <w:rFonts w:ascii="Consolas" w:hAnsi="Consolas" w:cs="Consolas"/>
+          <w:sz w:val="17"/>
+          <w:szCs w:val="17"/>
+        </w:rPr>
+        <w:t xml:space="preserve"> _bd</w:t>
+      </w:r>
+    </w:p>
+    <w:p>
+      <w:pPr>
+        <w:rPr>
+          <w:rFonts w:ascii="Consolas" w:hAnsi="Consolas" w:cs="Consolas"/>
+          <w:sz w:val="17"/>
+          <w:szCs w:val="17"/>
+        </w:rPr>
+      </w:pPr>
+    </w:p>
+    <w:p>
+      <w:pPr>
+        <w:rPr>
+          <w:rFonts w:ascii="Consolas" w:hAnsi="Consolas" w:cs="Consolas"/>
+          <w:sz w:val="17"/>
+          <w:szCs w:val="17"/>
+        </w:rPr>
+      </w:pPr>
+      <w:r>
+        <w:rPr>
+          <w:rFonts w:ascii="Consolas" w:hAnsi="Consolas" w:cs="Consolas"/>
+          <w:color w:val="C00000"/>
+          <w:sz w:val="17"/>
+          <w:szCs w:val="17"/>
+        </w:rPr>
+        <w:t>def</w:t>
+      </w:r>
+      <w:r>
+        <w:rPr>
+          <w:rFonts w:ascii="Consolas" w:hAnsi="Consolas" w:cs="Consolas"/>
+          <w:sz w:val="17"/>
+          <w:szCs w:val="17"/>
+        </w:rPr>
+        <w:t xml:space="preserve"> sigma_lr_report(mdl, x):</w:t>
+      </w:r>
+    </w:p>
+    <w:p>
+      <w:pPr>
+        <w:rPr>
+          <w:rFonts w:ascii="Consolas" w:hAnsi="Consolas" w:cs="Consolas"/>
+          <w:color w:val="3A7C22" w:themeColor="accent6" w:themeShade="BF"/>
+          <w:sz w:val="17"/>
+          <w:szCs w:val="17"/>
+        </w:rPr>
+      </w:pPr>
+      <w:r>
+        <w:rPr>
+          <w:rFonts w:ascii="Consolas" w:hAnsi="Consolas" w:cs="Consolas"/>
+          <w:sz w:val="17"/>
+          <w:szCs w:val="17"/>
+        </w:rPr>
+        <w:t xml:space="preserve">    </w:t>
+      </w:r>
+      <w:r>
+        <w:rPr>
+          <w:rFonts w:ascii="Consolas" w:hAnsi="Consolas" w:cs="Consolas"/>
+          <w:color w:val="3A7C22" w:themeColor="accent6" w:themeShade="BF"/>
+          <w:sz w:val="17"/>
+          <w:szCs w:val="17"/>
+        </w:rPr>
+        <w:t>"""Distribution of the raw sigma_max(B_k)^2 over layers, wells and</w:t>
+      </w:r>
+    </w:p>
+    <w:p>
+      <w:pPr>
+        <w:rPr>
+          <w:rFonts w:ascii="Consolas" w:hAnsi="Consolas" w:cs="Consolas"/>
+          <w:color w:val="3A7C22" w:themeColor="accent6" w:themeShade="BF"/>
+          <w:sz w:val="17"/>
+          <w:szCs w:val="17"/>
+        </w:rPr>
+      </w:pPr>
+      <w:r>
+        <w:rPr>
+          <w:rFonts w:ascii="Consolas" w:hAnsi="Consolas" w:cs="Consolas"/>
+          <w:color w:val="3A7C22" w:themeColor="accent6" w:themeShade="BF"/>
+          <w:sz w:val="17"/>
+          <w:szCs w:val="17"/>
+        </w:rPr>
+        <w:t xml:space="preserve">    xi-channels -- the quantity PRECISION_LR_MAX caps directly. Deliberately</w:t>
+      </w:r>
+    </w:p>
+    <w:p>
+      <w:pPr>
+        <w:rPr>
+          <w:rFonts w:ascii="Consolas" w:hAnsi="Consolas" w:cs="Consolas"/>
+          <w:color w:val="3A7C22" w:themeColor="accent6" w:themeShade="BF"/>
+          <w:sz w:val="17"/>
+          <w:szCs w:val="17"/>
+        </w:rPr>
+      </w:pPr>
+      <w:r>
+        <w:rPr>
+          <w:rFonts w:ascii="Consolas" w:hAnsi="Consolas" w:cs="Consolas"/>
+          <w:color w:val="3A7C22" w:themeColor="accent6" w:themeShade="BF"/>
+          <w:sz w:val="17"/>
+          <w:szCs w:val="17"/>
+        </w:rPr>
+        <w:t xml:space="preserve">    NOT combined with a_k or g_k (unlike stiffness_report's omega*dt):</w:t>
+      </w:r>
+    </w:p>
+    <w:p>
+      <w:pPr>
+        <w:rPr>
+          <w:rFonts w:ascii="Consolas" w:hAnsi="Consolas" w:cs="Consolas"/>
+          <w:color w:val="3A7C22" w:themeColor="accent6" w:themeShade="BF"/>
+          <w:sz w:val="17"/>
+          <w:szCs w:val="17"/>
+        </w:rPr>
+      </w:pPr>
+      <w:r>
+        <w:rPr>
+          <w:rFonts w:ascii="Consolas" w:hAnsi="Consolas" w:cs="Consolas"/>
+          <w:color w:val="3A7C22" w:themeColor="accent6" w:themeShade="BF"/>
+          <w:sz w:val="17"/>
+          <w:szCs w:val="17"/>
+        </w:rPr>
+        <w:t xml:space="preserve">    bracketing a PRECISION_LR_MAX budget needs the raw per-well spectral</w:t>
+      </w:r>
+    </w:p>
+    <w:p>
+      <w:pPr>
+        <w:rPr>
+          <w:rFonts w:ascii="Consolas" w:hAnsi="Consolas" w:cs="Consolas"/>
+          <w:color w:val="3A7C22" w:themeColor="accent6" w:themeShade="BF"/>
+          <w:sz w:val="17"/>
+          <w:szCs w:val="17"/>
+        </w:rPr>
+      </w:pPr>
+      <w:r>
+        <w:rPr>
+          <w:rFonts w:ascii="Consolas" w:hAnsi="Consolas" w:cs="Consolas"/>
+          <w:color w:val="3A7C22" w:themeColor="accent6" w:themeShade="BF"/>
+          <w:sz w:val="17"/>
+          <w:szCs w:val="17"/>
+        </w:rPr>
+        <w:t xml:space="preserve">    norm, not a quantity already mixed with the bump weight or the</w:t>
+      </w:r>
+    </w:p>
+    <w:p>
+      <w:pPr>
+        <w:rPr>
+          <w:rFonts w:ascii="Consolas" w:hAnsi="Consolas" w:cs="Consolas"/>
+          <w:color w:val="3A7C22" w:themeColor="accent6" w:themeShade="BF"/>
+          <w:sz w:val="17"/>
+          <w:szCs w:val="17"/>
+        </w:rPr>
+      </w:pPr>
+      <w:r>
+        <w:rPr>
+          <w:rFonts w:ascii="Consolas" w:hAnsi="Consolas" w:cs="Consolas"/>
+          <w:color w:val="3A7C22" w:themeColor="accent6" w:themeShade="BF"/>
+          <w:sz w:val="17"/>
+          <w:szCs w:val="17"/>
+        </w:rPr>
+        <w:t xml:space="preserve">    diagonal precision.</w:t>
+      </w:r>
+    </w:p>
+    <w:p>
+      <w:pPr>
+        <w:rPr>
+          <w:rFonts w:ascii="Consolas" w:hAnsi="Consolas" w:cs="Consolas"/>
+          <w:color w:val="3A7C22" w:themeColor="accent6" w:themeShade="BF"/>
+          <w:sz w:val="17"/>
+          <w:szCs w:val="17"/>
+        </w:rPr>
+      </w:pPr>
+      <w:r>
+        <w:rPr>
+          <w:rFonts w:ascii="Consolas" w:hAnsi="Consolas" w:cs="Consolas"/>
+          <w:color w:val="3A7C22" w:themeColor="accent6" w:themeShade="BF"/>
+          <w:sz w:val="17"/>
+          <w:szCs w:val="17"/>
+        </w:rPr>
+        <w:t xml:space="preserve">    """</w:t>
+      </w:r>
+    </w:p>
+    <w:p>
+      <w:pPr>
+        <w:rPr>
+          <w:rFonts w:ascii="Consolas" w:hAnsi="Consolas" w:cs="Consolas"/>
+          <w:sz w:val="17"/>
+          <w:szCs w:val="17"/>
+        </w:rPr>
+      </w:pPr>
+      <w:r>
+        <w:rPr>
+          <w:rFonts w:ascii="Consolas" w:hAnsi="Consolas" w:cs="Consolas"/>
+          <w:sz w:val="17"/>
+          <w:szCs w:val="17"/>
+        </w:rPr>
         <w:lastRenderedPageBreak/>
-        <w:t>import</w:t>
-      </w:r>
-      <w:r>
-        <w:rPr>
-          <w:rFonts w:ascii="Consolas" w:hAnsi="Consolas" w:cs="Consolas"/>
-          <w:sz w:val="17"/>
-          <w:szCs w:val="17"/>
-        </w:rPr>
-        <w:t xml:space="preserve"> torch</w:t>
-      </w:r>
-    </w:p>
-    <w:p>
-      <w:pPr>
-        <w:rPr>
-          <w:rFonts w:ascii="Consolas" w:hAnsi="Consolas" w:cs="Consolas"/>
-          <w:sz w:val="17"/>
-          <w:szCs w:val="17"/>
-        </w:rPr>
-      </w:pPr>
-      <w:r>
-        <w:rPr>
-          <w:rFonts w:ascii="Consolas" w:hAnsi="Consolas" w:cs="Consolas"/>
-          <w:sz w:val="17"/>
-          <w:szCs w:val="17"/>
-        </w:rPr>
-        <w:t>_bd = torch.load(</w:t>
-      </w:r>
-      <w:r>
-        <w:rPr>
-          <w:rFonts w:ascii="Consolas" w:hAnsi="Consolas" w:cs="Consolas"/>
-          <w:color w:val="0B769F" w:themeColor="accent4" w:themeShade="BF"/>
-          <w:sz w:val="17"/>
-          <w:szCs w:val="17"/>
-        </w:rPr>
-        <w:t xml:space="preserve">CKPT_DIR </w:t>
-      </w:r>
-      <w:r>
-        <w:rPr>
-          <w:rFonts w:ascii="Consolas" w:hAnsi="Consolas" w:cs="Consolas"/>
-          <w:sz w:val="17"/>
-          <w:szCs w:val="17"/>
-        </w:rPr>
-        <w:t xml:space="preserve">/ </w:t>
-      </w:r>
-      <w:r>
-        <w:rPr>
-          <w:rFonts w:ascii="Consolas" w:hAnsi="Consolas" w:cs="Consolas"/>
-          <w:color w:val="0B769F" w:themeColor="accent4" w:themeShade="BF"/>
-          <w:sz w:val="17"/>
-          <w:szCs w:val="17"/>
-        </w:rPr>
-        <w:t>f</w:t>
+        <w:t xml:space="preserve">    </w:t>
+      </w:r>
+      <w:r>
+        <w:rPr>
+          <w:rFonts w:ascii="Consolas" w:hAnsi="Consolas" w:cs="Consolas"/>
+          <w:color w:val="C00000"/>
+          <w:sz w:val="17"/>
+          <w:szCs w:val="17"/>
+        </w:rPr>
+        <w:t>if</w:t>
+      </w:r>
+      <w:r>
+        <w:rPr>
+          <w:rFonts w:ascii="Consolas" w:hAnsi="Consolas" w:cs="Consolas"/>
+          <w:sz w:val="17"/>
+          <w:szCs w:val="17"/>
+        </w:rPr>
+        <w:t xml:space="preserve"> </w:t>
+      </w:r>
+      <w:r>
+        <w:rPr>
+          <w:rFonts w:ascii="Consolas" w:hAnsi="Consolas" w:cs="Consolas"/>
+          <w:color w:val="C00000"/>
+          <w:sz w:val="17"/>
+          <w:szCs w:val="17"/>
+        </w:rPr>
+        <w:t>not</w:t>
+      </w:r>
+      <w:r>
+        <w:rPr>
+          <w:rFonts w:ascii="Consolas" w:hAnsi="Consolas" w:cs="Consolas"/>
+          <w:sz w:val="17"/>
+          <w:szCs w:val="17"/>
+        </w:rPr>
+        <w:t xml:space="preserve"> </w:t>
+      </w:r>
+      <w:r>
+        <w:rPr>
+          <w:rFonts w:ascii="Consolas" w:hAnsi="Consolas" w:cs="Consolas"/>
+          <w:color w:val="80340D" w:themeColor="accent2" w:themeShade="80"/>
+          <w:sz w:val="17"/>
+          <w:szCs w:val="17"/>
+        </w:rPr>
+        <w:t>hasattr</w:t>
+      </w:r>
+      <w:r>
+        <w:rPr>
+          <w:rFonts w:ascii="Consolas" w:hAnsi="Consolas" w:cs="Consolas"/>
+          <w:sz w:val="17"/>
+          <w:szCs w:val="17"/>
+        </w:rPr>
+        <w:t xml:space="preserve">(mdl.V_theta, </w:t>
       </w:r>
       <w:r>
         <w:rPr>
@@ -747,32 +2896,66 @@
           <w:sz w:val="17"/>
           <w:szCs w:val="17"/>
         </w:rPr>
-        <w:t>'</w:t>
-      </w:r>
-      <w:r>
-        <w:rPr>
-          <w:rFonts w:ascii="Consolas" w:hAnsi="Consolas" w:cs="Consolas"/>
-          <w:sz w:val="17"/>
-          <w:szCs w:val="17"/>
-        </w:rPr>
-        <w:t>{</w:t>
-      </w:r>
-      <w:r>
-        <w:rPr>
-          <w:rFonts w:ascii="Consolas" w:hAnsi="Consolas" w:cs="Consolas"/>
-          <w:color w:val="0B769F" w:themeColor="accent4" w:themeShade="BF"/>
-          <w:sz w:val="17"/>
-          <w:szCs w:val="17"/>
-        </w:rPr>
-        <w:t>CKPT_PREFIX</w:t>
-      </w:r>
-      <w:r>
-        <w:rPr>
-          <w:rFonts w:ascii="Consolas" w:hAnsi="Consolas" w:cs="Consolas"/>
-          <w:sz w:val="17"/>
-          <w:szCs w:val="17"/>
-        </w:rPr>
-        <w:t>}</w:t>
+        <w:t>'context_components'</w:t>
+      </w:r>
+      <w:r>
+        <w:rPr>
+          <w:rFonts w:ascii="Consolas" w:hAnsi="Consolas" w:cs="Consolas"/>
+          <w:sz w:val="17"/>
+          <w:szCs w:val="17"/>
+        </w:rPr>
+        <w:t>):</w:t>
+      </w:r>
+    </w:p>
+    <w:p>
+      <w:pPr>
+        <w:rPr>
+          <w:rFonts w:ascii="Consolas" w:hAnsi="Consolas" w:cs="Consolas"/>
+          <w:sz w:val="17"/>
+          <w:szCs w:val="17"/>
+        </w:rPr>
+      </w:pPr>
+      <w:r>
+        <w:rPr>
+          <w:rFonts w:ascii="Consolas" w:hAnsi="Consolas" w:cs="Consolas"/>
+          <w:sz w:val="17"/>
+          <w:szCs w:val="17"/>
+        </w:rPr>
+        <w:t xml:space="preserve">        </w:t>
+      </w:r>
+      <w:r>
+        <w:rPr>
+          <w:rFonts w:ascii="Consolas" w:hAnsi="Consolas" w:cs="Consolas"/>
+          <w:color w:val="C00000"/>
+          <w:sz w:val="17"/>
+          <w:szCs w:val="17"/>
+        </w:rPr>
+        <w:t>raise</w:t>
+      </w:r>
+      <w:r>
+        <w:rPr>
+          <w:rFonts w:ascii="Consolas" w:hAnsi="Consolas" w:cs="Consolas"/>
+          <w:sz w:val="17"/>
+          <w:szCs w:val="17"/>
+        </w:rPr>
+        <w:t xml:space="preserve"> </w:t>
+      </w:r>
+      <w:r>
+        <w:rPr>
+          <w:rFonts w:ascii="Consolas" w:hAnsi="Consolas" w:cs="Consolas"/>
+          <w:color w:val="0F9ED5" w:themeColor="accent4"/>
+          <w:sz w:val="17"/>
+          <w:szCs w:val="17"/>
+        </w:rPr>
+        <w:t>RuntimeError</w:t>
+      </w:r>
+      <w:r>
+        <w:rPr>
+          <w:rFonts w:ascii="Consolas" w:hAnsi="Consolas" w:cs="Consolas"/>
+          <w:sz w:val="17"/>
+          <w:szCs w:val="17"/>
+        </w:rPr>
+        <w:t>(</w:t>
       </w:r>
       <w:r>
         <w:rPr>
@@ -781,41 +2964,33 @@
           <w:sz w:val="17"/>
           <w:szCs w:val="17"/>
         </w:rPr>
-        <w:t>_best.pt'</w:t>
-      </w:r>
-      <w:r>
-        <w:rPr>
-          <w:rFonts w:ascii="Consolas" w:hAnsi="Consolas" w:cs="Consolas"/>
-          <w:sz w:val="17"/>
-          <w:szCs w:val="17"/>
-        </w:rPr>
-        <w:t>, map_location=</w:t>
-      </w:r>
-      <w:r>
-        <w:rPr>
-          <w:rFonts w:ascii="Consolas" w:hAnsi="Consolas" w:cs="Consolas"/>
-          <w:color w:val="0B769F" w:themeColor="accent4" w:themeShade="BF"/>
-          <w:sz w:val="17"/>
-          <w:szCs w:val="17"/>
-        </w:rPr>
-        <w:t>DEVICE</w:t>
-      </w:r>
-      <w:r>
-        <w:rPr>
-          <w:rFonts w:ascii="Consolas" w:hAnsi="Consolas" w:cs="Consolas"/>
-          <w:sz w:val="17"/>
-          <w:szCs w:val="17"/>
-        </w:rPr>
-        <w:t>, weights_only=</w:t>
-      </w:r>
-      <w:r>
-        <w:rPr>
-          <w:rFonts w:ascii="Consolas" w:hAnsi="Consolas" w:cs="Consolas"/>
-          <w:color w:val="00B0F0"/>
-          <w:sz w:val="17"/>
-          <w:szCs w:val="17"/>
-        </w:rPr>
-        <w:t>False</w:t>
+        <w:t>'V_theta has no context_components(); need the '</w:t>
+      </w:r>
+    </w:p>
+    <w:p>
+      <w:pPr>
+        <w:rPr>
+          <w:rFonts w:ascii="Consolas" w:hAnsi="Consolas" w:cs="Consolas"/>
+          <w:sz w:val="17"/>
+          <w:szCs w:val="17"/>
+        </w:rPr>
+      </w:pPr>
+      <w:r>
+        <w:rPr>
+          <w:rFonts w:ascii="Consolas" w:hAnsi="Consolas" w:cs="Consolas"/>
+          <w:sz w:val="17"/>
+          <w:szCs w:val="17"/>
+        </w:rPr>
+        <w:t xml:space="preserve">                           </w:t>
+      </w:r>
+      <w:r>
+        <w:rPr>
+          <w:rFonts w:ascii="Consolas" w:hAnsi="Consolas" w:cs="Consolas"/>
+          <w:color w:val="BF4E14" w:themeColor="accent2" w:themeShade="BF"/>
+          <w:sz w:val="17"/>
+          <w:szCs w:val="17"/>
+        </w:rPr>
+        <w:t>'anisotropic Gaussian family.'</w:t>
       </w:r>
       <w:r>
         <w:rPr>
@@ -834,134 +3009,66 @@
           <w:szCs w:val="17"/>
         </w:rPr>
       </w:pPr>
-      <w:r>
-        <w:rPr>
-          <w:rFonts w:ascii="Consolas" w:hAnsi="Consolas" w:cs="Consolas"/>
-          <w:sz w:val="17"/>
-          <w:szCs w:val="17"/>
-        </w:rPr>
-        <w:t>model.</w:t>
-      </w:r>
-      <w:r>
-        <w:rPr>
-          <w:rFonts w:ascii="Consolas" w:hAnsi="Consolas" w:cs="Consolas"/>
-          <w:color w:val="80340D" w:themeColor="accent2" w:themeShade="80"/>
-          <w:sz w:val="17"/>
-          <w:szCs w:val="17"/>
-        </w:rPr>
-        <w:t>load_state_dict</w:t>
-      </w:r>
-      <w:r>
-        <w:rPr>
-          <w:rFonts w:ascii="Consolas" w:hAnsi="Consolas" w:cs="Consolas"/>
-          <w:sz w:val="17"/>
-          <w:szCs w:val="17"/>
-        </w:rPr>
-        <w:t>(_bd[</w:t>
-      </w:r>
-      <w:r>
-        <w:rPr>
-          <w:rFonts w:ascii="Consolas" w:hAnsi="Consolas" w:cs="Consolas"/>
-          <w:color w:val="BF4E14" w:themeColor="accent2" w:themeShade="BF"/>
-          <w:sz w:val="17"/>
-          <w:szCs w:val="17"/>
-        </w:rPr>
-        <w:t>'model_state_dict'</w:t>
-      </w:r>
-      <w:r>
-        <w:rPr>
-          <w:rFonts w:ascii="Consolas" w:hAnsi="Consolas" w:cs="Consolas"/>
-          <w:sz w:val="17"/>
-          <w:szCs w:val="17"/>
-        </w:rPr>
-        <w:t>], strict=</w:t>
-      </w:r>
-      <w:r>
-        <w:rPr>
-          <w:rFonts w:ascii="Consolas" w:hAnsi="Consolas" w:cs="Consolas"/>
-          <w:color w:val="0F9ED5" w:themeColor="accent4"/>
-          <w:sz w:val="17"/>
-          <w:szCs w:val="17"/>
-        </w:rPr>
-        <w:t>False</w:t>
-      </w:r>
-      <w:r>
-        <w:rPr>
-          <w:rFonts w:ascii="Consolas" w:hAnsi="Consolas" w:cs="Consolas"/>
-          <w:sz w:val="17"/>
-          <w:szCs w:val="17"/>
-        </w:rPr>
-        <w:t>)</w:t>
-      </w:r>
-    </w:p>
-    <w:p>
-      <w:pPr>
-        <w:rPr>
-          <w:rFonts w:ascii="Consolas" w:hAnsi="Consolas" w:cs="Consolas"/>
-          <w:sz w:val="17"/>
-          <w:szCs w:val="17"/>
-        </w:rPr>
-      </w:pPr>
-      <w:r>
-        <w:rPr>
-          <w:rFonts w:ascii="Consolas" w:hAnsi="Consolas" w:cs="Consolas"/>
-          <w:color w:val="80340D" w:themeColor="accent2" w:themeShade="80"/>
-          <w:sz w:val="17"/>
-          <w:szCs w:val="17"/>
-        </w:rPr>
-        <w:t>print</w:t>
-      </w:r>
-      <w:r>
-        <w:rPr>
-          <w:rFonts w:ascii="Consolas" w:hAnsi="Consolas" w:cs="Consolas"/>
-          <w:sz w:val="17"/>
-          <w:szCs w:val="17"/>
-        </w:rPr>
-        <w:t>(f"loaded step={_bd.get(</w:t>
-      </w:r>
-      <w:r>
-        <w:rPr>
-          <w:rFonts w:ascii="Consolas" w:hAnsi="Consolas" w:cs="Consolas"/>
-          <w:color w:val="BF4E14" w:themeColor="accent2" w:themeShade="BF"/>
-          <w:sz w:val="17"/>
-          <w:szCs w:val="17"/>
-        </w:rPr>
-        <w:t>'step'</w:t>
-      </w:r>
-      <w:r>
-        <w:rPr>
-          <w:rFonts w:ascii="Consolas" w:hAnsi="Consolas" w:cs="Consolas"/>
-          <w:sz w:val="17"/>
-          <w:szCs w:val="17"/>
-        </w:rPr>
-        <w:t>)}  PPL={_bd.get(</w:t>
-      </w:r>
-      <w:r>
-        <w:rPr>
-          <w:rFonts w:ascii="Consolas" w:hAnsi="Consolas" w:cs="Consolas"/>
-          <w:color w:val="BF4E14" w:themeColor="accent2" w:themeShade="BF"/>
-          <w:sz w:val="17"/>
-          <w:szCs w:val="17"/>
-        </w:rPr>
-        <w:t>'val_ppl'</w:t>
-      </w:r>
-      <w:r>
-        <w:rPr>
-          <w:rFonts w:ascii="Consolas" w:hAnsi="Consolas" w:cs="Consolas"/>
-          <w:sz w:val="17"/>
-          <w:szCs w:val="17"/>
-        </w:rPr>
-        <w:t>)}")</w:t>
-      </w:r>
-    </w:p>
-    <w:p>
-      <w:pPr>
-        <w:rPr>
-          <w:rFonts w:ascii="Consolas" w:hAnsi="Consolas" w:cs="Consolas"/>
-          <w:sz w:val="17"/>
-          <w:szCs w:val="17"/>
-        </w:rPr>
-      </w:pPr>
+    </w:p>
+    <w:p>
+      <w:pPr>
+        <w:rPr>
+          <w:rFonts w:ascii="Consolas" w:hAnsi="Consolas" w:cs="Consolas"/>
+          <w:sz w:val="17"/>
+          <w:szCs w:val="17"/>
+        </w:rPr>
+      </w:pPr>
+      <w:r>
+        <w:rPr>
+          <w:rFonts w:ascii="Consolas" w:hAnsi="Consolas" w:cs="Consolas"/>
+          <w:sz w:val="17"/>
+          <w:szCs w:val="17"/>
+        </w:rPr>
+        <w:t xml:space="preserve">    seen = []</w:t>
+      </w:r>
+    </w:p>
+    <w:p>
+      <w:pPr>
+        <w:rPr>
+          <w:rFonts w:ascii="Consolas" w:hAnsi="Consolas" w:cs="Consolas"/>
+          <w:sz w:val="17"/>
+          <w:szCs w:val="17"/>
+        </w:rPr>
+      </w:pPr>
+      <w:r>
+        <w:rPr>
+          <w:rFonts w:ascii="Consolas" w:hAnsi="Consolas" w:cs="Consolas"/>
+          <w:sz w:val="17"/>
+          <w:szCs w:val="17"/>
+        </w:rPr>
+        <w:t xml:space="preserve">    _orig = mdl.V_theta.context_components</w:t>
+      </w:r>
+    </w:p>
+    <w:p>
+      <w:pPr>
+        <w:rPr>
+          <w:rFonts w:ascii="Consolas" w:hAnsi="Consolas" w:cs="Consolas"/>
+          <w:sz w:val="17"/>
+          <w:szCs w:val="17"/>
+        </w:rPr>
+      </w:pPr>
+    </w:p>
+    <w:p>
+      <w:pPr>
+        <w:rPr>
+          <w:rFonts w:ascii="Consolas" w:hAnsi="Consolas" w:cs="Consolas"/>
+          <w:sz w:val="17"/>
+          <w:szCs w:val="17"/>
+        </w:rPr>
+      </w:pPr>
+      <w:r>
+        <w:rPr>
+          <w:rFonts w:ascii="Consolas" w:hAnsi="Consolas" w:cs="Consolas"/>
+          <w:sz w:val="17"/>
+          <w:szCs w:val="17"/>
+        </w:rPr>
+        <w:t xml:space="preserve">    </w:t>
+      </w:r>
       <w:r>
         <w:rPr>
           <w:rFonts w:ascii="Consolas" w:hAnsi="Consolas" w:cs="Consolas"/>
@@ -969,34 +3076,96 @@
           <w:sz w:val="17"/>
           <w:szCs w:val="17"/>
         </w:rPr>
-        <w:t>del</w:t>
-      </w:r>
-      <w:r>
-        <w:rPr>
-          <w:rFonts w:ascii="Consolas" w:hAnsi="Consolas" w:cs="Consolas"/>
-          <w:sz w:val="17"/>
-          <w:szCs w:val="17"/>
-        </w:rPr>
-        <w:t xml:space="preserve"> _bd</w:t>
-      </w:r>
-    </w:p>
-    <w:p>
-      <w:pPr>
-        <w:rPr>
-          <w:rFonts w:ascii="Consolas" w:hAnsi="Consolas" w:cs="Consolas"/>
-          <w:sz w:val="17"/>
-          <w:szCs w:val="17"/>
-        </w:rPr>
-      </w:pPr>
-    </w:p>
-    <w:p>
-      <w:pPr>
-        <w:rPr>
-          <w:rFonts w:ascii="Consolas" w:hAnsi="Consolas" w:cs="Consolas"/>
-          <w:sz w:val="17"/>
-          <w:szCs w:val="17"/>
-        </w:rPr>
-      </w:pPr>
+        <w:t>def</w:t>
+      </w:r>
+      <w:r>
+        <w:rPr>
+          <w:rFonts w:ascii="Consolas" w:hAnsi="Consolas" w:cs="Consolas"/>
+          <w:sz w:val="17"/>
+          <w:szCs w:val="17"/>
+        </w:rPr>
+        <w:t xml:space="preserve"> _recording(xis):</w:t>
+      </w:r>
+    </w:p>
+    <w:p>
+      <w:pPr>
+        <w:rPr>
+          <w:rFonts w:ascii="Consolas" w:hAnsi="Consolas" w:cs="Consolas"/>
+          <w:sz w:val="17"/>
+          <w:szCs w:val="17"/>
+        </w:rPr>
+      </w:pPr>
+      <w:r>
+        <w:rPr>
+          <w:rFonts w:ascii="Consolas" w:hAnsi="Consolas" w:cs="Consolas"/>
+          <w:sz w:val="17"/>
+          <w:szCs w:val="17"/>
+        </w:rPr>
+        <w:t xml:space="preserve">        comps = _orig(xis)</w:t>
+      </w:r>
+    </w:p>
+    <w:p>
+      <w:pPr>
+        <w:rPr>
+          <w:rFonts w:ascii="Consolas" w:hAnsi="Consolas" w:cs="Consolas"/>
+          <w:color w:val="275317" w:themeColor="accent6" w:themeShade="80"/>
+          <w:sz w:val="17"/>
+          <w:szCs w:val="17"/>
+        </w:rPr>
+      </w:pPr>
+      <w:r>
+        <w:rPr>
+          <w:rFonts w:ascii="Consolas" w:hAnsi="Consolas" w:cs="Consolas"/>
+          <w:sz w:val="17"/>
+          <w:szCs w:val="17"/>
+        </w:rPr>
+        <w:t xml:space="preserve">        </w:t>
+      </w:r>
+      <w:r>
+        <w:rPr>
+          <w:rFonts w:ascii="Consolas" w:hAnsi="Consolas" w:cs="Consolas"/>
+          <w:color w:val="275317" w:themeColor="accent6" w:themeShade="80"/>
+          <w:sz w:val="17"/>
+          <w:szCs w:val="17"/>
+        </w:rPr>
+        <w:t># comps: list of (mu, a, w, B) tuples, one per xi-channel (see</w:t>
+      </w:r>
+    </w:p>
+    <w:p>
+      <w:pPr>
+        <w:rPr>
+          <w:rFonts w:ascii="Consolas" w:hAnsi="Consolas" w:cs="Consolas"/>
+          <w:color w:val="275317" w:themeColor="accent6" w:themeShade="80"/>
+          <w:sz w:val="17"/>
+          <w:szCs w:val="17"/>
+        </w:rPr>
+      </w:pPr>
+      <w:r>
+        <w:rPr>
+          <w:rFonts w:ascii="Consolas" w:hAnsi="Consolas" w:cs="Consolas"/>
+          <w:color w:val="275317" w:themeColor="accent6" w:themeShade="80"/>
+          <w:sz w:val="17"/>
+          <w:szCs w:val="17"/>
+        </w:rPr>
+        <w:t xml:space="preserve">        # AnisotropicMultiContextGaussianVTheta.context_components).</w:t>
+      </w:r>
+    </w:p>
+    <w:p>
+      <w:pPr>
+        <w:rPr>
+          <w:rFonts w:ascii="Consolas" w:hAnsi="Consolas" w:cs="Consolas"/>
+          <w:sz w:val="17"/>
+          <w:szCs w:val="17"/>
+        </w:rPr>
+      </w:pPr>
+      <w:r>
+        <w:rPr>
+          <w:rFonts w:ascii="Consolas" w:hAnsi="Consolas" w:cs="Consolas"/>
+          <w:sz w:val="17"/>
+          <w:szCs w:val="17"/>
+        </w:rPr>
+        <w:t xml:space="preserve">        </w:t>
+      </w:r>
       <w:r>
         <w:rPr>
           <w:rFonts w:ascii="Consolas" w:hAnsi="Consolas" w:cs="Consolas"/>
@@ -1004,173 +3173,212 @@
           <w:sz w:val="17"/>
           <w:szCs w:val="17"/>
         </w:rPr>
-        <w:t>def</w:t>
-      </w:r>
-      <w:r>
-        <w:rPr>
-          <w:rFonts w:ascii="Consolas" w:hAnsi="Consolas" w:cs="Consolas"/>
-          <w:sz w:val="17"/>
-          <w:szCs w:val="17"/>
-        </w:rPr>
-        <w:t xml:space="preserve"> sigma_lr_report(mdl, x):</w:t>
-      </w:r>
-    </w:p>
-    <w:p>
-      <w:pPr>
-        <w:rPr>
-          <w:rFonts w:ascii="Consolas" w:hAnsi="Consolas" w:cs="Consolas"/>
-          <w:color w:val="3A7C22" w:themeColor="accent6" w:themeShade="BF"/>
-          <w:sz w:val="17"/>
-          <w:szCs w:val="17"/>
-        </w:rPr>
-      </w:pPr>
-      <w:r>
-        <w:rPr>
-          <w:rFonts w:ascii="Consolas" w:hAnsi="Consolas" w:cs="Consolas"/>
-          <w:sz w:val="17"/>
-          <w:szCs w:val="17"/>
-        </w:rPr>
-        <w:t xml:space="preserve">    </w:t>
-      </w:r>
-      <w:r>
-        <w:rPr>
-          <w:rFonts w:ascii="Consolas" w:hAnsi="Consolas" w:cs="Consolas"/>
-          <w:color w:val="3A7C22" w:themeColor="accent6" w:themeShade="BF"/>
-          <w:sz w:val="17"/>
-          <w:szCs w:val="17"/>
-        </w:rPr>
-        <w:t>"""Distribution of the raw sigma_max(B_k)^2 over layers, wells and</w:t>
-      </w:r>
-    </w:p>
-    <w:p>
-      <w:pPr>
-        <w:rPr>
-          <w:rFonts w:ascii="Consolas" w:hAnsi="Consolas" w:cs="Consolas"/>
-          <w:color w:val="3A7C22" w:themeColor="accent6" w:themeShade="BF"/>
-          <w:sz w:val="17"/>
-          <w:szCs w:val="17"/>
-        </w:rPr>
-      </w:pPr>
-      <w:r>
-        <w:rPr>
-          <w:rFonts w:ascii="Consolas" w:hAnsi="Consolas" w:cs="Consolas"/>
-          <w:color w:val="3A7C22" w:themeColor="accent6" w:themeShade="BF"/>
-          <w:sz w:val="17"/>
-          <w:szCs w:val="17"/>
-        </w:rPr>
-        <w:t xml:space="preserve">    xi-channels -- the quantity PRECISION_LR_MAX caps directly. Deliberately</w:t>
-      </w:r>
-    </w:p>
-    <w:p>
-      <w:pPr>
-        <w:rPr>
-          <w:rFonts w:ascii="Consolas" w:hAnsi="Consolas" w:cs="Consolas"/>
-          <w:color w:val="3A7C22" w:themeColor="accent6" w:themeShade="BF"/>
-          <w:sz w:val="17"/>
-          <w:szCs w:val="17"/>
-        </w:rPr>
-      </w:pPr>
-      <w:r>
-        <w:rPr>
-          <w:rFonts w:ascii="Consolas" w:hAnsi="Consolas" w:cs="Consolas"/>
-          <w:color w:val="3A7C22" w:themeColor="accent6" w:themeShade="BF"/>
-          <w:sz w:val="17"/>
-          <w:szCs w:val="17"/>
-        </w:rPr>
-        <w:t xml:space="preserve">    NOT combined with a_k or g_k (unlike stiffness_report's omega*dt):</w:t>
-      </w:r>
-    </w:p>
-    <w:p>
-      <w:pPr>
-        <w:rPr>
-          <w:rFonts w:ascii="Consolas" w:hAnsi="Consolas" w:cs="Consolas"/>
-          <w:color w:val="3A7C22" w:themeColor="accent6" w:themeShade="BF"/>
-          <w:sz w:val="17"/>
-          <w:szCs w:val="17"/>
-        </w:rPr>
-      </w:pPr>
-      <w:r>
-        <w:rPr>
-          <w:rFonts w:ascii="Consolas" w:hAnsi="Consolas" w:cs="Consolas"/>
-          <w:color w:val="3A7C22" w:themeColor="accent6" w:themeShade="BF"/>
-          <w:sz w:val="17"/>
-          <w:szCs w:val="17"/>
-        </w:rPr>
-        <w:t xml:space="preserve">    bracketing a PRECISION_LR_MAX budget needs the raw per-well spectral</w:t>
-      </w:r>
-    </w:p>
-    <w:p>
-      <w:pPr>
-        <w:rPr>
-          <w:rFonts w:ascii="Consolas" w:hAnsi="Consolas" w:cs="Consolas"/>
-          <w:color w:val="3A7C22" w:themeColor="accent6" w:themeShade="BF"/>
-          <w:sz w:val="17"/>
-          <w:szCs w:val="17"/>
-        </w:rPr>
-      </w:pPr>
-      <w:r>
-        <w:rPr>
-          <w:rFonts w:ascii="Consolas" w:hAnsi="Consolas" w:cs="Consolas"/>
-          <w:color w:val="3A7C22" w:themeColor="accent6" w:themeShade="BF"/>
-          <w:sz w:val="17"/>
-          <w:szCs w:val="17"/>
-        </w:rPr>
-        <w:t xml:space="preserve">    norm, not a quantity already mixed with the bump weight or the</w:t>
-      </w:r>
-    </w:p>
-    <w:p>
-      <w:pPr>
-        <w:rPr>
-          <w:rFonts w:ascii="Consolas" w:hAnsi="Consolas" w:cs="Consolas"/>
-          <w:color w:val="3A7C22" w:themeColor="accent6" w:themeShade="BF"/>
-          <w:sz w:val="17"/>
-          <w:szCs w:val="17"/>
-        </w:rPr>
-      </w:pPr>
-      <w:r>
-        <w:rPr>
-          <w:rFonts w:ascii="Consolas" w:hAnsi="Consolas" w:cs="Consolas"/>
-          <w:color w:val="3A7C22" w:themeColor="accent6" w:themeShade="BF"/>
-          <w:sz w:val="17"/>
-          <w:szCs w:val="17"/>
-        </w:rPr>
-        <w:t xml:space="preserve">    diagonal precision.</w:t>
-      </w:r>
-    </w:p>
-    <w:p>
-      <w:pPr>
-        <w:rPr>
-          <w:rFonts w:ascii="Consolas" w:hAnsi="Consolas" w:cs="Consolas"/>
-          <w:color w:val="3A7C22" w:themeColor="accent6" w:themeShade="BF"/>
-          <w:sz w:val="17"/>
-          <w:szCs w:val="17"/>
-        </w:rPr>
-      </w:pPr>
-      <w:r>
-        <w:rPr>
-          <w:rFonts w:ascii="Consolas" w:hAnsi="Consolas" w:cs="Consolas"/>
-          <w:color w:val="3A7C22" w:themeColor="accent6" w:themeShade="BF"/>
-          <w:sz w:val="17"/>
-          <w:szCs w:val="17"/>
-        </w:rPr>
-        <w:t xml:space="preserve">    """</w:t>
-      </w:r>
-    </w:p>
-    <w:p>
-      <w:pPr>
-        <w:rPr>
-          <w:rFonts w:ascii="Consolas" w:hAnsi="Consolas" w:cs="Consolas"/>
-          <w:sz w:val="17"/>
-          <w:szCs w:val="17"/>
-        </w:rPr>
-      </w:pPr>
-      <w:r>
-        <w:rPr>
-          <w:rFonts w:ascii="Consolas" w:hAnsi="Consolas" w:cs="Consolas"/>
-          <w:sz w:val="17"/>
-          <w:szCs w:val="17"/>
-        </w:rPr>
-        <w:t xml:space="preserve">    </w:t>
+        <w:t>for</w:t>
+      </w:r>
+      <w:r>
+        <w:rPr>
+          <w:rFonts w:ascii="Consolas" w:hAnsi="Consolas" w:cs="Consolas"/>
+          <w:sz w:val="17"/>
+          <w:szCs w:val="17"/>
+        </w:rPr>
+        <w:t xml:space="preserve"> (_mu, _a, _w, B) in comps:</w:t>
+      </w:r>
+    </w:p>
+    <w:p>
+      <w:pPr>
+        <w:rPr>
+          <w:rFonts w:ascii="Consolas" w:hAnsi="Consolas" w:cs="Consolas"/>
+          <w:sz w:val="17"/>
+          <w:szCs w:val="17"/>
+        </w:rPr>
+      </w:pPr>
+      <w:r>
+        <w:rPr>
+          <w:rFonts w:ascii="Consolas" w:hAnsi="Consolas" w:cs="Consolas"/>
+          <w:sz w:val="17"/>
+          <w:szCs w:val="17"/>
+        </w:rPr>
+        <w:t xml:space="preserve">            if B.shape[-1] == 0:</w:t>
+      </w:r>
+    </w:p>
+    <w:p>
+      <w:pPr>
+        <w:rPr>
+          <w:rFonts w:ascii="Consolas" w:hAnsi="Consolas" w:cs="Consolas"/>
+          <w:sz w:val="17"/>
+          <w:szCs w:val="17"/>
+        </w:rPr>
+      </w:pPr>
+      <w:r>
+        <w:rPr>
+          <w:rFonts w:ascii="Consolas" w:hAnsi="Consolas" w:cs="Consolas"/>
+          <w:sz w:val="17"/>
+          <w:szCs w:val="17"/>
+        </w:rPr>
+        <w:t xml:space="preserve">                continue</w:t>
+      </w:r>
+    </w:p>
+    <w:p>
+      <w:pPr>
+        <w:rPr>
+          <w:rFonts w:ascii="Consolas" w:hAnsi="Consolas" w:cs="Consolas"/>
+          <w:color w:val="275317" w:themeColor="accent6" w:themeShade="80"/>
+          <w:sz w:val="17"/>
+          <w:szCs w:val="17"/>
+        </w:rPr>
+      </w:pPr>
+      <w:r>
+        <w:rPr>
+          <w:rFonts w:ascii="Consolas" w:hAnsi="Consolas" w:cs="Consolas"/>
+          <w:sz w:val="17"/>
+          <w:szCs w:val="17"/>
+        </w:rPr>
+        <w:t xml:space="preserve">            </w:t>
+      </w:r>
+      <w:r>
+        <w:rPr>
+          <w:rFonts w:ascii="Consolas" w:hAnsi="Consolas" w:cs="Consolas"/>
+          <w:color w:val="275317" w:themeColor="accent6" w:themeShade="80"/>
+          <w:sz w:val="17"/>
+          <w:szCs w:val="17"/>
+        </w:rPr>
+        <w:t># sigma_max(B_k)^2 = (largest singular value of B_k)^2, taken</w:t>
+      </w:r>
+    </w:p>
+    <w:p>
+      <w:pPr>
+        <w:rPr>
+          <w:rFonts w:ascii="Consolas" w:hAnsi="Consolas" w:cs="Consolas"/>
+          <w:color w:val="275317" w:themeColor="accent6" w:themeShade="80"/>
+          <w:sz w:val="17"/>
+          <w:szCs w:val="17"/>
+        </w:rPr>
+      </w:pPr>
+      <w:r>
+        <w:rPr>
+          <w:rFonts w:ascii="Consolas" w:hAnsi="Consolas" w:cs="Consolas"/>
+          <w:color w:val="275317" w:themeColor="accent6" w:themeShade="80"/>
+          <w:sz w:val="17"/>
+          <w:szCs w:val="17"/>
+        </w:rPr>
+        <w:t xml:space="preserve">            # from the SVD of B_k directly rather than eigvalsh(B_k^T B_k):</w:t>
+      </w:r>
+    </w:p>
+    <w:p>
+      <w:pPr>
+        <w:rPr>
+          <w:rFonts w:ascii="Consolas" w:hAnsi="Consolas" w:cs="Consolas"/>
+          <w:color w:val="275317" w:themeColor="accent6" w:themeShade="80"/>
+          <w:sz w:val="17"/>
+          <w:szCs w:val="17"/>
+        </w:rPr>
+      </w:pPr>
+      <w:r>
+        <w:rPr>
+          <w:rFonts w:ascii="Consolas" w:hAnsi="Consolas" w:cs="Consolas"/>
+          <w:color w:val="275317" w:themeColor="accent6" w:themeShade="80"/>
+          <w:sz w:val="17"/>
+          <w:szCs w:val="17"/>
+        </w:rPr>
+        <w:t xml:space="preserve">            # forming the Gram squares the condition number and can make</w:t>
+      </w:r>
+    </w:p>
+    <w:p>
+      <w:pPr>
+        <w:rPr>
+          <w:rFonts w:ascii="Consolas" w:hAnsi="Consolas" w:cs="Consolas"/>
+          <w:color w:val="275317" w:themeColor="accent6" w:themeShade="80"/>
+          <w:sz w:val="17"/>
+          <w:szCs w:val="17"/>
+        </w:rPr>
+      </w:pPr>
+      <w:r>
+        <w:rPr>
+          <w:rFonts w:ascii="Consolas" w:hAnsi="Consolas" w:cs="Consolas"/>
+          <w:color w:val="275317" w:themeColor="accent6" w:themeShade="80"/>
+          <w:sz w:val="17"/>
+          <w:szCs w:val="17"/>
+        </w:rPr>
+        <w:t xml:space="preserve">            # the symmetric-eigen driver fail to converge on degenerate</w:t>
+      </w:r>
+    </w:p>
+    <w:p>
+      <w:pPr>
+        <w:rPr>
+          <w:rFonts w:ascii="Consolas" w:hAnsi="Consolas" w:cs="Consolas"/>
+          <w:color w:val="275317" w:themeColor="accent6" w:themeShade="80"/>
+          <w:sz w:val="17"/>
+          <w:szCs w:val="17"/>
+        </w:rPr>
+      </w:pPr>
+      <w:r>
+        <w:rPr>
+          <w:rFonts w:ascii="Consolas" w:hAnsi="Consolas" w:cs="Consolas"/>
+          <w:color w:val="275317" w:themeColor="accent6" w:themeShade="80"/>
+          <w:sz w:val="17"/>
+          <w:szCs w:val="17"/>
+        </w:rPr>
+        <w:t xml:space="preserve">            # wells (same failure mode fixed in cfc_baoab.lowrank_modes).</w:t>
+      </w:r>
+    </w:p>
+    <w:p>
+      <w:pPr>
+        <w:rPr>
+          <w:rFonts w:ascii="Consolas" w:hAnsi="Consolas" w:cs="Consolas"/>
+          <w:sz w:val="17"/>
+          <w:szCs w:val="17"/>
+        </w:rPr>
+      </w:pPr>
+      <w:r>
+        <w:rPr>
+          <w:rFonts w:ascii="Consolas" w:hAnsi="Consolas" w:cs="Consolas"/>
+          <w:sz w:val="17"/>
+          <w:szCs w:val="17"/>
+        </w:rPr>
+        <w:t xml:space="preserve">            sigma_max_sq = torch.linalg.svdvals(B)[..., 0] ** 2  </w:t>
+      </w:r>
+      <w:r>
+        <w:rPr>
+          <w:rFonts w:ascii="Consolas" w:hAnsi="Consolas" w:cs="Consolas"/>
+          <w:color w:val="275317" w:themeColor="accent6" w:themeShade="80"/>
+          <w:sz w:val="17"/>
+          <w:szCs w:val="17"/>
+        </w:rPr>
+        <w:t># (..., K)</w:t>
+      </w:r>
+    </w:p>
+    <w:p>
+      <w:pPr>
+        <w:rPr>
+          <w:rFonts w:ascii="Consolas" w:hAnsi="Consolas" w:cs="Consolas"/>
+          <w:sz w:val="17"/>
+          <w:szCs w:val="17"/>
+        </w:rPr>
+      </w:pPr>
+      <w:r>
+        <w:rPr>
+          <w:rFonts w:ascii="Consolas" w:hAnsi="Consolas" w:cs="Consolas"/>
+          <w:sz w:val="17"/>
+          <w:szCs w:val="17"/>
+        </w:rPr>
+        <w:t xml:space="preserve">            seen.append(sigma_max_sq.detach().float().flatten().cpu())</w:t>
+      </w:r>
+    </w:p>
+    <w:p>
+      <w:pPr>
+        <w:rPr>
+          <w:rFonts w:ascii="Consolas" w:hAnsi="Consolas" w:cs="Consolas"/>
+          <w:sz w:val="17"/>
+          <w:szCs w:val="17"/>
+        </w:rPr>
+      </w:pPr>
+      <w:r>
+        <w:rPr>
+          <w:rFonts w:ascii="Consolas" w:hAnsi="Consolas" w:cs="Consolas"/>
+          <w:sz w:val="17"/>
+          <w:szCs w:val="17"/>
+        </w:rPr>
+        <w:t xml:space="preserve">        </w:t>
       </w:r>
       <w:r>
         <w:rPr>
@@ -1179,548 +3387,6 @@
           <w:sz w:val="17"/>
           <w:szCs w:val="17"/>
         </w:rPr>
-        <w:t>if</w:t>
-      </w:r>
-      <w:r>
-        <w:rPr>
-          <w:rFonts w:ascii="Consolas" w:hAnsi="Consolas" w:cs="Consolas"/>
-          <w:sz w:val="17"/>
-          <w:szCs w:val="17"/>
-        </w:rPr>
-        <w:t xml:space="preserve"> </w:t>
-      </w:r>
-      <w:r>
-        <w:rPr>
-          <w:rFonts w:ascii="Consolas" w:hAnsi="Consolas" w:cs="Consolas"/>
-          <w:color w:val="C00000"/>
-          <w:sz w:val="17"/>
-          <w:szCs w:val="17"/>
-        </w:rPr>
-        <w:t>not</w:t>
-      </w:r>
-      <w:r>
-        <w:rPr>
-          <w:rFonts w:ascii="Consolas" w:hAnsi="Consolas" w:cs="Consolas"/>
-          <w:sz w:val="17"/>
-          <w:szCs w:val="17"/>
-        </w:rPr>
-        <w:t xml:space="preserve"> </w:t>
-      </w:r>
-      <w:r>
-        <w:rPr>
-          <w:rFonts w:ascii="Consolas" w:hAnsi="Consolas" w:cs="Consolas"/>
-          <w:color w:val="80340D" w:themeColor="accent2" w:themeShade="80"/>
-          <w:sz w:val="17"/>
-          <w:szCs w:val="17"/>
-        </w:rPr>
-        <w:t>hasattr</w:t>
-      </w:r>
-      <w:r>
-        <w:rPr>
-          <w:rFonts w:ascii="Consolas" w:hAnsi="Consolas" w:cs="Consolas"/>
-          <w:sz w:val="17"/>
-          <w:szCs w:val="17"/>
-        </w:rPr>
-        <w:t xml:space="preserve">(mdl.V_theta, </w:t>
-      </w:r>
-      <w:r>
-        <w:rPr>
-          <w:rFonts w:ascii="Consolas" w:hAnsi="Consolas" w:cs="Consolas"/>
-          <w:color w:val="BF4E14" w:themeColor="accent2" w:themeShade="BF"/>
-          <w:sz w:val="17"/>
-          <w:szCs w:val="17"/>
-        </w:rPr>
-        <w:t>'context_components'</w:t>
-      </w:r>
-      <w:r>
-        <w:rPr>
-          <w:rFonts w:ascii="Consolas" w:hAnsi="Consolas" w:cs="Consolas"/>
-          <w:sz w:val="17"/>
-          <w:szCs w:val="17"/>
-        </w:rPr>
-        <w:t>):</w:t>
-      </w:r>
-    </w:p>
-    <w:p>
-      <w:pPr>
-        <w:rPr>
-          <w:rFonts w:ascii="Consolas" w:hAnsi="Consolas" w:cs="Consolas"/>
-          <w:sz w:val="17"/>
-          <w:szCs w:val="17"/>
-        </w:rPr>
-      </w:pPr>
-      <w:r>
-        <w:rPr>
-          <w:rFonts w:ascii="Consolas" w:hAnsi="Consolas" w:cs="Consolas"/>
-          <w:sz w:val="17"/>
-          <w:szCs w:val="17"/>
-        </w:rPr>
-        <w:t xml:space="preserve">        </w:t>
-      </w:r>
-      <w:r>
-        <w:rPr>
-          <w:rFonts w:ascii="Consolas" w:hAnsi="Consolas" w:cs="Consolas"/>
-          <w:color w:val="C00000"/>
-          <w:sz w:val="17"/>
-          <w:szCs w:val="17"/>
-        </w:rPr>
-        <w:t>raise</w:t>
-      </w:r>
-      <w:r>
-        <w:rPr>
-          <w:rFonts w:ascii="Consolas" w:hAnsi="Consolas" w:cs="Consolas"/>
-          <w:sz w:val="17"/>
-          <w:szCs w:val="17"/>
-        </w:rPr>
-        <w:t xml:space="preserve"> </w:t>
-      </w:r>
-      <w:r>
-        <w:rPr>
-          <w:rFonts w:ascii="Consolas" w:hAnsi="Consolas" w:cs="Consolas"/>
-          <w:color w:val="0F9ED5" w:themeColor="accent4"/>
-          <w:sz w:val="17"/>
-          <w:szCs w:val="17"/>
-        </w:rPr>
-        <w:t>RuntimeError</w:t>
-      </w:r>
-      <w:r>
-        <w:rPr>
-          <w:rFonts w:ascii="Consolas" w:hAnsi="Consolas" w:cs="Consolas"/>
-          <w:sz w:val="17"/>
-          <w:szCs w:val="17"/>
-        </w:rPr>
-        <w:t>(</w:t>
-      </w:r>
-      <w:r>
-        <w:rPr>
-          <w:rFonts w:ascii="Consolas" w:hAnsi="Consolas" w:cs="Consolas"/>
-          <w:color w:val="BF4E14" w:themeColor="accent2" w:themeShade="BF"/>
-          <w:sz w:val="17"/>
-          <w:szCs w:val="17"/>
-        </w:rPr>
-        <w:t>'V_theta has no context_components(); need the '</w:t>
-      </w:r>
-    </w:p>
-    <w:p>
-      <w:pPr>
-        <w:rPr>
-          <w:rFonts w:ascii="Consolas" w:hAnsi="Consolas" w:cs="Consolas"/>
-          <w:sz w:val="17"/>
-          <w:szCs w:val="17"/>
-        </w:rPr>
-      </w:pPr>
-      <w:r>
-        <w:rPr>
-          <w:rFonts w:ascii="Consolas" w:hAnsi="Consolas" w:cs="Consolas"/>
-          <w:sz w:val="17"/>
-          <w:szCs w:val="17"/>
-        </w:rPr>
-        <w:t xml:space="preserve">                           </w:t>
-      </w:r>
-      <w:r>
-        <w:rPr>
-          <w:rFonts w:ascii="Consolas" w:hAnsi="Consolas" w:cs="Consolas"/>
-          <w:color w:val="BF4E14" w:themeColor="accent2" w:themeShade="BF"/>
-          <w:sz w:val="17"/>
-          <w:szCs w:val="17"/>
-        </w:rPr>
-        <w:t>'anisotropic Gaussian family.'</w:t>
-      </w:r>
-      <w:r>
-        <w:rPr>
-          <w:rFonts w:ascii="Consolas" w:hAnsi="Consolas" w:cs="Consolas"/>
-          <w:sz w:val="17"/>
-          <w:szCs w:val="17"/>
-        </w:rPr>
-        <w:t>)</w:t>
-      </w:r>
-    </w:p>
-    <w:p>
-      <w:pPr>
-        <w:rPr>
-          <w:rFonts w:ascii="Consolas" w:hAnsi="Consolas" w:cs="Consolas"/>
-          <w:sz w:val="17"/>
-          <w:szCs w:val="17"/>
-        </w:rPr>
-      </w:pPr>
-    </w:p>
-    <w:p>
-      <w:pPr>
-        <w:rPr>
-          <w:rFonts w:ascii="Consolas" w:hAnsi="Consolas" w:cs="Consolas"/>
-          <w:sz w:val="17"/>
-          <w:szCs w:val="17"/>
-        </w:rPr>
-      </w:pPr>
-      <w:r>
-        <w:rPr>
-          <w:rFonts w:ascii="Consolas" w:hAnsi="Consolas" w:cs="Consolas"/>
-          <w:sz w:val="17"/>
-          <w:szCs w:val="17"/>
-        </w:rPr>
-        <w:t xml:space="preserve">    seen = []</w:t>
-      </w:r>
-    </w:p>
-    <w:p>
-      <w:pPr>
-        <w:rPr>
-          <w:rFonts w:ascii="Consolas" w:hAnsi="Consolas" w:cs="Consolas"/>
-          <w:sz w:val="17"/>
-          <w:szCs w:val="17"/>
-        </w:rPr>
-      </w:pPr>
-      <w:r>
-        <w:rPr>
-          <w:rFonts w:ascii="Consolas" w:hAnsi="Consolas" w:cs="Consolas"/>
-          <w:sz w:val="17"/>
-          <w:szCs w:val="17"/>
-        </w:rPr>
-        <w:t xml:space="preserve">    _orig = mdl.V_theta.context_components</w:t>
-      </w:r>
-    </w:p>
-    <w:p>
-      <w:pPr>
-        <w:rPr>
-          <w:rFonts w:ascii="Consolas" w:hAnsi="Consolas" w:cs="Consolas"/>
-          <w:sz w:val="17"/>
-          <w:szCs w:val="17"/>
-        </w:rPr>
-      </w:pPr>
-    </w:p>
-    <w:p>
-      <w:pPr>
-        <w:rPr>
-          <w:rFonts w:ascii="Consolas" w:hAnsi="Consolas" w:cs="Consolas"/>
-          <w:sz w:val="17"/>
-          <w:szCs w:val="17"/>
-        </w:rPr>
-      </w:pPr>
-      <w:r>
-        <w:rPr>
-          <w:rFonts w:ascii="Consolas" w:hAnsi="Consolas" w:cs="Consolas"/>
-          <w:sz w:val="17"/>
-          <w:szCs w:val="17"/>
-        </w:rPr>
-        <w:t xml:space="preserve">    </w:t>
-      </w:r>
-      <w:r>
-        <w:rPr>
-          <w:rFonts w:ascii="Consolas" w:hAnsi="Consolas" w:cs="Consolas"/>
-          <w:color w:val="C00000"/>
-          <w:sz w:val="17"/>
-          <w:szCs w:val="17"/>
-        </w:rPr>
-        <w:t>def</w:t>
-      </w:r>
-      <w:r>
-        <w:rPr>
-          <w:rFonts w:ascii="Consolas" w:hAnsi="Consolas" w:cs="Consolas"/>
-          <w:sz w:val="17"/>
-          <w:szCs w:val="17"/>
-        </w:rPr>
-        <w:t xml:space="preserve"> _recording(xis):</w:t>
-      </w:r>
-    </w:p>
-    <w:p>
-      <w:pPr>
-        <w:rPr>
-          <w:rFonts w:ascii="Consolas" w:hAnsi="Consolas" w:cs="Consolas"/>
-          <w:sz w:val="17"/>
-          <w:szCs w:val="17"/>
-        </w:rPr>
-      </w:pPr>
-      <w:r>
-        <w:rPr>
-          <w:rFonts w:ascii="Consolas" w:hAnsi="Consolas" w:cs="Consolas"/>
-          <w:sz w:val="17"/>
-          <w:szCs w:val="17"/>
-        </w:rPr>
-        <w:t xml:space="preserve">        comps = _orig(xis)</w:t>
-      </w:r>
-    </w:p>
-    <w:p>
-      <w:pPr>
-        <w:rPr>
-          <w:rFonts w:ascii="Consolas" w:hAnsi="Consolas" w:cs="Consolas"/>
-          <w:color w:val="275317" w:themeColor="accent6" w:themeShade="80"/>
-          <w:sz w:val="17"/>
-          <w:szCs w:val="17"/>
-        </w:rPr>
-      </w:pPr>
-      <w:r>
-        <w:rPr>
-          <w:rFonts w:ascii="Consolas" w:hAnsi="Consolas" w:cs="Consolas"/>
-          <w:sz w:val="17"/>
-          <w:szCs w:val="17"/>
-        </w:rPr>
-        <w:t xml:space="preserve">        </w:t>
-      </w:r>
-      <w:r>
-        <w:rPr>
-          <w:rFonts w:ascii="Consolas" w:hAnsi="Consolas" w:cs="Consolas"/>
-          <w:color w:val="275317" w:themeColor="accent6" w:themeShade="80"/>
-          <w:sz w:val="17"/>
-          <w:szCs w:val="17"/>
-        </w:rPr>
-        <w:t># comps: list of (mu, a, w, B) tuples, one per xi-channel (see</w:t>
-      </w:r>
-    </w:p>
-    <w:p>
-      <w:pPr>
-        <w:rPr>
-          <w:rFonts w:ascii="Consolas" w:hAnsi="Consolas" w:cs="Consolas"/>
-          <w:color w:val="275317" w:themeColor="accent6" w:themeShade="80"/>
-          <w:sz w:val="17"/>
-          <w:szCs w:val="17"/>
-        </w:rPr>
-      </w:pPr>
-      <w:r>
-        <w:rPr>
-          <w:rFonts w:ascii="Consolas" w:hAnsi="Consolas" w:cs="Consolas"/>
-          <w:color w:val="275317" w:themeColor="accent6" w:themeShade="80"/>
-          <w:sz w:val="17"/>
-          <w:szCs w:val="17"/>
-        </w:rPr>
-        <w:t xml:space="preserve">        # AnisotropicMultiContextGaussianVTheta.context_components).</w:t>
-      </w:r>
-    </w:p>
-    <w:p>
-      <w:pPr>
-        <w:rPr>
-          <w:rFonts w:ascii="Consolas" w:hAnsi="Consolas" w:cs="Consolas"/>
-          <w:sz w:val="17"/>
-          <w:szCs w:val="17"/>
-        </w:rPr>
-      </w:pPr>
-      <w:r>
-        <w:rPr>
-          <w:rFonts w:ascii="Consolas" w:hAnsi="Consolas" w:cs="Consolas"/>
-          <w:sz w:val="17"/>
-          <w:szCs w:val="17"/>
-        </w:rPr>
-        <w:t xml:space="preserve">        </w:t>
-      </w:r>
-      <w:r>
-        <w:rPr>
-          <w:rFonts w:ascii="Consolas" w:hAnsi="Consolas" w:cs="Consolas"/>
-          <w:color w:val="C00000"/>
-          <w:sz w:val="17"/>
-          <w:szCs w:val="17"/>
-        </w:rPr>
-        <w:t>for</w:t>
-      </w:r>
-      <w:r>
-        <w:rPr>
-          <w:rFonts w:ascii="Consolas" w:hAnsi="Consolas" w:cs="Consolas"/>
-          <w:sz w:val="17"/>
-          <w:szCs w:val="17"/>
-        </w:rPr>
-        <w:t xml:space="preserve"> (_mu, _a, _w, B) in comps:</w:t>
-      </w:r>
-    </w:p>
-    <w:p>
-      <w:pPr>
-        <w:rPr>
-          <w:rFonts w:ascii="Consolas" w:hAnsi="Consolas" w:cs="Consolas"/>
-          <w:sz w:val="17"/>
-          <w:szCs w:val="17"/>
-        </w:rPr>
-      </w:pPr>
-      <w:r>
-        <w:rPr>
-          <w:rFonts w:ascii="Consolas" w:hAnsi="Consolas" w:cs="Consolas"/>
-          <w:sz w:val="17"/>
-          <w:szCs w:val="17"/>
-        </w:rPr>
-        <w:t xml:space="preserve">            if B.shape[-1] == 0:</w:t>
-      </w:r>
-    </w:p>
-    <w:p>
-      <w:pPr>
-        <w:rPr>
-          <w:rFonts w:ascii="Consolas" w:hAnsi="Consolas" w:cs="Consolas"/>
-          <w:sz w:val="17"/>
-          <w:szCs w:val="17"/>
-        </w:rPr>
-      </w:pPr>
-      <w:r>
-        <w:rPr>
-          <w:rFonts w:ascii="Consolas" w:hAnsi="Consolas" w:cs="Consolas"/>
-          <w:sz w:val="17"/>
-          <w:szCs w:val="17"/>
-        </w:rPr>
-        <w:t xml:space="preserve">                continue</w:t>
-      </w:r>
-    </w:p>
-    <w:p>
-      <w:pPr>
-        <w:rPr>
-          <w:rFonts w:ascii="Consolas" w:hAnsi="Consolas" w:cs="Consolas"/>
-          <w:color w:val="275317" w:themeColor="accent6" w:themeShade="80"/>
-          <w:sz w:val="17"/>
-          <w:szCs w:val="17"/>
-        </w:rPr>
-      </w:pPr>
-      <w:r>
-        <w:rPr>
-          <w:rFonts w:ascii="Consolas" w:hAnsi="Consolas" w:cs="Consolas"/>
-          <w:sz w:val="17"/>
-          <w:szCs w:val="17"/>
-        </w:rPr>
-        <w:t xml:space="preserve">            </w:t>
-      </w:r>
-      <w:r>
-        <w:rPr>
-          <w:rFonts w:ascii="Consolas" w:hAnsi="Consolas" w:cs="Consolas"/>
-          <w:color w:val="275317" w:themeColor="accent6" w:themeShade="80"/>
-          <w:sz w:val="17"/>
-          <w:szCs w:val="17"/>
-        </w:rPr>
-        <w:t># sigma_max(B_k)^2 = (largest singular value of B_k)^2, taken</w:t>
-      </w:r>
-    </w:p>
-    <w:p>
-      <w:pPr>
-        <w:rPr>
-          <w:rFonts w:ascii="Consolas" w:hAnsi="Consolas" w:cs="Consolas"/>
-          <w:color w:val="275317" w:themeColor="accent6" w:themeShade="80"/>
-          <w:sz w:val="17"/>
-          <w:szCs w:val="17"/>
-        </w:rPr>
-      </w:pPr>
-      <w:r>
-        <w:rPr>
-          <w:rFonts w:ascii="Consolas" w:hAnsi="Consolas" w:cs="Consolas"/>
-          <w:color w:val="275317" w:themeColor="accent6" w:themeShade="80"/>
-          <w:sz w:val="17"/>
-          <w:szCs w:val="17"/>
-        </w:rPr>
-        <w:t xml:space="preserve">            # from the SVD of B_k directly rather than eigvalsh(B_k^T B_k):</w:t>
-      </w:r>
-    </w:p>
-    <w:p>
-      <w:pPr>
-        <w:rPr>
-          <w:rFonts w:ascii="Consolas" w:hAnsi="Consolas" w:cs="Consolas"/>
-          <w:color w:val="275317" w:themeColor="accent6" w:themeShade="80"/>
-          <w:sz w:val="17"/>
-          <w:szCs w:val="17"/>
-        </w:rPr>
-      </w:pPr>
-      <w:r>
-        <w:rPr>
-          <w:rFonts w:ascii="Consolas" w:hAnsi="Consolas" w:cs="Consolas"/>
-          <w:color w:val="275317" w:themeColor="accent6" w:themeShade="80"/>
-          <w:sz w:val="17"/>
-          <w:szCs w:val="17"/>
-        </w:rPr>
-        <w:t xml:space="preserve">            # forming the Gram squares the condition number and can make</w:t>
-      </w:r>
-    </w:p>
-    <w:p>
-      <w:pPr>
-        <w:rPr>
-          <w:rFonts w:ascii="Consolas" w:hAnsi="Consolas" w:cs="Consolas"/>
-          <w:color w:val="275317" w:themeColor="accent6" w:themeShade="80"/>
-          <w:sz w:val="17"/>
-          <w:szCs w:val="17"/>
-        </w:rPr>
-      </w:pPr>
-      <w:r>
-        <w:rPr>
-          <w:rFonts w:ascii="Consolas" w:hAnsi="Consolas" w:cs="Consolas"/>
-          <w:color w:val="275317" w:themeColor="accent6" w:themeShade="80"/>
-          <w:sz w:val="17"/>
-          <w:szCs w:val="17"/>
-        </w:rPr>
-        <w:t xml:space="preserve">            # the symmetric-eigen driver fail to converge on degenerate</w:t>
-      </w:r>
-    </w:p>
-    <w:p>
-      <w:pPr>
-        <w:rPr>
-          <w:rFonts w:ascii="Consolas" w:hAnsi="Consolas" w:cs="Consolas"/>
-          <w:color w:val="275317" w:themeColor="accent6" w:themeShade="80"/>
-          <w:sz w:val="17"/>
-          <w:szCs w:val="17"/>
-        </w:rPr>
-      </w:pPr>
-      <w:r>
-        <w:rPr>
-          <w:rFonts w:ascii="Consolas" w:hAnsi="Consolas" w:cs="Consolas"/>
-          <w:color w:val="275317" w:themeColor="accent6" w:themeShade="80"/>
-          <w:sz w:val="17"/>
-          <w:szCs w:val="17"/>
-        </w:rPr>
-        <w:t xml:space="preserve">            # wells (same failure mode fixed in cfc_baoab.lowrank_modes).</w:t>
-      </w:r>
-    </w:p>
-    <w:p>
-      <w:pPr>
-        <w:rPr>
-          <w:rFonts w:ascii="Consolas" w:hAnsi="Consolas" w:cs="Consolas"/>
-          <w:sz w:val="17"/>
-          <w:szCs w:val="17"/>
-        </w:rPr>
-      </w:pPr>
-      <w:r>
-        <w:rPr>
-          <w:rFonts w:ascii="Consolas" w:hAnsi="Consolas" w:cs="Consolas"/>
-          <w:sz w:val="17"/>
-          <w:szCs w:val="17"/>
-        </w:rPr>
-        <w:t xml:space="preserve">            sigma_max_sq = torch.linalg.svdvals(B)[..., 0] ** 2  </w:t>
-      </w:r>
-      <w:r>
-        <w:rPr>
-          <w:rFonts w:ascii="Consolas" w:hAnsi="Consolas" w:cs="Consolas"/>
-          <w:color w:val="275317" w:themeColor="accent6" w:themeShade="80"/>
-          <w:sz w:val="17"/>
-          <w:szCs w:val="17"/>
-        </w:rPr>
-        <w:t># (..., K)</w:t>
-      </w:r>
-    </w:p>
-    <w:p>
-      <w:pPr>
-        <w:rPr>
-          <w:rFonts w:ascii="Consolas" w:hAnsi="Consolas" w:cs="Consolas"/>
-          <w:sz w:val="17"/>
-          <w:szCs w:val="17"/>
-        </w:rPr>
-      </w:pPr>
-      <w:r>
-        <w:rPr>
-          <w:rFonts w:ascii="Consolas" w:hAnsi="Consolas" w:cs="Consolas"/>
-          <w:sz w:val="17"/>
-          <w:szCs w:val="17"/>
-        </w:rPr>
-        <w:t xml:space="preserve">            seen.append(sigma_max_sq.detach().float().flatten().cpu())</w:t>
-      </w:r>
-    </w:p>
-    <w:p>
-      <w:pPr>
-        <w:rPr>
-          <w:rFonts w:ascii="Consolas" w:hAnsi="Consolas" w:cs="Consolas"/>
-          <w:sz w:val="17"/>
-          <w:szCs w:val="17"/>
-        </w:rPr>
-      </w:pPr>
-      <w:r>
-        <w:rPr>
-          <w:rFonts w:ascii="Consolas" w:hAnsi="Consolas" w:cs="Consolas"/>
-          <w:sz w:val="17"/>
-          <w:szCs w:val="17"/>
-        </w:rPr>
-        <w:t xml:space="preserve">        </w:t>
-      </w:r>
-      <w:r>
-        <w:rPr>
-          <w:rFonts w:ascii="Consolas" w:hAnsi="Consolas" w:cs="Consolas"/>
-          <w:color w:val="C00000"/>
-          <w:sz w:val="17"/>
-          <w:szCs w:val="17"/>
-        </w:rPr>
         <w:t>return</w:t>
       </w:r>
       <w:r>
@@ -2070,229 +3736,229 @@
           <w:sz w:val="17"/>
           <w:szCs w:val="17"/>
         </w:rPr>
+        <w:t xml:space="preserve">    else:</w:t>
+      </w:r>
+    </w:p>
+    <w:p>
+      <w:pPr>
+        <w:rPr>
+          <w:rFonts w:ascii="Consolas" w:hAnsi="Consolas" w:cs="Consolas"/>
+          <w:sz w:val="17"/>
+          <w:szCs w:val="17"/>
+        </w:rPr>
+      </w:pPr>
+      <w:r>
+        <w:rPr>
+          <w:rFonts w:ascii="Consolas" w:hAnsi="Consolas" w:cs="Consolas"/>
+          <w:sz w:val="17"/>
+          <w:szCs w:val="17"/>
+        </w:rPr>
+        <w:t xml:space="preserve">        s_q = s</w:t>
+      </w:r>
+    </w:p>
+    <w:p>
+      <w:pPr>
+        <w:rPr>
+          <w:rFonts w:ascii="Consolas" w:hAnsi="Consolas" w:cs="Consolas"/>
+          <w:sz w:val="17"/>
+          <w:szCs w:val="17"/>
+        </w:rPr>
+      </w:pPr>
+      <w:r>
+        <w:rPr>
+          <w:rFonts w:ascii="Consolas" w:hAnsi="Consolas" w:cs="Consolas"/>
+          <w:sz w:val="17"/>
+          <w:szCs w:val="17"/>
+        </w:rPr>
+        <w:t xml:space="preserve">    q = torch.tensor([0.5, 0.9, 0.99, 0.999])</w:t>
+      </w:r>
+    </w:p>
+    <w:p>
+      <w:pPr>
+        <w:rPr>
+          <w:rFonts w:ascii="Consolas" w:hAnsi="Consolas" w:cs="Consolas"/>
+          <w:sz w:val="17"/>
+          <w:szCs w:val="17"/>
+        </w:rPr>
+      </w:pPr>
+      <w:r>
+        <w:rPr>
+          <w:rFonts w:ascii="Consolas" w:hAnsi="Consolas" w:cs="Consolas"/>
+          <w:sz w:val="17"/>
+          <w:szCs w:val="17"/>
+        </w:rPr>
+        <w:t xml:space="preserve">    qs = torch.quantile(s_q.double(), q.double()).float()</w:t>
+      </w:r>
+    </w:p>
+    <w:p>
+      <w:pPr>
+        <w:rPr>
+          <w:rFonts w:ascii="Consolas" w:hAnsi="Consolas" w:cs="Consolas"/>
+          <w:sz w:val="17"/>
+          <w:szCs w:val="17"/>
+        </w:rPr>
+      </w:pPr>
+      <w:r>
+        <w:rPr>
+          <w:rFonts w:ascii="Consolas" w:hAnsi="Consolas" w:cs="Consolas"/>
+          <w:sz w:val="17"/>
+          <w:szCs w:val="17"/>
+        </w:rPr>
+        <w:t xml:space="preserve">    qs = torch.cat([qs, torch.tensor([s_max])])</w:t>
+      </w:r>
+    </w:p>
+    <w:p>
+      <w:pPr>
+        <w:rPr>
+          <w:rFonts w:ascii="Consolas" w:hAnsi="Consolas" w:cs="Consolas"/>
+          <w:sz w:val="17"/>
+          <w:szCs w:val="17"/>
+        </w:rPr>
+      </w:pPr>
+      <w:r>
+        <w:rPr>
+          <w:rFonts w:ascii="Consolas" w:hAnsi="Consolas" w:cs="Consolas"/>
+          <w:sz w:val="17"/>
+          <w:szCs w:val="17"/>
+        </w:rPr>
+        <w:t xml:space="preserve">    return {</w:t>
+      </w:r>
+    </w:p>
+    <w:p>
+      <w:pPr>
+        <w:rPr>
+          <w:rFonts w:ascii="Consolas" w:hAnsi="Consolas" w:cs="Consolas"/>
+          <w:sz w:val="17"/>
+          <w:szCs w:val="17"/>
+        </w:rPr>
+      </w:pPr>
+      <w:r>
+        <w:rPr>
+          <w:rFonts w:ascii="Consolas" w:hAnsi="Consolas" w:cs="Consolas"/>
+          <w:sz w:val="17"/>
+          <w:szCs w:val="17"/>
+        </w:rPr>
+        <w:t xml:space="preserve">        'n_samples': n_total,</w:t>
+      </w:r>
+    </w:p>
+    <w:p>
+      <w:pPr>
+        <w:rPr>
+          <w:rFonts w:ascii="Consolas" w:hAnsi="Consolas" w:cs="Consolas"/>
+          <w:sz w:val="17"/>
+          <w:szCs w:val="17"/>
+        </w:rPr>
+      </w:pPr>
+      <w:r>
+        <w:rPr>
+          <w:rFonts w:ascii="Consolas" w:hAnsi="Consolas" w:cs="Consolas"/>
+          <w:sz w:val="17"/>
+          <w:szCs w:val="17"/>
+        </w:rPr>
+        <w:t xml:space="preserve">        'p50': float(qs[0]), 'p90': float(qs[1]), 'p99': float(qs[2]),</w:t>
+      </w:r>
+    </w:p>
+    <w:p>
+      <w:pPr>
+        <w:rPr>
+          <w:rFonts w:ascii="Consolas" w:hAnsi="Consolas" w:cs="Consolas"/>
+          <w:sz w:val="17"/>
+          <w:szCs w:val="17"/>
+        </w:rPr>
+      </w:pPr>
+      <w:r>
+        <w:rPr>
+          <w:rFonts w:ascii="Consolas" w:hAnsi="Consolas" w:cs="Consolas"/>
+          <w:sz w:val="17"/>
+          <w:szCs w:val="17"/>
+        </w:rPr>
+        <w:t xml:space="preserve">        'p999': float(qs[3]), 'max': float(qs[4]),</w:t>
+      </w:r>
+    </w:p>
+    <w:p>
+      <w:pPr>
+        <w:rPr>
+          <w:rFonts w:ascii="Consolas" w:hAnsi="Consolas" w:cs="Consolas"/>
+          <w:sz w:val="17"/>
+          <w:szCs w:val="17"/>
+        </w:rPr>
+      </w:pPr>
+      <w:r>
+        <w:rPr>
+          <w:rFonts w:ascii="Consolas" w:hAnsi="Consolas" w:cs="Consolas"/>
+          <w:sz w:val="17"/>
+          <w:szCs w:val="17"/>
+        </w:rPr>
+        <w:t xml:space="preserve">    }</w:t>
+      </w:r>
+    </w:p>
+    <w:p>
+      <w:pPr>
+        <w:rPr>
+          <w:rFonts w:ascii="Consolas" w:hAnsi="Consolas" w:cs="Consolas"/>
+          <w:sz w:val="17"/>
+          <w:szCs w:val="17"/>
+        </w:rPr>
+      </w:pPr>
+    </w:p>
+    <w:p>
+      <w:pPr>
+        <w:rPr>
+          <w:rFonts w:ascii="Consolas" w:hAnsi="Consolas" w:cs="Consolas"/>
+          <w:sz w:val="17"/>
+          <w:szCs w:val="17"/>
+        </w:rPr>
+      </w:pPr>
+    </w:p>
+    <w:p>
+      <w:pPr>
+        <w:rPr>
+          <w:rFonts w:ascii="Consolas" w:hAnsi="Consolas" w:cs="Consolas"/>
+          <w:sz w:val="17"/>
+          <w:szCs w:val="17"/>
+        </w:rPr>
+      </w:pPr>
+      <w:r>
+        <w:rPr>
+          <w:rFonts w:ascii="Consolas" w:hAnsi="Consolas" w:cs="Consolas"/>
+          <w:sz w:val="17"/>
+          <w:szCs w:val="17"/>
+        </w:rPr>
+        <w:t>_rng_slr = np.random.default_rng(0)</w:t>
+      </w:r>
+    </w:p>
+    <w:p>
+      <w:pPr>
+        <w:rPr>
+          <w:rFonts w:ascii="Consolas" w:hAnsi="Consolas" w:cs="Consolas"/>
+          <w:sz w:val="17"/>
+          <w:szCs w:val="17"/>
+        </w:rPr>
+      </w:pPr>
+      <w:r>
+        <w:rPr>
+          <w:rFonts w:ascii="Consolas" w:hAnsi="Consolas" w:cs="Consolas"/>
+          <w:sz w:val="17"/>
+          <w:szCs w:val="17"/>
+        </w:rPr>
+        <w:t>_xb_slr, _ = get_batch(train_ids, min(BATCH_SIZE, 4), BLOCK_SIZE, _rng_slr)</w:t>
+      </w:r>
+    </w:p>
+    <w:p>
+      <w:pPr>
+        <w:rPr>
+          <w:rFonts w:ascii="Consolas" w:hAnsi="Consolas" w:cs="Consolas"/>
+          <w:sz w:val="17"/>
+          <w:szCs w:val="17"/>
+        </w:rPr>
+      </w:pPr>
+      <w:r>
+        <w:rPr>
+          <w:rFonts w:ascii="Consolas" w:hAnsi="Consolas" w:cs="Consolas"/>
+          <w:sz w:val="17"/>
+          <w:szCs w:val="17"/>
+        </w:rPr>
         <w:lastRenderedPageBreak/>
-        <w:t xml:space="preserve">    else:</w:t>
-      </w:r>
-    </w:p>
-    <w:p>
-      <w:pPr>
-        <w:rPr>
-          <w:rFonts w:ascii="Consolas" w:hAnsi="Consolas" w:cs="Consolas"/>
-          <w:sz w:val="17"/>
-          <w:szCs w:val="17"/>
-        </w:rPr>
-      </w:pPr>
-      <w:r>
-        <w:rPr>
-          <w:rFonts w:ascii="Consolas" w:hAnsi="Consolas" w:cs="Consolas"/>
-          <w:sz w:val="17"/>
-          <w:szCs w:val="17"/>
-        </w:rPr>
-        <w:t xml:space="preserve">        s_q = s</w:t>
-      </w:r>
-    </w:p>
-    <w:p>
-      <w:pPr>
-        <w:rPr>
-          <w:rFonts w:ascii="Consolas" w:hAnsi="Consolas" w:cs="Consolas"/>
-          <w:sz w:val="17"/>
-          <w:szCs w:val="17"/>
-        </w:rPr>
-      </w:pPr>
-      <w:r>
-        <w:rPr>
-          <w:rFonts w:ascii="Consolas" w:hAnsi="Consolas" w:cs="Consolas"/>
-          <w:sz w:val="17"/>
-          <w:szCs w:val="17"/>
-        </w:rPr>
-        <w:t xml:space="preserve">    q = torch.tensor([0.5, 0.9, 0.99, 0.999])</w:t>
-      </w:r>
-    </w:p>
-    <w:p>
-      <w:pPr>
-        <w:rPr>
-          <w:rFonts w:ascii="Consolas" w:hAnsi="Consolas" w:cs="Consolas"/>
-          <w:sz w:val="17"/>
-          <w:szCs w:val="17"/>
-        </w:rPr>
-      </w:pPr>
-      <w:r>
-        <w:rPr>
-          <w:rFonts w:ascii="Consolas" w:hAnsi="Consolas" w:cs="Consolas"/>
-          <w:sz w:val="17"/>
-          <w:szCs w:val="17"/>
-        </w:rPr>
-        <w:t xml:space="preserve">    qs = torch.quantile(s_q.double(), q.double()).float()</w:t>
-      </w:r>
-    </w:p>
-    <w:p>
-      <w:pPr>
-        <w:rPr>
-          <w:rFonts w:ascii="Consolas" w:hAnsi="Consolas" w:cs="Consolas"/>
-          <w:sz w:val="17"/>
-          <w:szCs w:val="17"/>
-        </w:rPr>
-      </w:pPr>
-      <w:r>
-        <w:rPr>
-          <w:rFonts w:ascii="Consolas" w:hAnsi="Consolas" w:cs="Consolas"/>
-          <w:sz w:val="17"/>
-          <w:szCs w:val="17"/>
-        </w:rPr>
-        <w:t xml:space="preserve">    qs = torch.cat([qs, torch.tensor([s_max])])</w:t>
-      </w:r>
-    </w:p>
-    <w:p>
-      <w:pPr>
-        <w:rPr>
-          <w:rFonts w:ascii="Consolas" w:hAnsi="Consolas" w:cs="Consolas"/>
-          <w:sz w:val="17"/>
-          <w:szCs w:val="17"/>
-        </w:rPr>
-      </w:pPr>
-      <w:r>
-        <w:rPr>
-          <w:rFonts w:ascii="Consolas" w:hAnsi="Consolas" w:cs="Consolas"/>
-          <w:sz w:val="17"/>
-          <w:szCs w:val="17"/>
-        </w:rPr>
-        <w:t xml:space="preserve">    return {</w:t>
-      </w:r>
-    </w:p>
-    <w:p>
-      <w:pPr>
-        <w:rPr>
-          <w:rFonts w:ascii="Consolas" w:hAnsi="Consolas" w:cs="Consolas"/>
-          <w:sz w:val="17"/>
-          <w:szCs w:val="17"/>
-        </w:rPr>
-      </w:pPr>
-      <w:r>
-        <w:rPr>
-          <w:rFonts w:ascii="Consolas" w:hAnsi="Consolas" w:cs="Consolas"/>
-          <w:sz w:val="17"/>
-          <w:szCs w:val="17"/>
-        </w:rPr>
-        <w:t xml:space="preserve">        'n_samples': n_total,</w:t>
-      </w:r>
-    </w:p>
-    <w:p>
-      <w:pPr>
-        <w:rPr>
-          <w:rFonts w:ascii="Consolas" w:hAnsi="Consolas" w:cs="Consolas"/>
-          <w:sz w:val="17"/>
-          <w:szCs w:val="17"/>
-        </w:rPr>
-      </w:pPr>
-      <w:r>
-        <w:rPr>
-          <w:rFonts w:ascii="Consolas" w:hAnsi="Consolas" w:cs="Consolas"/>
-          <w:sz w:val="17"/>
-          <w:szCs w:val="17"/>
-        </w:rPr>
-        <w:t xml:space="preserve">        'p50': float(qs[0]), 'p90': float(qs[1]), 'p99': float(qs[2]),</w:t>
-      </w:r>
-    </w:p>
-    <w:p>
-      <w:pPr>
-        <w:rPr>
-          <w:rFonts w:ascii="Consolas" w:hAnsi="Consolas" w:cs="Consolas"/>
-          <w:sz w:val="17"/>
-          <w:szCs w:val="17"/>
-        </w:rPr>
-      </w:pPr>
-      <w:r>
-        <w:rPr>
-          <w:rFonts w:ascii="Consolas" w:hAnsi="Consolas" w:cs="Consolas"/>
-          <w:sz w:val="17"/>
-          <w:szCs w:val="17"/>
-        </w:rPr>
-        <w:t xml:space="preserve">        'p999': float(qs[3]), 'max': float(qs[4]),</w:t>
-      </w:r>
-    </w:p>
-    <w:p>
-      <w:pPr>
-        <w:rPr>
-          <w:rFonts w:ascii="Consolas" w:hAnsi="Consolas" w:cs="Consolas"/>
-          <w:sz w:val="17"/>
-          <w:szCs w:val="17"/>
-        </w:rPr>
-      </w:pPr>
-      <w:r>
-        <w:rPr>
-          <w:rFonts w:ascii="Consolas" w:hAnsi="Consolas" w:cs="Consolas"/>
-          <w:sz w:val="17"/>
-          <w:szCs w:val="17"/>
-        </w:rPr>
-        <w:t xml:space="preserve">    }</w:t>
-      </w:r>
-    </w:p>
-    <w:p>
-      <w:pPr>
-        <w:rPr>
-          <w:rFonts w:ascii="Consolas" w:hAnsi="Consolas" w:cs="Consolas"/>
-          <w:sz w:val="17"/>
-          <w:szCs w:val="17"/>
-        </w:rPr>
-      </w:pPr>
-    </w:p>
-    <w:p>
-      <w:pPr>
-        <w:rPr>
-          <w:rFonts w:ascii="Consolas" w:hAnsi="Consolas" w:cs="Consolas"/>
-          <w:sz w:val="17"/>
-          <w:szCs w:val="17"/>
-        </w:rPr>
-      </w:pPr>
-    </w:p>
-    <w:p>
-      <w:pPr>
-        <w:rPr>
-          <w:rFonts w:ascii="Consolas" w:hAnsi="Consolas" w:cs="Consolas"/>
-          <w:sz w:val="17"/>
-          <w:szCs w:val="17"/>
-        </w:rPr>
-      </w:pPr>
-      <w:r>
-        <w:rPr>
-          <w:rFonts w:ascii="Consolas" w:hAnsi="Consolas" w:cs="Consolas"/>
-          <w:sz w:val="17"/>
-          <w:szCs w:val="17"/>
-        </w:rPr>
-        <w:t>_rng_slr = np.random.default_rng(0)</w:t>
-      </w:r>
-    </w:p>
-    <w:p>
-      <w:pPr>
-        <w:rPr>
-          <w:rFonts w:ascii="Consolas" w:hAnsi="Consolas" w:cs="Consolas"/>
-          <w:sz w:val="17"/>
-          <w:szCs w:val="17"/>
-        </w:rPr>
-      </w:pPr>
-      <w:r>
-        <w:rPr>
-          <w:rFonts w:ascii="Consolas" w:hAnsi="Consolas" w:cs="Consolas"/>
-          <w:sz w:val="17"/>
-          <w:szCs w:val="17"/>
-        </w:rPr>
-        <w:t>_xb_slr, _ = get_batch(train_ids, min(BATCH_SIZE, 4), BLOCK_SIZE, _rng_slr)</w:t>
-      </w:r>
-    </w:p>
-    <w:p>
-      <w:pPr>
-        <w:rPr>
-          <w:rFonts w:ascii="Consolas" w:hAnsi="Consolas" w:cs="Consolas"/>
-          <w:sz w:val="17"/>
-          <w:szCs w:val="17"/>
-        </w:rPr>
-      </w:pPr>
-      <w:r>
-        <w:rPr>
-          <w:rFonts w:ascii="Consolas" w:hAnsi="Consolas" w:cs="Consolas"/>
-          <w:sz w:val="17"/>
-          <w:szCs w:val="17"/>
-        </w:rPr>
         <w:t>_rep_slr = sigma_lr_report(model, torch.from_numpy(_xb_slr).to(DEVICE))</w:t>
       </w:r>
     </w:p>
@@ -2568,7 +4234,7 @@
       <w:r>
         <w:t xml:space="preserve"> in notebook </w:t>
       </w:r>
-      <w:hyperlink r:id="rId10" w:history="1">
+      <w:hyperlink r:id="rId11" w:history="1">
         <w:r>
           <w:rPr>
             <w:rStyle w:val="Hyperlink"/>
@@ -2603,7 +4269,7 @@
                     <pic:cNvPicPr/>
                   </pic:nvPicPr>
                   <pic:blipFill>
-                    <a:blip r:embed="rId11" cstate="print">
+                    <a:blip r:embed="rId12" cstate="print">
                       <a:extLst>
                         <a:ext uri="{28A0092B-C50C-407E-A947-70E740481C1C}">
                           <a14:useLocalDpi xmlns:a14="http://schemas.microsoft.com/office/drawing/2010/main" val="0"/>
@@ -2649,7 +4315,7 @@
                     <pic:cNvPicPr/>
                   </pic:nvPicPr>
                   <pic:blipFill>
-                    <a:blip r:embed="rId12" cstate="print">
+                    <a:blip r:embed="rId13" cstate="print">
                       <a:extLst>
                         <a:ext uri="{28A0092B-C50C-407E-A947-70E740481C1C}">
                           <a14:useLocalDpi xmlns:a14="http://schemas.microsoft.com/office/drawing/2010/main" val="0"/>
@@ -2679,6 +4345,11 @@
     <w:p/>
     <w:p>
       <w:r>
+        <w:t>Root Cause</w:t>
+      </w:r>
+    </w:p>
+    <w:p>
+      <w:r>
         <w:rPr>
           <w:noProof/>
         </w:rPr>
@@ -2699,7 +4370,7 @@
                     <pic:cNvPicPr/>
                   </pic:nvPicPr>
                   <pic:blipFill>
-                    <a:blip r:embed="rId13" cstate="print">
+                    <a:blip r:embed="rId14" cstate="print">
                       <a:extLst>
                         <a:ext uri="{28A0092B-C50C-407E-A947-70E740481C1C}">
                           <a14:useLocalDpi xmlns:a14="http://schemas.microsoft.com/office/drawing/2010/main" val="0"/>
@@ -2750,7 +4421,7 @@
                     <pic:cNvPicPr/>
                   </pic:nvPicPr>
                   <pic:blipFill>
-                    <a:blip r:embed="rId14" cstate="print">
+                    <a:blip r:embed="rId15" cstate="print">
                       <a:extLst>
                         <a:ext uri="{28A0092B-C50C-407E-A947-70E740481C1C}">
                           <a14:useLocalDpi xmlns:a14="http://schemas.microsoft.com/office/drawing/2010/main" val="0"/>
@@ -2796,7 +4467,7 @@
                     <pic:cNvPicPr/>
                   </pic:nvPicPr>
                   <pic:blipFill>
-                    <a:blip r:embed="rId15" cstate="print">
+                    <a:blip r:embed="rId16" cstate="print">
                       <a:extLst>
                         <a:ext uri="{28A0092B-C50C-407E-A947-70E740481C1C}">
                           <a14:useLocalDpi xmlns:a14="http://schemas.microsoft.com/office/drawing/2010/main" val="0"/>

--- a/docs/BAOAB/Understanding_CfC+BAOAB_PyTorch_code.docx
+++ b/docs/BAOAB/Understanding_CfC+BAOAB_PyTorch_code.docx
@@ -24,7 +24,71 @@
         <w:t>Introductory Notes</w:t>
       </w:r>
     </w:p>
-    <w:p/>
+    <w:p>
+      <w:r>
+        <w:t xml:space="preserve">The Fock-PARFLM forward pass integrates a damped second-order dynamical system through </w:t>
+      </w:r>
+      <m:oMath>
+        <m:r>
+          <w:rPr>
+            <w:rFonts w:ascii="Cambria Math" w:hAnsi="Cambria Math"/>
+          </w:rPr>
+          <m:t>L</m:t>
+        </m:r>
+      </m:oMath>
+      <w:r>
+        <w:t xml:space="preserve"> layers (typically L=8,...,16) with each layer performing velocity-Verlet half-steps that evaluate the gradient of a known, closed-form scalar potential </w:t>
+      </w:r>
+      <m:oMath>
+        <m:sSub>
+          <m:sSubPr>
+            <m:ctrlPr>
+              <w:rPr>
+                <w:rFonts w:ascii="Cambria Math" w:hAnsi="Cambria Math"/>
+                <w:i/>
+              </w:rPr>
+            </m:ctrlPr>
+          </m:sSubPr>
+          <m:e>
+            <m:r>
+              <w:rPr>
+                <w:rFonts w:ascii="Cambria Math" w:hAnsi="Cambria Math"/>
+              </w:rPr>
+              <m:t>V</m:t>
+            </m:r>
+          </m:e>
+          <m:sub>
+            <m:r>
+              <w:rPr>
+                <w:rFonts w:ascii="Cambria Math" w:hAnsi="Cambria Math"/>
+              </w:rPr>
+              <m:t>θ</m:t>
+            </m:r>
+          </m:sub>
+        </m:sSub>
+        <m:d>
+          <m:dPr>
+            <m:ctrlPr>
+              <w:rPr>
+                <w:rFonts w:ascii="Cambria Math" w:hAnsi="Cambria Math"/>
+                <w:i/>
+              </w:rPr>
+            </m:ctrlPr>
+          </m:dPr>
+          <m:e>
+            <m:r>
+              <w:rPr>
+                <w:rFonts w:ascii="Cambria Math" w:hAnsi="Cambria Math"/>
+              </w:rPr>
+              <m:t>h</m:t>
+            </m:r>
+          </m:e>
+        </m:d>
+      </m:oMath>
+      <w:r>
+        <w:t xml:space="preserve">. This is computationally expensive manipulation – at d=768 with 32 Gaussian wells, each gradient evaluation dominates the per-layer cost. </w:t>
+      </w:r>
+    </w:p>
     <w:p/>
     <w:p>
       <w:pPr>
@@ -556,6 +620,7 @@
           <w:sz w:val="17"/>
           <w:szCs w:val="17"/>
         </w:rPr>
+        <w:lastRenderedPageBreak/>
         <w:t>def</w:t>
       </w:r>
       <w:r>
@@ -709,928 +774,928 @@
           <w:sz w:val="17"/>
           <w:szCs w:val="17"/>
         </w:rPr>
+        <w:t xml:space="preserve">    </w:t>
+      </w:r>
+      <w:r>
+        <w:rPr>
+          <w:rFonts w:ascii="Consolas" w:hAnsi="Consolas" w:cs="Consolas"/>
+          <w:color w:val="C00000"/>
+          <w:sz w:val="17"/>
+          <w:szCs w:val="17"/>
+        </w:rPr>
+        <w:t>if</w:t>
+      </w:r>
+      <w:r>
+        <w:rPr>
+          <w:rFonts w:ascii="Consolas" w:hAnsi="Consolas" w:cs="Consolas"/>
+          <w:sz w:val="17"/>
+          <w:szCs w:val="17"/>
+        </w:rPr>
+        <w:t xml:space="preserve"> </w:t>
+      </w:r>
+      <w:r>
+        <w:rPr>
+          <w:rFonts w:ascii="Consolas" w:hAnsi="Consolas" w:cs="Consolas"/>
+          <w:color w:val="C00000"/>
+          <w:sz w:val="17"/>
+          <w:szCs w:val="17"/>
+        </w:rPr>
+        <w:t>not</w:t>
+      </w:r>
+      <w:r>
+        <w:rPr>
+          <w:rFonts w:ascii="Consolas" w:hAnsi="Consolas" w:cs="Consolas"/>
+          <w:sz w:val="17"/>
+          <w:szCs w:val="17"/>
+        </w:rPr>
+        <w:t xml:space="preserve"> </w:t>
+      </w:r>
+      <w:r>
+        <w:rPr>
+          <w:rFonts w:ascii="Consolas" w:hAnsi="Consolas" w:cs="Consolas"/>
+          <w:color w:val="80340D" w:themeColor="accent2" w:themeShade="80"/>
+          <w:sz w:val="17"/>
+          <w:szCs w:val="17"/>
+        </w:rPr>
+        <w:t>hasattr</w:t>
+      </w:r>
+      <w:r>
+        <w:rPr>
+          <w:rFonts w:ascii="Consolas" w:hAnsi="Consolas" w:cs="Consolas"/>
+          <w:sz w:val="17"/>
+          <w:szCs w:val="17"/>
+        </w:rPr>
+        <w:t>(mdl.V_theta, 'harmonic_terms'):</w:t>
+      </w:r>
+    </w:p>
+    <w:p>
+      <w:pPr>
+        <w:rPr>
+          <w:rFonts w:ascii="Consolas" w:hAnsi="Consolas" w:cs="Consolas"/>
+          <w:sz w:val="17"/>
+          <w:szCs w:val="17"/>
+        </w:rPr>
+      </w:pPr>
+      <w:r>
+        <w:rPr>
+          <w:rFonts w:ascii="Consolas" w:hAnsi="Consolas" w:cs="Consolas"/>
+          <w:sz w:val="17"/>
+          <w:szCs w:val="17"/>
+        </w:rPr>
+        <w:t xml:space="preserve">        </w:t>
+      </w:r>
+      <w:r>
+        <w:rPr>
+          <w:rFonts w:ascii="Consolas" w:hAnsi="Consolas" w:cs="Consolas"/>
+          <w:color w:val="C00000"/>
+          <w:sz w:val="17"/>
+          <w:szCs w:val="17"/>
+        </w:rPr>
+        <w:t>raise</w:t>
+      </w:r>
+      <w:r>
+        <w:rPr>
+          <w:rFonts w:ascii="Consolas" w:hAnsi="Consolas" w:cs="Consolas"/>
+          <w:sz w:val="17"/>
+          <w:szCs w:val="17"/>
+        </w:rPr>
+        <w:t xml:space="preserve"> RuntimeError('V_theta has no harmonic_terms(); need the '</w:t>
+      </w:r>
+    </w:p>
+    <w:p>
+      <w:pPr>
+        <w:rPr>
+          <w:rFonts w:ascii="Consolas" w:hAnsi="Consolas" w:cs="Consolas"/>
+          <w:sz w:val="17"/>
+          <w:szCs w:val="17"/>
+        </w:rPr>
+      </w:pPr>
+      <w:r>
+        <w:rPr>
+          <w:rFonts w:ascii="Consolas" w:hAnsi="Consolas" w:cs="Consolas"/>
+          <w:sz w:val="17"/>
+          <w:szCs w:val="17"/>
+        </w:rPr>
+        <w:t xml:space="preserve">                           'anisotropic Gaussian family.')</w:t>
+      </w:r>
+    </w:p>
+    <w:p>
+      <w:pPr>
+        <w:rPr>
+          <w:rFonts w:ascii="Consolas" w:hAnsi="Consolas" w:cs="Consolas"/>
+          <w:sz w:val="17"/>
+          <w:szCs w:val="17"/>
+        </w:rPr>
+      </w:pPr>
+    </w:p>
+    <w:p>
+      <w:pPr>
+        <w:rPr>
+          <w:rFonts w:ascii="Consolas" w:hAnsi="Consolas" w:cs="Consolas"/>
+          <w:sz w:val="17"/>
+          <w:szCs w:val="17"/>
+        </w:rPr>
+      </w:pPr>
+      <w:r>
+        <w:rPr>
+          <w:rFonts w:ascii="Consolas" w:hAnsi="Consolas" w:cs="Consolas"/>
+          <w:sz w:val="17"/>
+          <w:szCs w:val="17"/>
+        </w:rPr>
+        <w:t xml:space="preserve">    seen = []</w:t>
+      </w:r>
+    </w:p>
+    <w:p>
+      <w:pPr>
+        <w:rPr>
+          <w:rFonts w:ascii="Consolas" w:hAnsi="Consolas" w:cs="Consolas"/>
+          <w:sz w:val="17"/>
+          <w:szCs w:val="17"/>
+        </w:rPr>
+      </w:pPr>
+      <w:r>
+        <w:rPr>
+          <w:rFonts w:ascii="Consolas" w:hAnsi="Consolas" w:cs="Consolas"/>
+          <w:sz w:val="17"/>
+          <w:szCs w:val="17"/>
+        </w:rPr>
+        <w:t xml:space="preserve">    _orig = mdl.V_theta.harmonic_terms</w:t>
+      </w:r>
+    </w:p>
+    <w:p>
+      <w:pPr>
+        <w:rPr>
+          <w:rFonts w:ascii="Consolas" w:hAnsi="Consolas" w:cs="Consolas"/>
+          <w:sz w:val="17"/>
+          <w:szCs w:val="17"/>
+        </w:rPr>
+      </w:pPr>
+    </w:p>
+    <w:p>
+      <w:pPr>
+        <w:rPr>
+          <w:rFonts w:ascii="Consolas" w:hAnsi="Consolas" w:cs="Consolas"/>
+          <w:sz w:val="17"/>
+          <w:szCs w:val="17"/>
+        </w:rPr>
+      </w:pPr>
+      <w:r>
+        <w:rPr>
+          <w:rFonts w:ascii="Consolas" w:hAnsi="Consolas" w:cs="Consolas"/>
+          <w:sz w:val="17"/>
+          <w:szCs w:val="17"/>
+        </w:rPr>
+        <w:t xml:space="preserve">    def _recording(xis, h):</w:t>
+      </w:r>
+    </w:p>
+    <w:p>
+      <w:pPr>
+        <w:rPr>
+          <w:rFonts w:ascii="Consolas" w:hAnsi="Consolas" w:cs="Consolas"/>
+          <w:sz w:val="17"/>
+          <w:szCs w:val="17"/>
+        </w:rPr>
+      </w:pPr>
+      <w:r>
+        <w:rPr>
+          <w:rFonts w:ascii="Consolas" w:hAnsi="Consolas" w:cs="Consolas"/>
+          <w:sz w:val="17"/>
+          <w:szCs w:val="17"/>
+        </w:rPr>
+        <w:t xml:space="preserve">        k_diag, s = _orig(xis, h)</w:t>
+      </w:r>
+    </w:p>
+    <w:p>
+      <w:pPr>
+        <w:rPr>
+          <w:rFonts w:ascii="Consolas" w:hAnsi="Consolas" w:cs="Consolas"/>
+          <w:sz w:val="17"/>
+          <w:szCs w:val="17"/>
+        </w:rPr>
+      </w:pPr>
+      <w:r>
+        <w:rPr>
+          <w:rFonts w:ascii="Consolas" w:hAnsi="Consolas" w:cs="Consolas"/>
+          <w:sz w:val="17"/>
+          <w:szCs w:val="17"/>
+        </w:rPr>
+        <w:t xml:space="preserve">        seen.append(k_diag.detach().float().flatten().cpu())</w:t>
+      </w:r>
+    </w:p>
+    <w:p>
+      <w:pPr>
+        <w:rPr>
+          <w:rFonts w:ascii="Consolas" w:hAnsi="Consolas" w:cs="Consolas"/>
+          <w:sz w:val="17"/>
+          <w:szCs w:val="17"/>
+        </w:rPr>
+      </w:pPr>
+      <w:r>
+        <w:rPr>
+          <w:rFonts w:ascii="Consolas" w:hAnsi="Consolas" w:cs="Consolas"/>
+          <w:sz w:val="17"/>
+          <w:szCs w:val="17"/>
+        </w:rPr>
+        <w:t xml:space="preserve">        return k_diag, s</w:t>
+      </w:r>
+    </w:p>
+    <w:p>
+      <w:pPr>
+        <w:rPr>
+          <w:rFonts w:ascii="Consolas" w:hAnsi="Consolas" w:cs="Consolas"/>
+          <w:sz w:val="17"/>
+          <w:szCs w:val="17"/>
+        </w:rPr>
+      </w:pPr>
+    </w:p>
+    <w:p>
+      <w:pPr>
+        <w:rPr>
+          <w:rFonts w:ascii="Consolas" w:hAnsi="Consolas" w:cs="Consolas"/>
+          <w:sz w:val="17"/>
+          <w:szCs w:val="17"/>
+        </w:rPr>
+      </w:pPr>
+      <w:r>
+        <w:rPr>
+          <w:rFonts w:ascii="Consolas" w:hAnsi="Consolas" w:cs="Consolas"/>
+          <w:sz w:val="17"/>
+          <w:szCs w:val="17"/>
+        </w:rPr>
+        <w:t xml:space="preserve">    _saved = (mdl.cfg.integrator, mdl.cfg.vtheta_analytic_force)</w:t>
+      </w:r>
+    </w:p>
+    <w:p>
+      <w:pPr>
+        <w:rPr>
+          <w:rFonts w:ascii="Consolas" w:hAnsi="Consolas" w:cs="Consolas"/>
+          <w:sz w:val="17"/>
+          <w:szCs w:val="17"/>
+        </w:rPr>
+      </w:pPr>
+      <w:r>
+        <w:rPr>
+          <w:rFonts w:ascii="Consolas" w:hAnsi="Consolas" w:cs="Consolas"/>
+          <w:sz w:val="17"/>
+          <w:szCs w:val="17"/>
+        </w:rPr>
+        <w:t xml:space="preserve">    mdl.V_theta.harmonic_terms = _recording</w:t>
+      </w:r>
+    </w:p>
+    <w:p>
+      <w:pPr>
+        <w:rPr>
+          <w:rFonts w:ascii="Consolas" w:hAnsi="Consolas" w:cs="Consolas"/>
+          <w:sz w:val="17"/>
+          <w:szCs w:val="17"/>
+        </w:rPr>
+      </w:pPr>
+      <w:r>
+        <w:rPr>
+          <w:rFonts w:ascii="Consolas" w:hAnsi="Consolas" w:cs="Consolas"/>
+          <w:sz w:val="17"/>
+          <w:szCs w:val="17"/>
+        </w:rPr>
+        <w:t xml:space="preserve">    mdl.cfg.integrator, mdl.cfg.vtheta_analytic_force = 'baoab_cfc', True</w:t>
+      </w:r>
+    </w:p>
+    <w:p>
+      <w:pPr>
+        <w:rPr>
+          <w:rFonts w:ascii="Consolas" w:hAnsi="Consolas" w:cs="Consolas"/>
+          <w:sz w:val="17"/>
+          <w:szCs w:val="17"/>
+        </w:rPr>
+      </w:pPr>
+      <w:r>
+        <w:rPr>
+          <w:rFonts w:ascii="Consolas" w:hAnsi="Consolas" w:cs="Consolas"/>
+          <w:sz w:val="17"/>
+          <w:szCs w:val="17"/>
+        </w:rPr>
+        <w:t xml:space="preserve">    try:</w:t>
+      </w:r>
+    </w:p>
+    <w:p>
+      <w:pPr>
+        <w:rPr>
+          <w:rFonts w:ascii="Consolas" w:hAnsi="Consolas" w:cs="Consolas"/>
+          <w:sz w:val="17"/>
+          <w:szCs w:val="17"/>
+        </w:rPr>
+      </w:pPr>
+      <w:r>
+        <w:rPr>
+          <w:rFonts w:ascii="Consolas" w:hAnsi="Consolas" w:cs="Consolas"/>
+          <w:sz w:val="17"/>
+          <w:szCs w:val="17"/>
+        </w:rPr>
+        <w:t xml:space="preserve">        was_training = mdl.training</w:t>
+      </w:r>
+    </w:p>
+    <w:p>
+      <w:pPr>
+        <w:rPr>
+          <w:rFonts w:ascii="Consolas" w:hAnsi="Consolas" w:cs="Consolas"/>
+          <w:sz w:val="17"/>
+          <w:szCs w:val="17"/>
+        </w:rPr>
+      </w:pPr>
+      <w:r>
+        <w:rPr>
+          <w:rFonts w:ascii="Consolas" w:hAnsi="Consolas" w:cs="Consolas"/>
+          <w:sz w:val="17"/>
+          <w:szCs w:val="17"/>
+        </w:rPr>
+        <w:t xml:space="preserve">        mdl.eval()</w:t>
+      </w:r>
+    </w:p>
+    <w:p>
+      <w:pPr>
+        <w:rPr>
+          <w:rFonts w:ascii="Consolas" w:hAnsi="Consolas" w:cs="Consolas"/>
+          <w:sz w:val="17"/>
+          <w:szCs w:val="17"/>
+        </w:rPr>
+      </w:pPr>
+      <w:r>
+        <w:rPr>
+          <w:rFonts w:ascii="Consolas" w:hAnsi="Consolas" w:cs="Consolas"/>
+          <w:sz w:val="17"/>
+          <w:szCs w:val="17"/>
+        </w:rPr>
+        <w:t xml:space="preserve">        with torch.enable_grad():</w:t>
+      </w:r>
+    </w:p>
+    <w:p>
+      <w:pPr>
+        <w:rPr>
+          <w:rFonts w:ascii="Consolas" w:hAnsi="Consolas" w:cs="Consolas"/>
+          <w:sz w:val="17"/>
+          <w:szCs w:val="17"/>
+        </w:rPr>
+      </w:pPr>
+      <w:r>
+        <w:rPr>
+          <w:rFonts w:ascii="Consolas" w:hAnsi="Consolas" w:cs="Consolas"/>
+          <w:sz w:val="17"/>
+          <w:szCs w:val="17"/>
+        </w:rPr>
+        <w:t xml:space="preserve">            mdl(x)</w:t>
+      </w:r>
+    </w:p>
+    <w:p>
+      <w:pPr>
+        <w:rPr>
+          <w:rFonts w:ascii="Consolas" w:hAnsi="Consolas" w:cs="Consolas"/>
+          <w:sz w:val="17"/>
+          <w:szCs w:val="17"/>
+        </w:rPr>
+      </w:pPr>
+      <w:r>
+        <w:rPr>
+          <w:rFonts w:ascii="Consolas" w:hAnsi="Consolas" w:cs="Consolas"/>
+          <w:sz w:val="17"/>
+          <w:szCs w:val="17"/>
+        </w:rPr>
+        <w:t xml:space="preserve">    finally:</w:t>
+      </w:r>
+    </w:p>
+    <w:p>
+      <w:pPr>
+        <w:rPr>
+          <w:rFonts w:ascii="Consolas" w:hAnsi="Consolas" w:cs="Consolas"/>
+          <w:sz w:val="17"/>
+          <w:szCs w:val="17"/>
+        </w:rPr>
+      </w:pPr>
+      <w:r>
+        <w:rPr>
+          <w:rFonts w:ascii="Consolas" w:hAnsi="Consolas" w:cs="Consolas"/>
+          <w:sz w:val="17"/>
+          <w:szCs w:val="17"/>
+        </w:rPr>
+        <w:t xml:space="preserve">        mdl.V_theta.harmonic_terms = _orig</w:t>
+      </w:r>
+    </w:p>
+    <w:p>
+      <w:pPr>
+        <w:rPr>
+          <w:rFonts w:ascii="Consolas" w:hAnsi="Consolas" w:cs="Consolas"/>
+          <w:sz w:val="17"/>
+          <w:szCs w:val="17"/>
+        </w:rPr>
+      </w:pPr>
+      <w:r>
+        <w:rPr>
+          <w:rFonts w:ascii="Consolas" w:hAnsi="Consolas" w:cs="Consolas"/>
+          <w:sz w:val="17"/>
+          <w:szCs w:val="17"/>
+        </w:rPr>
+        <w:t xml:space="preserve">        mdl.cfg.integrator, mdl.cfg.vtheta_analytic_force = _saved</w:t>
+      </w:r>
+    </w:p>
+    <w:p>
+      <w:pPr>
+        <w:rPr>
+          <w:rFonts w:ascii="Consolas" w:hAnsi="Consolas" w:cs="Consolas"/>
+          <w:sz w:val="17"/>
+          <w:szCs w:val="17"/>
+        </w:rPr>
+      </w:pPr>
+      <w:r>
+        <w:rPr>
+          <w:rFonts w:ascii="Consolas" w:hAnsi="Consolas" w:cs="Consolas"/>
+          <w:sz w:val="17"/>
+          <w:szCs w:val="17"/>
+        </w:rPr>
+        <w:t xml:space="preserve">        if was_training:</w:t>
+      </w:r>
+    </w:p>
+    <w:p>
+      <w:pPr>
+        <w:rPr>
+          <w:rFonts w:ascii="Consolas" w:hAnsi="Consolas" w:cs="Consolas"/>
+          <w:sz w:val="17"/>
+          <w:szCs w:val="17"/>
+        </w:rPr>
+      </w:pPr>
+      <w:r>
+        <w:rPr>
+          <w:rFonts w:ascii="Consolas" w:hAnsi="Consolas" w:cs="Consolas"/>
+          <w:sz w:val="17"/>
+          <w:szCs w:val="17"/>
+        </w:rPr>
+        <w:t xml:space="preserve">            mdl.train()</w:t>
+      </w:r>
+    </w:p>
+    <w:p>
+      <w:pPr>
+        <w:rPr>
+          <w:rFonts w:ascii="Consolas" w:hAnsi="Consolas" w:cs="Consolas"/>
+          <w:sz w:val="17"/>
+          <w:szCs w:val="17"/>
+        </w:rPr>
+      </w:pPr>
+    </w:p>
+    <w:p>
+      <w:pPr>
+        <w:rPr>
+          <w:rFonts w:ascii="Consolas" w:hAnsi="Consolas" w:cs="Consolas"/>
+          <w:sz w:val="17"/>
+          <w:szCs w:val="17"/>
+        </w:rPr>
+      </w:pPr>
+      <w:r>
+        <w:rPr>
+          <w:rFonts w:ascii="Consolas" w:hAnsi="Consolas" w:cs="Consolas"/>
+          <w:sz w:val="17"/>
+          <w:szCs w:val="17"/>
+        </w:rPr>
+        <w:t xml:space="preserve">    k = torch.cat(seen)</w:t>
+      </w:r>
+    </w:p>
+    <w:p>
+      <w:pPr>
+        <w:rPr>
+          <w:rFonts w:ascii="Consolas" w:hAnsi="Consolas" w:cs="Consolas"/>
+          <w:sz w:val="17"/>
+          <w:szCs w:val="17"/>
+        </w:rPr>
+      </w:pPr>
+      <w:r>
+        <w:rPr>
+          <w:rFonts w:ascii="Consolas" w:hAnsi="Consolas" w:cs="Consolas"/>
+          <w:sz w:val="17"/>
+          <w:szCs w:val="17"/>
+        </w:rPr>
+        <w:t xml:space="preserve">    m = float(mdl.compute_mass(x).mean())</w:t>
+      </w:r>
+    </w:p>
+    <w:p>
+      <w:pPr>
+        <w:rPr>
+          <w:rFonts w:ascii="Consolas" w:hAnsi="Consolas" w:cs="Consolas"/>
+          <w:sz w:val="17"/>
+          <w:szCs w:val="17"/>
+        </w:rPr>
+      </w:pPr>
+      <w:r>
+        <w:rPr>
+          <w:rFonts w:ascii="Consolas" w:hAnsi="Consolas" w:cs="Consolas"/>
+          <w:sz w:val="17"/>
+          <w:szCs w:val="17"/>
+        </w:rPr>
+        <w:t xml:space="preserve">    wdt = (k.clamp(min=0) / m).sqrt() * dt</w:t>
+      </w:r>
+    </w:p>
+    <w:p>
+      <w:pPr>
+        <w:rPr>
+          <w:rFonts w:ascii="Consolas" w:hAnsi="Consolas" w:cs="Consolas"/>
+          <w:sz w:val="17"/>
+          <w:szCs w:val="17"/>
+        </w:rPr>
+      </w:pPr>
+      <w:r>
+        <w:rPr>
+          <w:rFonts w:ascii="Consolas" w:hAnsi="Consolas" w:cs="Consolas"/>
+          <w:sz w:val="17"/>
+          <w:szCs w:val="17"/>
+        </w:rPr>
+        <w:t xml:space="preserve">    n_total = int(wdt.numel())</w:t>
+      </w:r>
+    </w:p>
+    <w:p>
+      <w:pPr>
+        <w:rPr>
+          <w:rFonts w:ascii="Consolas" w:hAnsi="Consolas" w:cs="Consolas"/>
+          <w:sz w:val="17"/>
+          <w:szCs w:val="17"/>
+        </w:rPr>
+      </w:pPr>
+      <w:r>
+        <w:rPr>
+          <w:rFonts w:ascii="Consolas" w:hAnsi="Consolas" w:cs="Consolas"/>
+          <w:sz w:val="17"/>
+          <w:szCs w:val="17"/>
+        </w:rPr>
+        <w:t xml:space="preserve">    # The tails are what matter, so keep the exact max but subsample for the</w:t>
+      </w:r>
+    </w:p>
+    <w:p>
+      <w:pPr>
+        <w:rPr>
+          <w:rFonts w:ascii="Consolas" w:hAnsi="Consolas" w:cs="Consolas"/>
+          <w:sz w:val="17"/>
+          <w:szCs w:val="17"/>
+        </w:rPr>
+      </w:pPr>
+      <w:r>
+        <w:rPr>
+          <w:rFonts w:ascii="Consolas" w:hAnsi="Consolas" w:cs="Consolas"/>
+          <w:sz w:val="17"/>
+          <w:szCs w:val="17"/>
+        </w:rPr>
+        <w:t xml:space="preserve">    # quantiles: torch.quantile refuses inputs beyond ~16M elements, and</w:t>
+      </w:r>
+    </w:p>
+    <w:p>
+      <w:pPr>
+        <w:rPr>
+          <w:rFonts w:ascii="Consolas" w:hAnsi="Consolas" w:cs="Consolas"/>
+          <w:sz w:val="17"/>
+          <w:szCs w:val="17"/>
+        </w:rPr>
+      </w:pPr>
+      <w:r>
+        <w:rPr>
+          <w:rFonts w:ascii="Consolas" w:hAnsi="Consolas" w:cs="Consolas"/>
+          <w:sz w:val="17"/>
+          <w:szCs w:val="17"/>
+        </w:rPr>
+        <w:t xml:space="preserve">    # L*B*T*d reaches that at d=384, L=16 with a large auto-probed batch.</w:t>
+      </w:r>
+    </w:p>
+    <w:p>
+      <w:pPr>
+        <w:rPr>
+          <w:rFonts w:ascii="Consolas" w:hAnsi="Consolas" w:cs="Consolas"/>
+          <w:sz w:val="17"/>
+          <w:szCs w:val="17"/>
+        </w:rPr>
+      </w:pPr>
+      <w:r>
+        <w:rPr>
+          <w:rFonts w:ascii="Consolas" w:hAnsi="Consolas" w:cs="Consolas"/>
+          <w:sz w:val="17"/>
+          <w:szCs w:val="17"/>
+        </w:rPr>
+        <w:t xml:space="preserve">    wdt_max = float(wdt.max())</w:t>
+      </w:r>
+    </w:p>
+    <w:p>
+      <w:pPr>
+        <w:rPr>
+          <w:rFonts w:ascii="Consolas" w:hAnsi="Consolas" w:cs="Consolas"/>
+          <w:sz w:val="17"/>
+          <w:szCs w:val="17"/>
+        </w:rPr>
+      </w:pPr>
+      <w:r>
+        <w:rPr>
+          <w:rFonts w:ascii="Consolas" w:hAnsi="Consolas" w:cs="Consolas"/>
+          <w:sz w:val="17"/>
+          <w:szCs w:val="17"/>
+        </w:rPr>
+        <w:t xml:space="preserve">    if n_total &gt; 4_000_000:</w:t>
+      </w:r>
+    </w:p>
+    <w:p>
+      <w:pPr>
+        <w:rPr>
+          <w:rFonts w:ascii="Consolas" w:hAnsi="Consolas" w:cs="Consolas"/>
+          <w:sz w:val="17"/>
+          <w:szCs w:val="17"/>
+        </w:rPr>
+      </w:pPr>
+      <w:r>
+        <w:rPr>
+          <w:rFonts w:ascii="Consolas" w:hAnsi="Consolas" w:cs="Consolas"/>
+          <w:sz w:val="17"/>
+          <w:szCs w:val="17"/>
+        </w:rPr>
+        <w:t xml:space="preserve">        idx = torch.randint(0, n_total, (4_000_000,))</w:t>
+      </w:r>
+    </w:p>
+    <w:p>
+      <w:pPr>
+        <w:rPr>
+          <w:rFonts w:ascii="Consolas" w:hAnsi="Consolas" w:cs="Consolas"/>
+          <w:sz w:val="17"/>
+          <w:szCs w:val="17"/>
+        </w:rPr>
+      </w:pPr>
+      <w:r>
+        <w:rPr>
+          <w:rFonts w:ascii="Consolas" w:hAnsi="Consolas" w:cs="Consolas"/>
+          <w:sz w:val="17"/>
+          <w:szCs w:val="17"/>
+        </w:rPr>
+        <w:t xml:space="preserve">        wdt_q = wdt[idx]</w:t>
+      </w:r>
+    </w:p>
+    <w:p>
+      <w:pPr>
+        <w:rPr>
+          <w:rFonts w:ascii="Consolas" w:hAnsi="Consolas" w:cs="Consolas"/>
+          <w:sz w:val="17"/>
+          <w:szCs w:val="17"/>
+        </w:rPr>
+      </w:pPr>
+      <w:r>
+        <w:rPr>
+          <w:rFonts w:ascii="Consolas" w:hAnsi="Consolas" w:cs="Consolas"/>
+          <w:sz w:val="17"/>
+          <w:szCs w:val="17"/>
+        </w:rPr>
+        <w:t xml:space="preserve">    else:</w:t>
+      </w:r>
+    </w:p>
+    <w:p>
+      <w:pPr>
+        <w:rPr>
+          <w:rFonts w:ascii="Consolas" w:hAnsi="Consolas" w:cs="Consolas"/>
+          <w:sz w:val="17"/>
+          <w:szCs w:val="17"/>
+        </w:rPr>
+      </w:pPr>
+      <w:r>
+        <w:rPr>
+          <w:rFonts w:ascii="Consolas" w:hAnsi="Consolas" w:cs="Consolas"/>
+          <w:sz w:val="17"/>
+          <w:szCs w:val="17"/>
+        </w:rPr>
+        <w:t xml:space="preserve">        wdt_q = wdt</w:t>
+      </w:r>
+    </w:p>
+    <w:p>
+      <w:pPr>
+        <w:rPr>
+          <w:rFonts w:ascii="Consolas" w:hAnsi="Consolas" w:cs="Consolas"/>
+          <w:sz w:val="17"/>
+          <w:szCs w:val="17"/>
+        </w:rPr>
+      </w:pPr>
+      <w:r>
+        <w:rPr>
+          <w:rFonts w:ascii="Consolas" w:hAnsi="Consolas" w:cs="Consolas"/>
+          <w:sz w:val="17"/>
+          <w:szCs w:val="17"/>
+        </w:rPr>
+        <w:t xml:space="preserve">    q = torch.tensor([0.5, 0.9, 0.99, 0.999])</w:t>
+      </w:r>
+    </w:p>
+    <w:p>
+      <w:pPr>
+        <w:rPr>
+          <w:rFonts w:ascii="Consolas" w:hAnsi="Consolas" w:cs="Consolas"/>
+          <w:sz w:val="17"/>
+          <w:szCs w:val="17"/>
+        </w:rPr>
+      </w:pPr>
+      <w:r>
+        <w:rPr>
+          <w:rFonts w:ascii="Consolas" w:hAnsi="Consolas" w:cs="Consolas"/>
+          <w:sz w:val="17"/>
+          <w:szCs w:val="17"/>
+        </w:rPr>
+        <w:t xml:space="preserve">    qs = torch.quantile(wdt_q.double(), q.double()).float()</w:t>
+      </w:r>
+    </w:p>
+    <w:p>
+      <w:pPr>
+        <w:rPr>
+          <w:rFonts w:ascii="Consolas" w:hAnsi="Consolas" w:cs="Consolas"/>
+          <w:sz w:val="17"/>
+          <w:szCs w:val="17"/>
+        </w:rPr>
+      </w:pPr>
+      <w:r>
+        <w:rPr>
+          <w:rFonts w:ascii="Consolas" w:hAnsi="Consolas" w:cs="Consolas"/>
+          <w:sz w:val="17"/>
+          <w:szCs w:val="17"/>
+        </w:rPr>
+        <w:t xml:space="preserve">    qs = torch.cat([qs, torch.tensor([wdt_max])])</w:t>
+      </w:r>
+    </w:p>
+    <w:p>
+      <w:pPr>
+        <w:rPr>
+          <w:rFonts w:ascii="Consolas" w:hAnsi="Consolas" w:cs="Consolas"/>
+          <w:sz w:val="17"/>
+          <w:szCs w:val="17"/>
+        </w:rPr>
+      </w:pPr>
+      <w:r>
+        <w:rPr>
+          <w:rFonts w:ascii="Consolas" w:hAnsi="Consolas" w:cs="Consolas"/>
+          <w:sz w:val="17"/>
+          <w:szCs w:val="17"/>
+        </w:rPr>
+        <w:t xml:space="preserve">    return {</w:t>
+      </w:r>
+    </w:p>
+    <w:p>
+      <w:pPr>
+        <w:rPr>
+          <w:rFonts w:ascii="Consolas" w:hAnsi="Consolas" w:cs="Consolas"/>
+          <w:sz w:val="17"/>
+          <w:szCs w:val="17"/>
+        </w:rPr>
+      </w:pPr>
+      <w:r>
+        <w:rPr>
+          <w:rFonts w:ascii="Consolas" w:hAnsi="Consolas" w:cs="Consolas"/>
+          <w:sz w:val="17"/>
+          <w:szCs w:val="17"/>
+        </w:rPr>
+        <w:t xml:space="preserve">        'n_samples': n_total,</w:t>
+      </w:r>
+    </w:p>
+    <w:p>
+      <w:pPr>
+        <w:rPr>
+          <w:rFonts w:ascii="Consolas" w:hAnsi="Consolas" w:cs="Consolas"/>
+          <w:sz w:val="17"/>
+          <w:szCs w:val="17"/>
+        </w:rPr>
+      </w:pPr>
+      <w:r>
+        <w:rPr>
+          <w:rFonts w:ascii="Consolas" w:hAnsi="Consolas" w:cs="Consolas"/>
+          <w:sz w:val="17"/>
+          <w:szCs w:val="17"/>
+        </w:rPr>
+        <w:t xml:space="preserve">        'mean_mass': m,</w:t>
+      </w:r>
+    </w:p>
+    <w:p>
+      <w:pPr>
+        <w:rPr>
+          <w:rFonts w:ascii="Consolas" w:hAnsi="Consolas" w:cs="Consolas"/>
+          <w:sz w:val="17"/>
+          <w:szCs w:val="17"/>
+        </w:rPr>
+      </w:pPr>
+      <w:r>
+        <w:rPr>
+          <w:rFonts w:ascii="Consolas" w:hAnsi="Consolas" w:cs="Consolas"/>
+          <w:sz w:val="17"/>
+          <w:szCs w:val="17"/>
+        </w:rPr>
+        <w:t xml:space="preserve">        'median': float(qs[0]), 'p90': float(qs[1]), 'p99': float(qs[2]),</w:t>
+      </w:r>
+    </w:p>
+    <w:p>
+      <w:pPr>
+        <w:rPr>
+          <w:rFonts w:ascii="Consolas" w:hAnsi="Consolas" w:cs="Consolas"/>
+          <w:sz w:val="17"/>
+          <w:szCs w:val="17"/>
+        </w:rPr>
+      </w:pPr>
+      <w:r>
+        <w:rPr>
+          <w:rFonts w:ascii="Consolas" w:hAnsi="Consolas" w:cs="Consolas"/>
+          <w:sz w:val="17"/>
+          <w:szCs w:val="17"/>
+        </w:rPr>
+        <w:t xml:space="preserve">        'p999': float(qs[3]), 'max': float(qs[4]),</w:t>
+      </w:r>
+    </w:p>
+    <w:p>
+      <w:pPr>
+        <w:rPr>
+          <w:rFonts w:ascii="Consolas" w:hAnsi="Consolas" w:cs="Consolas"/>
+          <w:sz w:val="17"/>
+          <w:szCs w:val="17"/>
+        </w:rPr>
+      </w:pPr>
+      <w:r>
+        <w:rPr>
+          <w:rFonts w:ascii="Consolas" w:hAnsi="Consolas" w:cs="Consolas"/>
+          <w:sz w:val="17"/>
+          <w:szCs w:val="17"/>
+        </w:rPr>
+        <w:t xml:space="preserve">        'frac_unstable': float((wdt &gt; 2.0).float().mean()),</w:t>
+      </w:r>
+    </w:p>
+    <w:p>
+      <w:pPr>
+        <w:rPr>
+          <w:rFonts w:ascii="Consolas" w:hAnsi="Consolas" w:cs="Consolas"/>
+          <w:sz w:val="17"/>
+          <w:szCs w:val="17"/>
+        </w:rPr>
+      </w:pPr>
+      <w:r>
+        <w:rPr>
+          <w:rFonts w:ascii="Consolas" w:hAnsi="Consolas" w:cs="Consolas"/>
+          <w:sz w:val="17"/>
+          <w:szCs w:val="17"/>
+        </w:rPr>
+        <w:t xml:space="preserve">        'frac_marginal': float((wdt &gt; 1.0).float().mean()),</w:t>
+      </w:r>
+    </w:p>
+    <w:p>
+      <w:pPr>
+        <w:rPr>
+          <w:rFonts w:ascii="Consolas" w:hAnsi="Consolas" w:cs="Consolas"/>
+          <w:sz w:val="17"/>
+          <w:szCs w:val="17"/>
+        </w:rPr>
+      </w:pPr>
+      <w:r>
+        <w:rPr>
+          <w:rFonts w:ascii="Consolas" w:hAnsi="Consolas" w:cs="Consolas"/>
+          <w:sz w:val="17"/>
+          <w:szCs w:val="17"/>
+        </w:rPr>
+        <w:t xml:space="preserve">    }</w:t>
+      </w:r>
+    </w:p>
+    <w:p>
+      <w:pPr>
+        <w:rPr>
+          <w:rFonts w:ascii="Consolas" w:hAnsi="Consolas" w:cs="Consolas"/>
+          <w:sz w:val="17"/>
+          <w:szCs w:val="17"/>
+        </w:rPr>
+      </w:pPr>
+    </w:p>
+    <w:p>
+      <w:pPr>
+        <w:rPr>
+          <w:rFonts w:ascii="Consolas" w:hAnsi="Consolas" w:cs="Consolas"/>
+          <w:sz w:val="17"/>
+          <w:szCs w:val="17"/>
+        </w:rPr>
+      </w:pPr>
+    </w:p>
+    <w:p>
+      <w:pPr>
+        <w:rPr>
+          <w:rFonts w:ascii="Consolas" w:hAnsi="Consolas" w:cs="Consolas"/>
+          <w:sz w:val="17"/>
+          <w:szCs w:val="17"/>
+        </w:rPr>
+      </w:pPr>
+      <w:r>
+        <w:rPr>
+          <w:rFonts w:ascii="Consolas" w:hAnsi="Consolas" w:cs="Consolas"/>
+          <w:sz w:val="17"/>
+          <w:szCs w:val="17"/>
+        </w:rPr>
+        <w:t>_rng_s = np.random.default_rng(0)</w:t>
+      </w:r>
+    </w:p>
+    <w:p>
+      <w:pPr>
+        <w:rPr>
+          <w:rFonts w:ascii="Consolas" w:hAnsi="Consolas" w:cs="Consolas"/>
+          <w:sz w:val="17"/>
+          <w:szCs w:val="17"/>
+        </w:rPr>
+      </w:pPr>
+      <w:r>
+        <w:rPr>
+          <w:rFonts w:ascii="Consolas" w:hAnsi="Consolas" w:cs="Consolas"/>
+          <w:sz w:val="17"/>
+          <w:szCs w:val="17"/>
+        </w:rPr>
         <w:lastRenderedPageBreak/>
-        <w:t xml:space="preserve">    </w:t>
-      </w:r>
-      <w:r>
-        <w:rPr>
-          <w:rFonts w:ascii="Consolas" w:hAnsi="Consolas" w:cs="Consolas"/>
-          <w:color w:val="C00000"/>
-          <w:sz w:val="17"/>
-          <w:szCs w:val="17"/>
-        </w:rPr>
-        <w:t>if</w:t>
-      </w:r>
-      <w:r>
-        <w:rPr>
-          <w:rFonts w:ascii="Consolas" w:hAnsi="Consolas" w:cs="Consolas"/>
-          <w:sz w:val="17"/>
-          <w:szCs w:val="17"/>
-        </w:rPr>
-        <w:t xml:space="preserve"> </w:t>
-      </w:r>
-      <w:r>
-        <w:rPr>
-          <w:rFonts w:ascii="Consolas" w:hAnsi="Consolas" w:cs="Consolas"/>
-          <w:color w:val="C00000"/>
-          <w:sz w:val="17"/>
-          <w:szCs w:val="17"/>
-        </w:rPr>
-        <w:t>not</w:t>
-      </w:r>
-      <w:r>
-        <w:rPr>
-          <w:rFonts w:ascii="Consolas" w:hAnsi="Consolas" w:cs="Consolas"/>
-          <w:sz w:val="17"/>
-          <w:szCs w:val="17"/>
-        </w:rPr>
-        <w:t xml:space="preserve"> </w:t>
-      </w:r>
-      <w:r>
-        <w:rPr>
-          <w:rFonts w:ascii="Consolas" w:hAnsi="Consolas" w:cs="Consolas"/>
-          <w:color w:val="80340D" w:themeColor="accent2" w:themeShade="80"/>
-          <w:sz w:val="17"/>
-          <w:szCs w:val="17"/>
-        </w:rPr>
-        <w:t>hasattr</w:t>
-      </w:r>
-      <w:r>
-        <w:rPr>
-          <w:rFonts w:ascii="Consolas" w:hAnsi="Consolas" w:cs="Consolas"/>
-          <w:sz w:val="17"/>
-          <w:szCs w:val="17"/>
-        </w:rPr>
-        <w:t>(mdl.V_theta, 'harmonic_terms'):</w:t>
-      </w:r>
-    </w:p>
-    <w:p>
-      <w:pPr>
-        <w:rPr>
-          <w:rFonts w:ascii="Consolas" w:hAnsi="Consolas" w:cs="Consolas"/>
-          <w:sz w:val="17"/>
-          <w:szCs w:val="17"/>
-        </w:rPr>
-      </w:pPr>
-      <w:r>
-        <w:rPr>
-          <w:rFonts w:ascii="Consolas" w:hAnsi="Consolas" w:cs="Consolas"/>
-          <w:sz w:val="17"/>
-          <w:szCs w:val="17"/>
-        </w:rPr>
-        <w:t xml:space="preserve">        </w:t>
-      </w:r>
-      <w:r>
-        <w:rPr>
-          <w:rFonts w:ascii="Consolas" w:hAnsi="Consolas" w:cs="Consolas"/>
-          <w:color w:val="C00000"/>
-          <w:sz w:val="17"/>
-          <w:szCs w:val="17"/>
-        </w:rPr>
-        <w:t>raise</w:t>
-      </w:r>
-      <w:r>
-        <w:rPr>
-          <w:rFonts w:ascii="Consolas" w:hAnsi="Consolas" w:cs="Consolas"/>
-          <w:sz w:val="17"/>
-          <w:szCs w:val="17"/>
-        </w:rPr>
-        <w:t xml:space="preserve"> RuntimeError('V_theta has no harmonic_terms(); need the '</w:t>
-      </w:r>
-    </w:p>
-    <w:p>
-      <w:pPr>
-        <w:rPr>
-          <w:rFonts w:ascii="Consolas" w:hAnsi="Consolas" w:cs="Consolas"/>
-          <w:sz w:val="17"/>
-          <w:szCs w:val="17"/>
-        </w:rPr>
-      </w:pPr>
-      <w:r>
-        <w:rPr>
-          <w:rFonts w:ascii="Consolas" w:hAnsi="Consolas" w:cs="Consolas"/>
-          <w:sz w:val="17"/>
-          <w:szCs w:val="17"/>
-        </w:rPr>
-        <w:t xml:space="preserve">                           'anisotropic Gaussian family.')</w:t>
-      </w:r>
-    </w:p>
-    <w:p>
-      <w:pPr>
-        <w:rPr>
-          <w:rFonts w:ascii="Consolas" w:hAnsi="Consolas" w:cs="Consolas"/>
-          <w:sz w:val="17"/>
-          <w:szCs w:val="17"/>
-        </w:rPr>
-      </w:pPr>
-    </w:p>
-    <w:p>
-      <w:pPr>
-        <w:rPr>
-          <w:rFonts w:ascii="Consolas" w:hAnsi="Consolas" w:cs="Consolas"/>
-          <w:sz w:val="17"/>
-          <w:szCs w:val="17"/>
-        </w:rPr>
-      </w:pPr>
-      <w:r>
-        <w:rPr>
-          <w:rFonts w:ascii="Consolas" w:hAnsi="Consolas" w:cs="Consolas"/>
-          <w:sz w:val="17"/>
-          <w:szCs w:val="17"/>
-        </w:rPr>
-        <w:t xml:space="preserve">    seen = []</w:t>
-      </w:r>
-    </w:p>
-    <w:p>
-      <w:pPr>
-        <w:rPr>
-          <w:rFonts w:ascii="Consolas" w:hAnsi="Consolas" w:cs="Consolas"/>
-          <w:sz w:val="17"/>
-          <w:szCs w:val="17"/>
-        </w:rPr>
-      </w:pPr>
-      <w:r>
-        <w:rPr>
-          <w:rFonts w:ascii="Consolas" w:hAnsi="Consolas" w:cs="Consolas"/>
-          <w:sz w:val="17"/>
-          <w:szCs w:val="17"/>
-        </w:rPr>
-        <w:t xml:space="preserve">    _orig = mdl.V_theta.harmonic_terms</w:t>
-      </w:r>
-    </w:p>
-    <w:p>
-      <w:pPr>
-        <w:rPr>
-          <w:rFonts w:ascii="Consolas" w:hAnsi="Consolas" w:cs="Consolas"/>
-          <w:sz w:val="17"/>
-          <w:szCs w:val="17"/>
-        </w:rPr>
-      </w:pPr>
-    </w:p>
-    <w:p>
-      <w:pPr>
-        <w:rPr>
-          <w:rFonts w:ascii="Consolas" w:hAnsi="Consolas" w:cs="Consolas"/>
-          <w:sz w:val="17"/>
-          <w:szCs w:val="17"/>
-        </w:rPr>
-      </w:pPr>
-      <w:r>
-        <w:rPr>
-          <w:rFonts w:ascii="Consolas" w:hAnsi="Consolas" w:cs="Consolas"/>
-          <w:sz w:val="17"/>
-          <w:szCs w:val="17"/>
-        </w:rPr>
-        <w:t xml:space="preserve">    def _recording(xis, h):</w:t>
-      </w:r>
-    </w:p>
-    <w:p>
-      <w:pPr>
-        <w:rPr>
-          <w:rFonts w:ascii="Consolas" w:hAnsi="Consolas" w:cs="Consolas"/>
-          <w:sz w:val="17"/>
-          <w:szCs w:val="17"/>
-        </w:rPr>
-      </w:pPr>
-      <w:r>
-        <w:rPr>
-          <w:rFonts w:ascii="Consolas" w:hAnsi="Consolas" w:cs="Consolas"/>
-          <w:sz w:val="17"/>
-          <w:szCs w:val="17"/>
-        </w:rPr>
-        <w:t xml:space="preserve">        k_diag, s = _orig(xis, h)</w:t>
-      </w:r>
-    </w:p>
-    <w:p>
-      <w:pPr>
-        <w:rPr>
-          <w:rFonts w:ascii="Consolas" w:hAnsi="Consolas" w:cs="Consolas"/>
-          <w:sz w:val="17"/>
-          <w:szCs w:val="17"/>
-        </w:rPr>
-      </w:pPr>
-      <w:r>
-        <w:rPr>
-          <w:rFonts w:ascii="Consolas" w:hAnsi="Consolas" w:cs="Consolas"/>
-          <w:sz w:val="17"/>
-          <w:szCs w:val="17"/>
-        </w:rPr>
-        <w:t xml:space="preserve">        seen.append(k_diag.detach().float().flatten().cpu())</w:t>
-      </w:r>
-    </w:p>
-    <w:p>
-      <w:pPr>
-        <w:rPr>
-          <w:rFonts w:ascii="Consolas" w:hAnsi="Consolas" w:cs="Consolas"/>
-          <w:sz w:val="17"/>
-          <w:szCs w:val="17"/>
-        </w:rPr>
-      </w:pPr>
-      <w:r>
-        <w:rPr>
-          <w:rFonts w:ascii="Consolas" w:hAnsi="Consolas" w:cs="Consolas"/>
-          <w:sz w:val="17"/>
-          <w:szCs w:val="17"/>
-        </w:rPr>
-        <w:t xml:space="preserve">        return k_diag, s</w:t>
-      </w:r>
-    </w:p>
-    <w:p>
-      <w:pPr>
-        <w:rPr>
-          <w:rFonts w:ascii="Consolas" w:hAnsi="Consolas" w:cs="Consolas"/>
-          <w:sz w:val="17"/>
-          <w:szCs w:val="17"/>
-        </w:rPr>
-      </w:pPr>
-    </w:p>
-    <w:p>
-      <w:pPr>
-        <w:rPr>
-          <w:rFonts w:ascii="Consolas" w:hAnsi="Consolas" w:cs="Consolas"/>
-          <w:sz w:val="17"/>
-          <w:szCs w:val="17"/>
-        </w:rPr>
-      </w:pPr>
-      <w:r>
-        <w:rPr>
-          <w:rFonts w:ascii="Consolas" w:hAnsi="Consolas" w:cs="Consolas"/>
-          <w:sz w:val="17"/>
-          <w:szCs w:val="17"/>
-        </w:rPr>
-        <w:t xml:space="preserve">    _saved = (mdl.cfg.integrator, mdl.cfg.vtheta_analytic_force)</w:t>
-      </w:r>
-    </w:p>
-    <w:p>
-      <w:pPr>
-        <w:rPr>
-          <w:rFonts w:ascii="Consolas" w:hAnsi="Consolas" w:cs="Consolas"/>
-          <w:sz w:val="17"/>
-          <w:szCs w:val="17"/>
-        </w:rPr>
-      </w:pPr>
-      <w:r>
-        <w:rPr>
-          <w:rFonts w:ascii="Consolas" w:hAnsi="Consolas" w:cs="Consolas"/>
-          <w:sz w:val="17"/>
-          <w:szCs w:val="17"/>
-        </w:rPr>
-        <w:t xml:space="preserve">    mdl.V_theta.harmonic_terms = _recording</w:t>
-      </w:r>
-    </w:p>
-    <w:p>
-      <w:pPr>
-        <w:rPr>
-          <w:rFonts w:ascii="Consolas" w:hAnsi="Consolas" w:cs="Consolas"/>
-          <w:sz w:val="17"/>
-          <w:szCs w:val="17"/>
-        </w:rPr>
-      </w:pPr>
-      <w:r>
-        <w:rPr>
-          <w:rFonts w:ascii="Consolas" w:hAnsi="Consolas" w:cs="Consolas"/>
-          <w:sz w:val="17"/>
-          <w:szCs w:val="17"/>
-        </w:rPr>
-        <w:t xml:space="preserve">    mdl.cfg.integrator, mdl.cfg.vtheta_analytic_force = 'baoab_cfc', True</w:t>
-      </w:r>
-    </w:p>
-    <w:p>
-      <w:pPr>
-        <w:rPr>
-          <w:rFonts w:ascii="Consolas" w:hAnsi="Consolas" w:cs="Consolas"/>
-          <w:sz w:val="17"/>
-          <w:szCs w:val="17"/>
-        </w:rPr>
-      </w:pPr>
-      <w:r>
-        <w:rPr>
-          <w:rFonts w:ascii="Consolas" w:hAnsi="Consolas" w:cs="Consolas"/>
-          <w:sz w:val="17"/>
-          <w:szCs w:val="17"/>
-        </w:rPr>
-        <w:t xml:space="preserve">    try:</w:t>
-      </w:r>
-    </w:p>
-    <w:p>
-      <w:pPr>
-        <w:rPr>
-          <w:rFonts w:ascii="Consolas" w:hAnsi="Consolas" w:cs="Consolas"/>
-          <w:sz w:val="17"/>
-          <w:szCs w:val="17"/>
-        </w:rPr>
-      </w:pPr>
-      <w:r>
-        <w:rPr>
-          <w:rFonts w:ascii="Consolas" w:hAnsi="Consolas" w:cs="Consolas"/>
-          <w:sz w:val="17"/>
-          <w:szCs w:val="17"/>
-        </w:rPr>
-        <w:t xml:space="preserve">        was_training = mdl.training</w:t>
-      </w:r>
-    </w:p>
-    <w:p>
-      <w:pPr>
-        <w:rPr>
-          <w:rFonts w:ascii="Consolas" w:hAnsi="Consolas" w:cs="Consolas"/>
-          <w:sz w:val="17"/>
-          <w:szCs w:val="17"/>
-        </w:rPr>
-      </w:pPr>
-      <w:r>
-        <w:rPr>
-          <w:rFonts w:ascii="Consolas" w:hAnsi="Consolas" w:cs="Consolas"/>
-          <w:sz w:val="17"/>
-          <w:szCs w:val="17"/>
-        </w:rPr>
-        <w:t xml:space="preserve">        mdl.eval()</w:t>
-      </w:r>
-    </w:p>
-    <w:p>
-      <w:pPr>
-        <w:rPr>
-          <w:rFonts w:ascii="Consolas" w:hAnsi="Consolas" w:cs="Consolas"/>
-          <w:sz w:val="17"/>
-          <w:szCs w:val="17"/>
-        </w:rPr>
-      </w:pPr>
-      <w:r>
-        <w:rPr>
-          <w:rFonts w:ascii="Consolas" w:hAnsi="Consolas" w:cs="Consolas"/>
-          <w:sz w:val="17"/>
-          <w:szCs w:val="17"/>
-        </w:rPr>
-        <w:t xml:space="preserve">        with torch.enable_grad():</w:t>
-      </w:r>
-    </w:p>
-    <w:p>
-      <w:pPr>
-        <w:rPr>
-          <w:rFonts w:ascii="Consolas" w:hAnsi="Consolas" w:cs="Consolas"/>
-          <w:sz w:val="17"/>
-          <w:szCs w:val="17"/>
-        </w:rPr>
-      </w:pPr>
-      <w:r>
-        <w:rPr>
-          <w:rFonts w:ascii="Consolas" w:hAnsi="Consolas" w:cs="Consolas"/>
-          <w:sz w:val="17"/>
-          <w:szCs w:val="17"/>
-        </w:rPr>
-        <w:t xml:space="preserve">            mdl(x)</w:t>
-      </w:r>
-    </w:p>
-    <w:p>
-      <w:pPr>
-        <w:rPr>
-          <w:rFonts w:ascii="Consolas" w:hAnsi="Consolas" w:cs="Consolas"/>
-          <w:sz w:val="17"/>
-          <w:szCs w:val="17"/>
-        </w:rPr>
-      </w:pPr>
-      <w:r>
-        <w:rPr>
-          <w:rFonts w:ascii="Consolas" w:hAnsi="Consolas" w:cs="Consolas"/>
-          <w:sz w:val="17"/>
-          <w:szCs w:val="17"/>
-        </w:rPr>
-        <w:t xml:space="preserve">    finally:</w:t>
-      </w:r>
-    </w:p>
-    <w:p>
-      <w:pPr>
-        <w:rPr>
-          <w:rFonts w:ascii="Consolas" w:hAnsi="Consolas" w:cs="Consolas"/>
-          <w:sz w:val="17"/>
-          <w:szCs w:val="17"/>
-        </w:rPr>
-      </w:pPr>
-      <w:r>
-        <w:rPr>
-          <w:rFonts w:ascii="Consolas" w:hAnsi="Consolas" w:cs="Consolas"/>
-          <w:sz w:val="17"/>
-          <w:szCs w:val="17"/>
-        </w:rPr>
-        <w:t xml:space="preserve">        mdl.V_theta.harmonic_terms = _orig</w:t>
-      </w:r>
-    </w:p>
-    <w:p>
-      <w:pPr>
-        <w:rPr>
-          <w:rFonts w:ascii="Consolas" w:hAnsi="Consolas" w:cs="Consolas"/>
-          <w:sz w:val="17"/>
-          <w:szCs w:val="17"/>
-        </w:rPr>
-      </w:pPr>
-      <w:r>
-        <w:rPr>
-          <w:rFonts w:ascii="Consolas" w:hAnsi="Consolas" w:cs="Consolas"/>
-          <w:sz w:val="17"/>
-          <w:szCs w:val="17"/>
-        </w:rPr>
-        <w:t xml:space="preserve">        mdl.cfg.integrator, mdl.cfg.vtheta_analytic_force = _saved</w:t>
-      </w:r>
-    </w:p>
-    <w:p>
-      <w:pPr>
-        <w:rPr>
-          <w:rFonts w:ascii="Consolas" w:hAnsi="Consolas" w:cs="Consolas"/>
-          <w:sz w:val="17"/>
-          <w:szCs w:val="17"/>
-        </w:rPr>
-      </w:pPr>
-      <w:r>
-        <w:rPr>
-          <w:rFonts w:ascii="Consolas" w:hAnsi="Consolas" w:cs="Consolas"/>
-          <w:sz w:val="17"/>
-          <w:szCs w:val="17"/>
-        </w:rPr>
-        <w:t xml:space="preserve">        if was_training:</w:t>
-      </w:r>
-    </w:p>
-    <w:p>
-      <w:pPr>
-        <w:rPr>
-          <w:rFonts w:ascii="Consolas" w:hAnsi="Consolas" w:cs="Consolas"/>
-          <w:sz w:val="17"/>
-          <w:szCs w:val="17"/>
-        </w:rPr>
-      </w:pPr>
-      <w:r>
-        <w:rPr>
-          <w:rFonts w:ascii="Consolas" w:hAnsi="Consolas" w:cs="Consolas"/>
-          <w:sz w:val="17"/>
-          <w:szCs w:val="17"/>
-        </w:rPr>
-        <w:t xml:space="preserve">            mdl.train()</w:t>
-      </w:r>
-    </w:p>
-    <w:p>
-      <w:pPr>
-        <w:rPr>
-          <w:rFonts w:ascii="Consolas" w:hAnsi="Consolas" w:cs="Consolas"/>
-          <w:sz w:val="17"/>
-          <w:szCs w:val="17"/>
-        </w:rPr>
-      </w:pPr>
-    </w:p>
-    <w:p>
-      <w:pPr>
-        <w:rPr>
-          <w:rFonts w:ascii="Consolas" w:hAnsi="Consolas" w:cs="Consolas"/>
-          <w:sz w:val="17"/>
-          <w:szCs w:val="17"/>
-        </w:rPr>
-      </w:pPr>
-      <w:r>
-        <w:rPr>
-          <w:rFonts w:ascii="Consolas" w:hAnsi="Consolas" w:cs="Consolas"/>
-          <w:sz w:val="17"/>
-          <w:szCs w:val="17"/>
-        </w:rPr>
-        <w:t xml:space="preserve">    k = torch.cat(seen)</w:t>
-      </w:r>
-    </w:p>
-    <w:p>
-      <w:pPr>
-        <w:rPr>
-          <w:rFonts w:ascii="Consolas" w:hAnsi="Consolas" w:cs="Consolas"/>
-          <w:sz w:val="17"/>
-          <w:szCs w:val="17"/>
-        </w:rPr>
-      </w:pPr>
-      <w:r>
-        <w:rPr>
-          <w:rFonts w:ascii="Consolas" w:hAnsi="Consolas" w:cs="Consolas"/>
-          <w:sz w:val="17"/>
-          <w:szCs w:val="17"/>
-        </w:rPr>
-        <w:t xml:space="preserve">    m = float(mdl.compute_mass(x).mean())</w:t>
-      </w:r>
-    </w:p>
-    <w:p>
-      <w:pPr>
-        <w:rPr>
-          <w:rFonts w:ascii="Consolas" w:hAnsi="Consolas" w:cs="Consolas"/>
-          <w:sz w:val="17"/>
-          <w:szCs w:val="17"/>
-        </w:rPr>
-      </w:pPr>
-      <w:r>
-        <w:rPr>
-          <w:rFonts w:ascii="Consolas" w:hAnsi="Consolas" w:cs="Consolas"/>
-          <w:sz w:val="17"/>
-          <w:szCs w:val="17"/>
-        </w:rPr>
-        <w:t xml:space="preserve">    wdt = (k.clamp(min=0) / m).sqrt() * dt</w:t>
-      </w:r>
-    </w:p>
-    <w:p>
-      <w:pPr>
-        <w:rPr>
-          <w:rFonts w:ascii="Consolas" w:hAnsi="Consolas" w:cs="Consolas"/>
-          <w:sz w:val="17"/>
-          <w:szCs w:val="17"/>
-        </w:rPr>
-      </w:pPr>
-      <w:r>
-        <w:rPr>
-          <w:rFonts w:ascii="Consolas" w:hAnsi="Consolas" w:cs="Consolas"/>
-          <w:sz w:val="17"/>
-          <w:szCs w:val="17"/>
-        </w:rPr>
-        <w:t xml:space="preserve">    n_total = int(wdt.numel())</w:t>
-      </w:r>
-    </w:p>
-    <w:p>
-      <w:pPr>
-        <w:rPr>
-          <w:rFonts w:ascii="Consolas" w:hAnsi="Consolas" w:cs="Consolas"/>
-          <w:sz w:val="17"/>
-          <w:szCs w:val="17"/>
-        </w:rPr>
-      </w:pPr>
-      <w:r>
-        <w:rPr>
-          <w:rFonts w:ascii="Consolas" w:hAnsi="Consolas" w:cs="Consolas"/>
-          <w:sz w:val="17"/>
-          <w:szCs w:val="17"/>
-        </w:rPr>
-        <w:t xml:space="preserve">    # The tails are what matter, so keep the exact max but subsample for the</w:t>
-      </w:r>
-    </w:p>
-    <w:p>
-      <w:pPr>
-        <w:rPr>
-          <w:rFonts w:ascii="Consolas" w:hAnsi="Consolas" w:cs="Consolas"/>
-          <w:sz w:val="17"/>
-          <w:szCs w:val="17"/>
-        </w:rPr>
-      </w:pPr>
-      <w:r>
-        <w:rPr>
-          <w:rFonts w:ascii="Consolas" w:hAnsi="Consolas" w:cs="Consolas"/>
-          <w:sz w:val="17"/>
-          <w:szCs w:val="17"/>
-        </w:rPr>
-        <w:t xml:space="preserve">    # quantiles: torch.quantile refuses inputs beyond ~16M elements, and</w:t>
-      </w:r>
-    </w:p>
-    <w:p>
-      <w:pPr>
-        <w:rPr>
-          <w:rFonts w:ascii="Consolas" w:hAnsi="Consolas" w:cs="Consolas"/>
-          <w:sz w:val="17"/>
-          <w:szCs w:val="17"/>
-        </w:rPr>
-      </w:pPr>
-      <w:r>
-        <w:rPr>
-          <w:rFonts w:ascii="Consolas" w:hAnsi="Consolas" w:cs="Consolas"/>
-          <w:sz w:val="17"/>
-          <w:szCs w:val="17"/>
-        </w:rPr>
-        <w:t xml:space="preserve">    # L*B*T*d reaches that at d=384, L=16 with a large auto-probed batch.</w:t>
-      </w:r>
-    </w:p>
-    <w:p>
-      <w:pPr>
-        <w:rPr>
-          <w:rFonts w:ascii="Consolas" w:hAnsi="Consolas" w:cs="Consolas"/>
-          <w:sz w:val="17"/>
-          <w:szCs w:val="17"/>
-        </w:rPr>
-      </w:pPr>
-      <w:r>
-        <w:rPr>
-          <w:rFonts w:ascii="Consolas" w:hAnsi="Consolas" w:cs="Consolas"/>
-          <w:sz w:val="17"/>
-          <w:szCs w:val="17"/>
-        </w:rPr>
-        <w:t xml:space="preserve">    wdt_max = float(wdt.max())</w:t>
-      </w:r>
-    </w:p>
-    <w:p>
-      <w:pPr>
-        <w:rPr>
-          <w:rFonts w:ascii="Consolas" w:hAnsi="Consolas" w:cs="Consolas"/>
-          <w:sz w:val="17"/>
-          <w:szCs w:val="17"/>
-        </w:rPr>
-      </w:pPr>
-      <w:r>
-        <w:rPr>
-          <w:rFonts w:ascii="Consolas" w:hAnsi="Consolas" w:cs="Consolas"/>
-          <w:sz w:val="17"/>
-          <w:szCs w:val="17"/>
-        </w:rPr>
-        <w:t xml:space="preserve">    if n_total &gt; 4_000_000:</w:t>
-      </w:r>
-    </w:p>
-    <w:p>
-      <w:pPr>
-        <w:rPr>
-          <w:rFonts w:ascii="Consolas" w:hAnsi="Consolas" w:cs="Consolas"/>
-          <w:sz w:val="17"/>
-          <w:szCs w:val="17"/>
-        </w:rPr>
-      </w:pPr>
-      <w:r>
-        <w:rPr>
-          <w:rFonts w:ascii="Consolas" w:hAnsi="Consolas" w:cs="Consolas"/>
-          <w:sz w:val="17"/>
-          <w:szCs w:val="17"/>
-        </w:rPr>
-        <w:t xml:space="preserve">        idx = torch.randint(0, n_total, (4_000_000,))</w:t>
-      </w:r>
-    </w:p>
-    <w:p>
-      <w:pPr>
-        <w:rPr>
-          <w:rFonts w:ascii="Consolas" w:hAnsi="Consolas" w:cs="Consolas"/>
-          <w:sz w:val="17"/>
-          <w:szCs w:val="17"/>
-        </w:rPr>
-      </w:pPr>
-      <w:r>
-        <w:rPr>
-          <w:rFonts w:ascii="Consolas" w:hAnsi="Consolas" w:cs="Consolas"/>
-          <w:sz w:val="17"/>
-          <w:szCs w:val="17"/>
-        </w:rPr>
-        <w:t xml:space="preserve">        wdt_q = wdt[idx]</w:t>
-      </w:r>
-    </w:p>
-    <w:p>
-      <w:pPr>
-        <w:rPr>
-          <w:rFonts w:ascii="Consolas" w:hAnsi="Consolas" w:cs="Consolas"/>
-          <w:sz w:val="17"/>
-          <w:szCs w:val="17"/>
-        </w:rPr>
-      </w:pPr>
-      <w:r>
-        <w:rPr>
-          <w:rFonts w:ascii="Consolas" w:hAnsi="Consolas" w:cs="Consolas"/>
-          <w:sz w:val="17"/>
-          <w:szCs w:val="17"/>
-        </w:rPr>
-        <w:t xml:space="preserve">    else:</w:t>
-      </w:r>
-    </w:p>
-    <w:p>
-      <w:pPr>
-        <w:rPr>
-          <w:rFonts w:ascii="Consolas" w:hAnsi="Consolas" w:cs="Consolas"/>
-          <w:sz w:val="17"/>
-          <w:szCs w:val="17"/>
-        </w:rPr>
-      </w:pPr>
-      <w:r>
-        <w:rPr>
-          <w:rFonts w:ascii="Consolas" w:hAnsi="Consolas" w:cs="Consolas"/>
-          <w:sz w:val="17"/>
-          <w:szCs w:val="17"/>
-        </w:rPr>
-        <w:t xml:space="preserve">        wdt_q = wdt</w:t>
-      </w:r>
-    </w:p>
-    <w:p>
-      <w:pPr>
-        <w:rPr>
-          <w:rFonts w:ascii="Consolas" w:hAnsi="Consolas" w:cs="Consolas"/>
-          <w:sz w:val="17"/>
-          <w:szCs w:val="17"/>
-        </w:rPr>
-      </w:pPr>
-      <w:r>
-        <w:rPr>
-          <w:rFonts w:ascii="Consolas" w:hAnsi="Consolas" w:cs="Consolas"/>
-          <w:sz w:val="17"/>
-          <w:szCs w:val="17"/>
-        </w:rPr>
-        <w:t xml:space="preserve">    q = torch.tensor([0.5, 0.9, 0.99, 0.999])</w:t>
-      </w:r>
-    </w:p>
-    <w:p>
-      <w:pPr>
-        <w:rPr>
-          <w:rFonts w:ascii="Consolas" w:hAnsi="Consolas" w:cs="Consolas"/>
-          <w:sz w:val="17"/>
-          <w:szCs w:val="17"/>
-        </w:rPr>
-      </w:pPr>
-      <w:r>
-        <w:rPr>
-          <w:rFonts w:ascii="Consolas" w:hAnsi="Consolas" w:cs="Consolas"/>
-          <w:sz w:val="17"/>
-          <w:szCs w:val="17"/>
-        </w:rPr>
-        <w:t xml:space="preserve">    qs = torch.quantile(wdt_q.double(), q.double()).float()</w:t>
-      </w:r>
-    </w:p>
-    <w:p>
-      <w:pPr>
-        <w:rPr>
-          <w:rFonts w:ascii="Consolas" w:hAnsi="Consolas" w:cs="Consolas"/>
-          <w:sz w:val="17"/>
-          <w:szCs w:val="17"/>
-        </w:rPr>
-      </w:pPr>
-      <w:r>
-        <w:rPr>
-          <w:rFonts w:ascii="Consolas" w:hAnsi="Consolas" w:cs="Consolas"/>
-          <w:sz w:val="17"/>
-          <w:szCs w:val="17"/>
-        </w:rPr>
-        <w:t xml:space="preserve">    qs = torch.cat([qs, torch.tensor([wdt_max])])</w:t>
-      </w:r>
-    </w:p>
-    <w:p>
-      <w:pPr>
-        <w:rPr>
-          <w:rFonts w:ascii="Consolas" w:hAnsi="Consolas" w:cs="Consolas"/>
-          <w:sz w:val="17"/>
-          <w:szCs w:val="17"/>
-        </w:rPr>
-      </w:pPr>
-      <w:r>
-        <w:rPr>
-          <w:rFonts w:ascii="Consolas" w:hAnsi="Consolas" w:cs="Consolas"/>
-          <w:sz w:val="17"/>
-          <w:szCs w:val="17"/>
-        </w:rPr>
-        <w:t xml:space="preserve">    return {</w:t>
-      </w:r>
-    </w:p>
-    <w:p>
-      <w:pPr>
-        <w:rPr>
-          <w:rFonts w:ascii="Consolas" w:hAnsi="Consolas" w:cs="Consolas"/>
-          <w:sz w:val="17"/>
-          <w:szCs w:val="17"/>
-        </w:rPr>
-      </w:pPr>
-      <w:r>
-        <w:rPr>
-          <w:rFonts w:ascii="Consolas" w:hAnsi="Consolas" w:cs="Consolas"/>
-          <w:sz w:val="17"/>
-          <w:szCs w:val="17"/>
-        </w:rPr>
-        <w:t xml:space="preserve">        'n_samples': n_total,</w:t>
-      </w:r>
-    </w:p>
-    <w:p>
-      <w:pPr>
-        <w:rPr>
-          <w:rFonts w:ascii="Consolas" w:hAnsi="Consolas" w:cs="Consolas"/>
-          <w:sz w:val="17"/>
-          <w:szCs w:val="17"/>
-        </w:rPr>
-      </w:pPr>
-      <w:r>
-        <w:rPr>
-          <w:rFonts w:ascii="Consolas" w:hAnsi="Consolas" w:cs="Consolas"/>
-          <w:sz w:val="17"/>
-          <w:szCs w:val="17"/>
-        </w:rPr>
-        <w:t xml:space="preserve">        'mean_mass': m,</w:t>
-      </w:r>
-    </w:p>
-    <w:p>
-      <w:pPr>
-        <w:rPr>
-          <w:rFonts w:ascii="Consolas" w:hAnsi="Consolas" w:cs="Consolas"/>
-          <w:sz w:val="17"/>
-          <w:szCs w:val="17"/>
-        </w:rPr>
-      </w:pPr>
-      <w:r>
-        <w:rPr>
-          <w:rFonts w:ascii="Consolas" w:hAnsi="Consolas" w:cs="Consolas"/>
-          <w:sz w:val="17"/>
-          <w:szCs w:val="17"/>
-        </w:rPr>
-        <w:t xml:space="preserve">        'median': float(qs[0]), 'p90': float(qs[1]), 'p99': float(qs[2]),</w:t>
-      </w:r>
-    </w:p>
-    <w:p>
-      <w:pPr>
-        <w:rPr>
-          <w:rFonts w:ascii="Consolas" w:hAnsi="Consolas" w:cs="Consolas"/>
-          <w:sz w:val="17"/>
-          <w:szCs w:val="17"/>
-        </w:rPr>
-      </w:pPr>
-      <w:r>
-        <w:rPr>
-          <w:rFonts w:ascii="Consolas" w:hAnsi="Consolas" w:cs="Consolas"/>
-          <w:sz w:val="17"/>
-          <w:szCs w:val="17"/>
-        </w:rPr>
-        <w:t xml:space="preserve">        'p999': float(qs[3]), 'max': float(qs[4]),</w:t>
-      </w:r>
-    </w:p>
-    <w:p>
-      <w:pPr>
-        <w:rPr>
-          <w:rFonts w:ascii="Consolas" w:hAnsi="Consolas" w:cs="Consolas"/>
-          <w:sz w:val="17"/>
-          <w:szCs w:val="17"/>
-        </w:rPr>
-      </w:pPr>
-      <w:r>
-        <w:rPr>
-          <w:rFonts w:ascii="Consolas" w:hAnsi="Consolas" w:cs="Consolas"/>
-          <w:sz w:val="17"/>
-          <w:szCs w:val="17"/>
-        </w:rPr>
-        <w:t xml:space="preserve">        'frac_unstable': float((wdt &gt; 2.0).float().mean()),</w:t>
-      </w:r>
-    </w:p>
-    <w:p>
-      <w:pPr>
-        <w:rPr>
-          <w:rFonts w:ascii="Consolas" w:hAnsi="Consolas" w:cs="Consolas"/>
-          <w:sz w:val="17"/>
-          <w:szCs w:val="17"/>
-        </w:rPr>
-      </w:pPr>
-      <w:r>
-        <w:rPr>
-          <w:rFonts w:ascii="Consolas" w:hAnsi="Consolas" w:cs="Consolas"/>
-          <w:sz w:val="17"/>
-          <w:szCs w:val="17"/>
-        </w:rPr>
-        <w:t xml:space="preserve">        'frac_marginal': float((wdt &gt; 1.0).float().mean()),</w:t>
-      </w:r>
-    </w:p>
-    <w:p>
-      <w:pPr>
-        <w:rPr>
-          <w:rFonts w:ascii="Consolas" w:hAnsi="Consolas" w:cs="Consolas"/>
-          <w:sz w:val="17"/>
-          <w:szCs w:val="17"/>
-        </w:rPr>
-      </w:pPr>
-      <w:r>
-        <w:rPr>
-          <w:rFonts w:ascii="Consolas" w:hAnsi="Consolas" w:cs="Consolas"/>
-          <w:sz w:val="17"/>
-          <w:szCs w:val="17"/>
-        </w:rPr>
-        <w:t xml:space="preserve">    }</w:t>
-      </w:r>
-    </w:p>
-    <w:p>
-      <w:pPr>
-        <w:rPr>
-          <w:rFonts w:ascii="Consolas" w:hAnsi="Consolas" w:cs="Consolas"/>
-          <w:sz w:val="17"/>
-          <w:szCs w:val="17"/>
-        </w:rPr>
-      </w:pPr>
-    </w:p>
-    <w:p>
-      <w:pPr>
-        <w:rPr>
-          <w:rFonts w:ascii="Consolas" w:hAnsi="Consolas" w:cs="Consolas"/>
-          <w:sz w:val="17"/>
-          <w:szCs w:val="17"/>
-        </w:rPr>
-      </w:pPr>
-    </w:p>
-    <w:p>
-      <w:pPr>
-        <w:rPr>
-          <w:rFonts w:ascii="Consolas" w:hAnsi="Consolas" w:cs="Consolas"/>
-          <w:sz w:val="17"/>
-          <w:szCs w:val="17"/>
-        </w:rPr>
-      </w:pPr>
-      <w:r>
-        <w:rPr>
-          <w:rFonts w:ascii="Consolas" w:hAnsi="Consolas" w:cs="Consolas"/>
-          <w:sz w:val="17"/>
-          <w:szCs w:val="17"/>
-        </w:rPr>
-        <w:t>_rng_s = np.random.default_rng(0)</w:t>
-      </w:r>
-    </w:p>
-    <w:p>
-      <w:pPr>
-        <w:rPr>
-          <w:rFonts w:ascii="Consolas" w:hAnsi="Consolas" w:cs="Consolas"/>
-          <w:sz w:val="17"/>
-          <w:szCs w:val="17"/>
-        </w:rPr>
-      </w:pPr>
-      <w:r>
-        <w:rPr>
-          <w:rFonts w:ascii="Consolas" w:hAnsi="Consolas" w:cs="Consolas"/>
-          <w:sz w:val="17"/>
-          <w:szCs w:val="17"/>
-        </w:rPr>
         <w:t>_xb, _ = get_batch(train_ids, min(BATCH_SIZE, 4), BLOCK_SIZE, _rng_s)</w:t>
       </w:r>
     </w:p>
@@ -1674,7 +1739,6 @@
           <w:sz w:val="17"/>
           <w:szCs w:val="17"/>
         </w:rPr>
-        <w:lastRenderedPageBreak/>
         <w:t>print(f'omega*dt over {_rep["n_samples"]:,} (layer, token, dim) samples '</w:t>
       </w:r>
     </w:p>
@@ -2780,6 +2844,7 @@
           <w:sz w:val="17"/>
           <w:szCs w:val="17"/>
         </w:rPr>
+        <w:lastRenderedPageBreak/>
         <w:t xml:space="preserve">    norm, not a quantity already mixed with the bump weight or the</w:t>
       </w:r>
     </w:p>
@@ -2835,7 +2900,6 @@
           <w:sz w:val="17"/>
           <w:szCs w:val="17"/>
         </w:rPr>
-        <w:lastRenderedPageBreak/>
         <w:t xml:space="preserve">    </w:t>
       </w:r>
       <w:r>
@@ -3958,7 +4022,6 @@
           <w:sz w:val="17"/>
           <w:szCs w:val="17"/>
         </w:rPr>
-        <w:lastRenderedPageBreak/>
         <w:t>_rep_slr = sigma_lr_report(model, torch.from_numpy(_xb_slr).to(DEVICE))</w:t>
       </w:r>
     </w:p>
